--- a/docs/Journey-Usuario-Uber-Truck.docx
+++ b/docs/Journey-Usuario-Uber-Truck.docx
@@ -51,17 +51,27 @@
       </w:r>
       <w:r>
         <w:rPr/>
-        <w:t xml:space="preserve"> 2.3 · mayo 2026 · Canal MVP: </w:t>
+        <w:t xml:space="preserve"> 2.9 · 25 may 2026 · Software app </w:t>
       </w:r>
       <w:r>
         <w:rPr>
           <w:b/>
         </w:rPr>
-        <w:t xml:space="preserve">solo la app</w:t>
-      </w:r>
-      <w:r>
-        <w:rPr/>
-        <w:t xml:space="preserve"> (web / PWA)</w:t>
+        <w:t xml:space="preserve">0.0.105</w:t>
+      </w:r>
+      <w:r>
+        <w:rPr/>
+        <w:t xml:space="preserve"> · Canal: </w:t>
+      </w:r>
+      <w:r>
+        <w:rPr>
+          <w:b/>
+        </w:rPr>
+        <w:t xml:space="preserve">app Cubik</w:t>
+      </w:r>
+      <w:r>
+        <w:rPr/>
+        <w:t xml:space="preserve"> (web PWA + APK Android)</w:t>
       </w:r>
     </w:p>
     <w:p>
@@ -97,6 +107,18 @@
           <w:rPr>
             <w:rStyle w:val="Hyperlink"/>
           </w:rPr>
+          <w:t xml:space="preserve">Link testers /probar</w:t>
+        </w:r>
+      </w:hyperlink>
+      <w:r>
+        <w:rPr/>
+        <w:t xml:space="preserve"> · </w:t>
+      </w:r>
+      <w:hyperlink r:id="rId9">
+        <w:r>
+          <w:rPr>
+            <w:rStyle w:val="Hyperlink"/>
+          </w:rPr>
           <w:t xml:space="preserve">Memoria técnica</w:t>
         </w:r>
       </w:hyperlink>
@@ -104,7 +126,7 @@
         <w:rPr/>
         <w:t xml:space="preserve"> · </w:t>
       </w:r>
-      <w:hyperlink r:id="rId9">
+      <w:hyperlink r:id="rId10">
         <w:r>
           <w:rPr>
             <w:rStyle w:val="Hyperlink"/>
@@ -120,6 +142,410 @@
       </w:pPr>
       <w:r>
         <w:rPr/>
+        <w:t xml:space="preserve">0. Cómo entrar a la app (jun 2026)</w:t>
+      </w:r>
+    </w:p>
+    <w:tbl>
+      <w:tblPr>
+        <w:tblBorders>
+          <w:top w:val="single" w:sz="2" w:space="0" w:color="000000"/>
+          <w:bottom w:val="single" w:sz="2" w:space="0" w:color="000000"/>
+          <w:left w:val="single" w:sz="2" w:space="0" w:color="000000"/>
+          <w:right w:val="single" w:sz="2" w:space="0" w:color="000000"/>
+        </w:tblBorders>
+        <w:tblCellSpacing w:w="0" w:type="dxa"/>
+        <w:tblCellMar>
+          <w:top w:type="dxa" w:w="80"/>
+          <w:bottom w:type="dxa" w:w="80"/>
+          <w:left w:type="dxa" w:w="160"/>
+          <w:right w:type="dxa" w:w="160"/>
+        </w:tblCellMar>
+        <w:jc w:val="center"/>
+      </w:tblPr>
+      <w:tblGrid>
+        <w:gridCol w:w="2880"/>
+        <w:gridCol w:w="2880"/>
+        <w:gridCol w:w="2880"/>
+      </w:tblGrid>
+      <w:tr>
+        <w:trPr/>
+        <w:tc>
+          <w:tcPr>
+            <w:tcBorders>
+              <w:top w:val="single" w:sz="1" w:space="0" w:color="000000"/>
+              <w:bottom w:val="single" w:sz="1" w:space="0" w:color="000000"/>
+              <w:left w:val="single" w:sz="1" w:space="0" w:color="000000"/>
+              <w:right w:val="single" w:sz="1" w:space="0" w:color="000000"/>
+            </w:tcBorders>
+          </w:tcPr>
+          <w:p>
+            <w:pPr>
+              <w:spacing w:lineRule="auto"/>
+            </w:pPr>
+            <w:r>
+              <w:rPr/>
+              <w:t xml:space="preserve">Dispositivo</w:t>
+            </w:r>
+          </w:p>
+        </w:tc>
+        <w:tc>
+          <w:tcPr>
+            <w:tcBorders>
+              <w:top w:val="single" w:sz="1" w:space="0" w:color="000000"/>
+              <w:bottom w:val="single" w:sz="1" w:space="0" w:color="000000"/>
+              <w:left w:val="single" w:sz="1" w:space="0" w:color="000000"/>
+              <w:right w:val="single" w:sz="1" w:space="0" w:color="000000"/>
+            </w:tcBorders>
+          </w:tcPr>
+          <w:p>
+            <w:pPr>
+              <w:spacing w:lineRule="auto"/>
+            </w:pPr>
+            <w:r>
+              <w:rPr/>
+              <w:t xml:space="preserve">Cómo acceder</w:t>
+            </w:r>
+          </w:p>
+        </w:tc>
+        <w:tc>
+          <w:tcPr>
+            <w:tcBorders>
+              <w:top w:val="single" w:sz="1" w:space="0" w:color="000000"/>
+              <w:bottom w:val="single" w:sz="1" w:space="0" w:color="000000"/>
+              <w:left w:val="single" w:sz="1" w:space="0" w:color="000000"/>
+              <w:right w:val="single" w:sz="1" w:space="0" w:color="000000"/>
+            </w:tcBorders>
+          </w:tcPr>
+          <w:p>
+            <w:pPr>
+              <w:spacing w:lineRule="auto"/>
+            </w:pPr>
+            <w:r>
+              <w:rPr/>
+              <w:t xml:space="preserve">Link / archivo</w:t>
+            </w:r>
+          </w:p>
+        </w:tc>
+      </w:tr>
+      <w:tr>
+        <w:trPr/>
+        <w:tc>
+          <w:tcPr>
+            <w:tcBorders>
+              <w:top w:val="single" w:sz="1" w:space="0" w:color="000000"/>
+              <w:bottom w:val="single" w:sz="1" w:space="0" w:color="000000"/>
+              <w:left w:val="single" w:sz="1" w:space="0" w:color="000000"/>
+              <w:right w:val="single" w:sz="1" w:space="0" w:color="000000"/>
+            </w:tcBorders>
+          </w:tcPr>
+          <w:p>
+            <w:pPr>
+              <w:spacing w:lineRule="auto"/>
+            </w:pPr>
+            <w:r>
+              <w:rPr>
+                <w:b/>
+              </w:rPr>
+              <w:t xml:space="preserve">Android</w:t>
+            </w:r>
+          </w:p>
+        </w:tc>
+        <w:tc>
+          <w:tcPr>
+            <w:tcBorders>
+              <w:top w:val="single" w:sz="1" w:space="0" w:color="000000"/>
+              <w:bottom w:val="single" w:sz="1" w:space="0" w:color="000000"/>
+              <w:left w:val="single" w:sz="1" w:space="0" w:color="000000"/>
+              <w:right w:val="single" w:sz="1" w:space="0" w:color="000000"/>
+            </w:tcBorders>
+          </w:tcPr>
+          <w:p>
+            <w:pPr>
+              <w:spacing w:lineRule="auto"/>
+            </w:pPr>
+            <w:r>
+              <w:rPr/>
+              <w:t xml:space="preserve">APK instalado o PWA desde navegador</w:t>
+            </w:r>
+          </w:p>
+        </w:tc>
+        <w:tc>
+          <w:tcPr>
+            <w:tcBorders>
+              <w:top w:val="single" w:sz="1" w:space="0" w:color="000000"/>
+              <w:bottom w:val="single" w:sz="1" w:space="0" w:color="000000"/>
+              <w:left w:val="single" w:sz="1" w:space="0" w:color="000000"/>
+              <w:right w:val="single" w:sz="1" w:space="0" w:color="000000"/>
+            </w:tcBorders>
+          </w:tcPr>
+          <w:p>
+            <w:pPr>
+              <w:spacing w:lineRule="auto"/>
+            </w:pPr>
+            <w:r>
+              <w:rPr>
+                <w:highlight w:val="lightGray"/>
+              </w:rPr>
+              <w:t xml:space="preserve">%USERPROFILE%\Downloads\cubik-android.apk</w:t>
+            </w:r>
+          </w:p>
+          <w:p>
+            <w:pPr>
+              <w:spacing w:lineRule="auto"/>
+            </w:pPr>
+            <w:r>
+              <w:rPr/>
+              <w:t xml:space="preserve"> o </w:t>
+            </w:r>
+          </w:p>
+          <w:p>
+            <w:pPr>
+              <w:spacing w:lineRule="auto"/>
+            </w:pPr>
+            <w:hyperlink r:id="rId11">
+              <w:r>
+                <w:rPr>
+                  <w:rStyle w:val="Hyperlink"/>
+                </w:rPr>
+                <w:t xml:space="preserve">/probar</w:t>
+              </w:r>
+            </w:hyperlink>
+          </w:p>
+        </w:tc>
+      </w:tr>
+      <w:tr>
+        <w:trPr/>
+        <w:tc>
+          <w:tcPr>
+            <w:tcBorders>
+              <w:top w:val="single" w:sz="1" w:space="0" w:color="000000"/>
+              <w:bottom w:val="single" w:sz="1" w:space="0" w:color="000000"/>
+              <w:left w:val="single" w:sz="1" w:space="0" w:color="000000"/>
+              <w:right w:val="single" w:sz="1" w:space="0" w:color="000000"/>
+            </w:tcBorders>
+          </w:tcPr>
+          <w:p>
+            <w:pPr>
+              <w:spacing w:lineRule="auto"/>
+            </w:pPr>
+            <w:r>
+              <w:rPr>
+                <w:b/>
+              </w:rPr>
+              <w:t xml:space="preserve">iPhone</w:t>
+            </w:r>
+          </w:p>
+        </w:tc>
+        <w:tc>
+          <w:tcPr>
+            <w:tcBorders>
+              <w:top w:val="single" w:sz="1" w:space="0" w:color="000000"/>
+              <w:bottom w:val="single" w:sz="1" w:space="0" w:color="000000"/>
+              <w:left w:val="single" w:sz="1" w:space="0" w:color="000000"/>
+              <w:right w:val="single" w:sz="1" w:space="0" w:color="000000"/>
+            </w:tcBorders>
+          </w:tcPr>
+          <w:p>
+            <w:pPr>
+              <w:spacing w:lineRule="auto"/>
+            </w:pPr>
+            <w:r>
+              <w:rPr/>
+              <w:t xml:space="preserve">Safari → Abrir Cubik → Añadir a inicio</w:t>
+            </w:r>
+          </w:p>
+        </w:tc>
+        <w:tc>
+          <w:tcPr>
+            <w:tcBorders>
+              <w:top w:val="single" w:sz="1" w:space="0" w:color="000000"/>
+              <w:bottom w:val="single" w:sz="1" w:space="0" w:color="000000"/>
+              <w:left w:val="single" w:sz="1" w:space="0" w:color="000000"/>
+              <w:right w:val="single" w:sz="1" w:space="0" w:color="000000"/>
+            </w:tcBorders>
+          </w:tcPr>
+          <w:p>
+            <w:pPr>
+              <w:spacing w:lineRule="auto"/>
+            </w:pPr>
+            <w:hyperlink r:id="rId12">
+              <w:r>
+                <w:rPr>
+                  <w:rStyle w:val="Hyperlink"/>
+                </w:rPr>
+                <w:t xml:space="preserve">https://uber-truck-production.up.railway.app/probar</w:t>
+              </w:r>
+            </w:hyperlink>
+          </w:p>
+        </w:tc>
+      </w:tr>
+      <w:tr>
+        <w:trPr/>
+        <w:tc>
+          <w:tcPr>
+            <w:tcBorders>
+              <w:top w:val="single" w:sz="1" w:space="0" w:color="000000"/>
+              <w:bottom w:val="single" w:sz="1" w:space="0" w:color="000000"/>
+              <w:left w:val="single" w:sz="1" w:space="0" w:color="000000"/>
+              <w:right w:val="single" w:sz="1" w:space="0" w:color="000000"/>
+            </w:tcBorders>
+          </w:tcPr>
+          <w:p>
+            <w:pPr>
+              <w:spacing w:lineRule="auto"/>
+            </w:pPr>
+            <w:r>
+              <w:rPr>
+                <w:b/>
+              </w:rPr>
+              <w:t xml:space="preserve">PC / emulador</w:t>
+            </w:r>
+          </w:p>
+        </w:tc>
+        <w:tc>
+          <w:tcPr>
+            <w:tcBorders>
+              <w:top w:val="single" w:sz="1" w:space="0" w:color="000000"/>
+              <w:bottom w:val="single" w:sz="1" w:space="0" w:color="000000"/>
+              <w:left w:val="single" w:sz="1" w:space="0" w:color="000000"/>
+              <w:right w:val="single" w:sz="1" w:space="0" w:color="000000"/>
+            </w:tcBorders>
+          </w:tcPr>
+          <w:p>
+            <w:pPr>
+              <w:spacing w:lineRule="auto"/>
+            </w:pPr>
+            <w:r>
+              <w:rPr/>
+              <w:t xml:space="preserve">Modo app en navegador</w:t>
+            </w:r>
+          </w:p>
+        </w:tc>
+        <w:tc>
+          <w:tcPr>
+            <w:tcBorders>
+              <w:top w:val="single" w:sz="1" w:space="0" w:color="000000"/>
+              <w:bottom w:val="single" w:sz="1" w:space="0" w:color="000000"/>
+              <w:left w:val="single" w:sz="1" w:space="0" w:color="000000"/>
+              <w:right w:val="single" w:sz="1" w:space="0" w:color="000000"/>
+            </w:tcBorders>
+          </w:tcPr>
+          <w:p>
+            <w:pPr>
+              <w:spacing w:lineRule="auto"/>
+            </w:pPr>
+            <w:hyperlink r:id="rId13">
+              <w:r>
+                <w:rPr>
+                  <w:rStyle w:val="Hyperlink"/>
+                </w:rPr>
+                <w:t xml:space="preserve">/?app=1</w:t>
+              </w:r>
+            </w:hyperlink>
+          </w:p>
+        </w:tc>
+      </w:tr>
+      <w:tr>
+        <w:trPr/>
+        <w:tc>
+          <w:tcPr>
+            <w:tcBorders>
+              <w:top w:val="single" w:sz="1" w:space="0" w:color="000000"/>
+              <w:bottom w:val="single" w:sz="1" w:space="0" w:color="000000"/>
+              <w:left w:val="single" w:sz="1" w:space="0" w:color="000000"/>
+              <w:right w:val="single" w:sz="1" w:space="0" w:color="000000"/>
+            </w:tcBorders>
+          </w:tcPr>
+          <w:p>
+            <w:pPr>
+              <w:spacing w:lineRule="auto"/>
+            </w:pPr>
+            <w:r>
+              <w:rPr>
+                <w:b/>
+              </w:rPr>
+              <w:t xml:space="preserve">Dos roles</w:t>
+            </w:r>
+          </w:p>
+        </w:tc>
+        <w:tc>
+          <w:tcPr>
+            <w:tcBorders>
+              <w:top w:val="single" w:sz="1" w:space="0" w:color="000000"/>
+              <w:bottom w:val="single" w:sz="1" w:space="0" w:color="000000"/>
+              <w:left w:val="single" w:sz="1" w:space="0" w:color="000000"/>
+              <w:right w:val="single" w:sz="1" w:space="0" w:color="000000"/>
+            </w:tcBorders>
+          </w:tcPr>
+          <w:p>
+            <w:pPr>
+              <w:spacing w:lineRule="auto"/>
+            </w:pPr>
+            <w:r>
+              <w:rPr/>
+              <w:t xml:space="preserve">Dos cuentas (emails distintos) o dos emuladores API 37</w:t>
+            </w:r>
+          </w:p>
+        </w:tc>
+        <w:tc>
+          <w:tcPr>
+            <w:tcBorders>
+              <w:top w:val="single" w:sz="1" w:space="0" w:color="000000"/>
+              <w:bottom w:val="single" w:sz="1" w:space="0" w:color="000000"/>
+              <w:left w:val="single" w:sz="1" w:space="0" w:color="000000"/>
+              <w:right w:val="single" w:sz="1" w:space="0" w:color="000000"/>
+            </w:tcBorders>
+          </w:tcPr>
+          <w:p>
+            <w:pPr>
+              <w:spacing w:lineRule="auto"/>
+            </w:pPr>
+            <w:r>
+              <w:rPr/>
+              <w:t xml:space="preserve">Embarcador + transportista en paralelo</w:t>
+            </w:r>
+          </w:p>
+        </w:tc>
+      </w:tr>
+    </w:tbl>
+    <w:p>
+      <w:pPr>
+        <w:spacing w:lineRule="auto"/>
+      </w:pPr>
+      <w:r>
+        <w:rPr/>
+      </w:r>
+    </w:p>
+    <w:p>
+      <w:pPr>
+        <w:spacing w:lineRule="auto"/>
+      </w:pPr>
+      <w:r>
+        <w:rPr>
+          <w:b/>
+        </w:rPr>
+        <w:t xml:space="preserve">Nombre tienda (futuro):</w:t>
+      </w:r>
+      <w:r>
+        <w:rPr/>
+        <w:t xml:space="preserve"> Cubik Envíos Chile · package Android </w:t>
+      </w:r>
+      <w:r>
+        <w:rPr/>
+        <w:t xml:space="preserve">cl.cubik.logistics</w:t>
+      </w:r>
+      <w:r>
+        <w:rPr/>
+        <w:t xml:space="preserve">.</w:t>
+      </w:r>
+    </w:p>
+    <w:p>
+      <w:pPr>
+        <w:pStyle w:val="Heading2"/>
+        <w:spacing w:lineRule="auto"/>
+      </w:pPr>
+      <w:r>
+        <w:rPr/>
         <w:t xml:space="preserve">1. Propósito</w:t>
       </w:r>
     </w:p>
@@ -176,7 +602,7 @@
         <w:rPr/>
         <w:t xml:space="preserve"> (RM ↔ Valparaíso / San Antonio). Ver </w:t>
       </w:r>
-      <w:hyperlink r:id="rId10">
+      <w:hyperlink r:id="rId14">
         <w:r>
           <w:rPr>
             <w:rStyle w:val="Hyperlink"/>
@@ -672,7 +1098,29 @@
             </w:pPr>
             <w:r>
               <w:rPr/>
-              <w:t xml:space="preserve">Link a la web</w:t>
+              <w:t xml:space="preserve">Link </w:t>
+            </w:r>
+          </w:p>
+          <w:p>
+            <w:pPr>
+              <w:spacing w:lineRule="auto"/>
+            </w:pPr>
+            <w:hyperlink r:id="rId15">
+              <w:r>
+                <w:rPr>
+                  <w:rStyle w:val="Hyperlink"/>
+                </w:rPr>
+                <w:t xml:space="preserve">/probar</w:t>
+              </w:r>
+            </w:hyperlink>
+          </w:p>
+          <w:p>
+            <w:pPr>
+              <w:spacing w:lineRule="auto"/>
+            </w:pPr>
+            <w:r>
+              <w:rPr/>
+              <w:t xml:space="preserve"> o APK</w:t>
             </w:r>
           </w:p>
         </w:tc>
@@ -710,7 +1158,7 @@
             </w:pPr>
             <w:r>
               <w:rPr/>
-              <w:t xml:space="preserve">Abre la app</w:t>
+              <w:t xml:space="preserve">Abre Cubik</w:t>
             </w:r>
           </w:p>
         </w:tc>
@@ -751,7 +1199,27 @@
             </w:pPr>
             <w:r>
               <w:rPr/>
-              <w:t xml:space="preserve">Login, rol transportista, empresa</w:t>
+              <w:t xml:space="preserve">Email + contraseña, rol transportista, empresa (</w:t>
+            </w:r>
+          </w:p>
+          <w:p>
+            <w:pPr>
+              <w:spacing w:lineRule="auto"/>
+            </w:pPr>
+            <w:r>
+              <w:rPr>
+                <w:b/>
+              </w:rPr>
+              <w:t xml:space="preserve">Gmail/Apple: pendiente</w:t>
+            </w:r>
+          </w:p>
+          <w:p>
+            <w:pPr>
+              <w:spacing w:lineRule="auto"/>
+            </w:pPr>
+            <w:r>
+              <w:rPr/>
+              <w:t xml:space="preserve">)</w:t>
             </w:r>
           </w:p>
         </w:tc>
@@ -808,7 +1276,7 @@
             </w:pPr>
             <w:r>
               <w:rPr/>
-              <w:t xml:space="preserve">Cuenta activa</w:t>
+              <w:t xml:space="preserve">Cuenta activa (KYC si piloto curado)</w:t>
             </w:r>
           </w:p>
         </w:tc>
@@ -849,7 +1317,7 @@
             </w:pPr>
             <w:r>
               <w:rPr/>
-              <w:t xml:space="preserve">Origen, destino, m³, tipo carga, ventana</w:t>
+              <w:t xml:space="preserve">Origen, destino, pallets/m³, tipo camión, ventana (paridad con publicar carga)</w:t>
             </w:r>
           </w:p>
         </w:tc>
@@ -1085,7 +1553,27 @@
             </w:pPr>
             <w:r>
               <w:rPr/>
-              <w:t xml:space="preserve"> → match confirmado</w:t>
+              <w:t xml:space="preserve"> → match confirmado; pantalla </w:t>
+            </w:r>
+          </w:p>
+          <w:p>
+            <w:pPr>
+              <w:spacing w:lineRule="auto"/>
+            </w:pPr>
+            <w:r>
+              <w:rPr>
+                <w:b/>
+              </w:rPr>
+              <w:t xml:space="preserve">Terminar y confirmar</w:t>
+            </w:r>
+          </w:p>
+          <w:p>
+            <w:pPr>
+              <w:spacing w:lineRule="auto"/>
+            </w:pPr>
+            <w:r>
+              <w:rPr/>
+              <w:t xml:space="preserve"> (ve solo comisión 5%)</w:t>
             </w:r>
           </w:p>
         </w:tc>
@@ -1123,7 +1611,7 @@
             </w:pPr>
             <w:r>
               <w:rPr/>
-              <w:t xml:space="preserve">«¿Cierra el trato?»</w:t>
+              <w:t xml:space="preserve">«¿Cuánto recibo neto?»</w:t>
             </w:r>
           </w:p>
         </w:tc>
@@ -1164,83 +1652,94 @@
             </w:pPr>
             <w:r>
               <w:rPr/>
-              <w:t xml:space="preserve">6. Viaje activo</w:t>
-            </w:r>
-          </w:p>
-        </w:tc>
-        <w:tc>
-          <w:tcPr>
-            <w:tcBorders>
-              <w:top w:val="single" w:sz="1" w:space="0" w:color="000000"/>
-              <w:bottom w:val="single" w:sz="1" w:space="0" w:color="000000"/>
-              <w:left w:val="single" w:sz="1" w:space="0" w:color="000000"/>
-              <w:right w:val="single" w:sz="1" w:space="0" w:color="000000"/>
-            </w:tcBorders>
-          </w:tcPr>
-          <w:p>
-            <w:pPr>
-              <w:spacing w:lineRule="auto"/>
-            </w:pPr>
-            <w:r>
-              <w:rPr/>
-              <w:t xml:space="preserve">Estados: aceptado → en ejecución; ve valor ref. mercadería declarado por embarcador</w:t>
-            </w:r>
-          </w:p>
-        </w:tc>
-        <w:tc>
-          <w:tcPr>
-            <w:tcBorders>
-              <w:top w:val="single" w:sz="1" w:space="0" w:color="000000"/>
-              <w:bottom w:val="single" w:sz="1" w:space="0" w:color="000000"/>
-              <w:left w:val="single" w:sz="1" w:space="0" w:color="000000"/>
-              <w:right w:val="single" w:sz="1" w:space="0" w:color="000000"/>
-            </w:tcBorders>
-          </w:tcPr>
-          <w:p>
-            <w:pPr>
-              <w:spacing w:lineRule="auto"/>
-            </w:pPr>
-            <w:r>
-              <w:rPr/>
-              <w:t xml:space="preserve">Emparejamientos activos</w:t>
-            </w:r>
-          </w:p>
-        </w:tc>
-        <w:tc>
-          <w:tcPr>
-            <w:tcBorders>
-              <w:top w:val="single" w:sz="1" w:space="0" w:color="000000"/>
-              <w:bottom w:val="single" w:sz="1" w:space="0" w:color="000000"/>
-              <w:left w:val="single" w:sz="1" w:space="0" w:color="000000"/>
-              <w:right w:val="single" w:sz="1" w:space="0" w:color="000000"/>
-            </w:tcBorders>
-          </w:tcPr>
-          <w:p>
-            <w:pPr>
-              <w:spacing w:lineRule="auto"/>
-            </w:pPr>
-            <w:r>
-              <w:rPr/>
-              <w:t xml:space="preserve">Espera en planta</w:t>
-            </w:r>
-          </w:p>
-        </w:tc>
-        <w:tc>
-          <w:tcPr>
-            <w:tcBorders>
-              <w:top w:val="single" w:sz="1" w:space="0" w:color="000000"/>
-              <w:bottom w:val="single" w:sz="1" w:space="0" w:color="000000"/>
-              <w:left w:val="single" w:sz="1" w:space="0" w:color="000000"/>
-              <w:right w:val="single" w:sz="1" w:space="0" w:color="000000"/>
-            </w:tcBorders>
-          </w:tcPr>
-          <w:p>
-            <w:pPr>
-              <w:spacing w:lineRule="auto"/>
-            </w:pPr>
-            <w:r>
-              <w:rPr/>
-              <w:t xml:space="preserve">Estado actualizado</w:t>
+              <w:t xml:space="preserve">5b. En ruta</w:t>
+            </w:r>
+          </w:p>
+        </w:tc>
+        <w:tc>
+          <w:tcPr>
+            <w:tcBorders>
+              <w:top w:val="single" w:sz="1" w:space="0" w:color="000000"/>
+              <w:bottom w:val="single" w:sz="1" w:space="0" w:color="000000"/>
+              <w:left w:val="single" w:sz="1" w:space="0" w:color="000000"/>
+              <w:right w:val="single" w:sz="1" w:space="0" w:color="000000"/>
+            </w:tcBorders>
+          </w:tcPr>
+          <w:p>
+            <w:pPr>
+              <w:spacing w:lineRule="auto"/>
+            </w:pPr>
+            <w:r>
+              <w:rPr>
+                <w:b/>
+              </w:rPr>
+              <w:t xml:space="preserve">Marcar en ruta</w:t>
+            </w:r>
+          </w:p>
+          <w:p>
+            <w:pPr>
+              <w:spacing w:lineRule="auto"/>
+            </w:pPr>
+            <w:r>
+              <w:rPr/>
+              <w:t xml:space="preserve"> — verifica saldo embarcador; retiene flete (próx. semana Cubik Saldo)</w:t>
+            </w:r>
+          </w:p>
+        </w:tc>
+        <w:tc>
+          <w:tcPr>
+            <w:tcBorders>
+              <w:top w:val="single" w:sz="1" w:space="0" w:color="000000"/>
+              <w:bottom w:val="single" w:sz="1" w:space="0" w:color="000000"/>
+              <w:left w:val="single" w:sz="1" w:space="0" w:color="000000"/>
+              <w:right w:val="single" w:sz="1" w:space="0" w:color="000000"/>
+            </w:tcBorders>
+          </w:tcPr>
+          <w:p>
+            <w:pPr>
+              <w:spacing w:lineRule="auto"/>
+            </w:pPr>
+            <w:r>
+              <w:rPr/>
+              <w:t xml:space="preserve">Emparejar → En ruta</w:t>
+            </w:r>
+          </w:p>
+        </w:tc>
+        <w:tc>
+          <w:tcPr>
+            <w:tcBorders>
+              <w:top w:val="single" w:sz="1" w:space="0" w:color="000000"/>
+              <w:bottom w:val="single" w:sz="1" w:space="0" w:color="000000"/>
+              <w:left w:val="single" w:sz="1" w:space="0" w:color="000000"/>
+              <w:right w:val="single" w:sz="1" w:space="0" w:color="000000"/>
+            </w:tcBorders>
+          </w:tcPr>
+          <w:p>
+            <w:pPr>
+              <w:spacing w:lineRule="auto"/>
+            </w:pPr>
+            <w:r>
+              <w:rPr/>
+              <w:t xml:space="preserve">«¿Ya pagaron?»</w:t>
+            </w:r>
+          </w:p>
+        </w:tc>
+        <w:tc>
+          <w:tcPr>
+            <w:tcBorders>
+              <w:top w:val="single" w:sz="1" w:space="0" w:color="000000"/>
+              <w:bottom w:val="single" w:sz="1" w:space="0" w:color="000000"/>
+              <w:left w:val="single" w:sz="1" w:space="0" w:color="000000"/>
+              <w:right w:val="single" w:sz="1" w:space="0" w:color="000000"/>
+            </w:tcBorders>
+          </w:tcPr>
+          <w:p>
+            <w:pPr>
+              <w:spacing w:lineRule="auto"/>
+            </w:pPr>
+            <w:r>
+              <w:rPr/>
+              <w:t xml:space="preserve">GPS + mapa activo</w:t>
             </w:r>
           </w:p>
         </w:tc>
@@ -1262,83 +1761,94 @@
             </w:pPr>
             <w:r>
               <w:rPr/>
-              <w:t xml:space="preserve">6b. Incidente (si aplica)</w:t>
-            </w:r>
-          </w:p>
-        </w:tc>
-        <w:tc>
-          <w:tcPr>
-            <w:tcBorders>
-              <w:top w:val="single" w:sz="1" w:space="0" w:color="000000"/>
-              <w:bottom w:val="single" w:sz="1" w:space="0" w:color="000000"/>
-              <w:left w:val="single" w:sz="1" w:space="0" w:color="000000"/>
-              <w:right w:val="single" w:sz="1" w:space="0" w:color="000000"/>
-            </w:tcBorders>
-          </w:tcPr>
-          <w:p>
-            <w:pPr>
-              <w:spacing w:lineRule="auto"/>
-            </w:pPr>
-            <w:r>
-              <w:rPr/>
-              <w:t xml:space="preserve">Reportar robo, daño, faltante, atraso</w:t>
-            </w:r>
-          </w:p>
-        </w:tc>
-        <w:tc>
-          <w:tcPr>
-            <w:tcBorders>
-              <w:top w:val="single" w:sz="1" w:space="0" w:color="000000"/>
-              <w:bottom w:val="single" w:sz="1" w:space="0" w:color="000000"/>
-              <w:left w:val="single" w:sz="1" w:space="0" w:color="000000"/>
-              <w:right w:val="single" w:sz="1" w:space="0" w:color="000000"/>
-            </w:tcBorders>
-          </w:tcPr>
-          <w:p>
-            <w:pPr>
-              <w:spacing w:lineRule="auto"/>
-            </w:pPr>
-            <w:r>
-              <w:rPr/>
-              <w:t xml:space="preserve">«Reportar incidente»</w:t>
-            </w:r>
-          </w:p>
-        </w:tc>
-        <w:tc>
-          <w:tcPr>
-            <w:tcBorders>
-              <w:top w:val="single" w:sz="1" w:space="0" w:color="000000"/>
-              <w:bottom w:val="single" w:sz="1" w:space="0" w:color="000000"/>
-              <w:left w:val="single" w:sz="1" w:space="0" w:color="000000"/>
-              <w:right w:val="single" w:sz="1" w:space="0" w:color="000000"/>
-            </w:tcBorders>
-          </w:tcPr>
-          <w:p>
-            <w:pPr>
-              <w:spacing w:lineRule="auto"/>
-            </w:pPr>
-            <w:r>
-              <w:rPr/>
-              <w:t xml:space="preserve">«¿Quién responde?»</w:t>
-            </w:r>
-          </w:p>
-        </w:tc>
-        <w:tc>
-          <w:tcPr>
-            <w:tcBorders>
-              <w:top w:val="single" w:sz="1" w:space="0" w:color="000000"/>
-              <w:bottom w:val="single" w:sz="1" w:space="0" w:color="000000"/>
-              <w:left w:val="single" w:sz="1" w:space="0" w:color="000000"/>
-              <w:right w:val="single" w:sz="1" w:space="0" w:color="000000"/>
-            </w:tcBorders>
-          </w:tcPr>
-          <w:p>
-            <w:pPr>
-              <w:spacing w:lineRule="auto"/>
-            </w:pPr>
-            <w:r>
-              <w:rPr/>
-              <w:t xml:space="preserve">Registro en plataforma</w:t>
+              <w:t xml:space="preserve">6. Viaje activo</w:t>
+            </w:r>
+          </w:p>
+        </w:tc>
+        <w:tc>
+          <w:tcPr>
+            <w:tcBorders>
+              <w:top w:val="single" w:sz="1" w:space="0" w:color="000000"/>
+              <w:bottom w:val="single" w:sz="1" w:space="0" w:color="000000"/>
+              <w:left w:val="single" w:sz="1" w:space="0" w:color="000000"/>
+              <w:right w:val="single" w:sz="1" w:space="0" w:color="000000"/>
+            </w:tcBorders>
+          </w:tcPr>
+          <w:p>
+            <w:pPr>
+              <w:spacing w:lineRule="auto"/>
+            </w:pPr>
+            <w:r>
+              <w:rPr/>
+              <w:t xml:space="preserve">Estados: aceptado → en ejecución; chat libre en ruta; contraparte visible; Navegar Maps/Waze</w:t>
+            </w:r>
+          </w:p>
+        </w:tc>
+        <w:tc>
+          <w:tcPr>
+            <w:tcBorders>
+              <w:top w:val="single" w:sz="1" w:space="0" w:color="000000"/>
+              <w:bottom w:val="single" w:sz="1" w:space="0" w:color="000000"/>
+              <w:left w:val="single" w:sz="1" w:space="0" w:color="000000"/>
+              <w:right w:val="single" w:sz="1" w:space="0" w:color="000000"/>
+            </w:tcBorders>
+          </w:tcPr>
+          <w:p>
+            <w:pPr>
+              <w:spacing w:lineRule="auto"/>
+            </w:pPr>
+            <w:r>
+              <w:rPr>
+                <w:b/>
+              </w:rPr>
+              <w:t xml:space="preserve">Mis viajes → En curso</w:t>
+            </w:r>
+          </w:p>
+          <w:p>
+            <w:pPr>
+              <w:spacing w:lineRule="auto"/>
+            </w:pPr>
+            <w:r>
+              <w:rPr/>
+              <w:t xml:space="preserve"> o Emparejar</w:t>
+            </w:r>
+          </w:p>
+        </w:tc>
+        <w:tc>
+          <w:tcPr>
+            <w:tcBorders>
+              <w:top w:val="single" w:sz="1" w:space="0" w:color="000000"/>
+              <w:bottom w:val="single" w:sz="1" w:space="0" w:color="000000"/>
+              <w:left w:val="single" w:sz="1" w:space="0" w:color="000000"/>
+              <w:right w:val="single" w:sz="1" w:space="0" w:color="000000"/>
+            </w:tcBorders>
+          </w:tcPr>
+          <w:p>
+            <w:pPr>
+              <w:spacing w:lineRule="auto"/>
+            </w:pPr>
+            <w:r>
+              <w:rPr/>
+              <w:t xml:space="preserve">Espera en planta</w:t>
+            </w:r>
+          </w:p>
+        </w:tc>
+        <w:tc>
+          <w:tcPr>
+            <w:tcBorders>
+              <w:top w:val="single" w:sz="1" w:space="0" w:color="000000"/>
+              <w:bottom w:val="single" w:sz="1" w:space="0" w:color="000000"/>
+              <w:left w:val="single" w:sz="1" w:space="0" w:color="000000"/>
+              <w:right w:val="single" w:sz="1" w:space="0" w:color="000000"/>
+            </w:tcBorders>
+          </w:tcPr>
+          <w:p>
+            <w:pPr>
+              <w:spacing w:lineRule="auto"/>
+            </w:pPr>
+            <w:r>
+              <w:rPr/>
+              <w:t xml:space="preserve">Estado actualizado</w:t>
             </w:r>
           </w:p>
         </w:tc>
@@ -1360,83 +1870,83 @@
             </w:pPr>
             <w:r>
               <w:rPr/>
-              <w:t xml:space="preserve">7. Chat</w:t>
-            </w:r>
-          </w:p>
-        </w:tc>
-        <w:tc>
-          <w:tcPr>
-            <w:tcBorders>
-              <w:top w:val="single" w:sz="1" w:space="0" w:color="000000"/>
-              <w:bottom w:val="single" w:sz="1" w:space="0" w:color="000000"/>
-              <w:left w:val="single" w:sz="1" w:space="0" w:color="000000"/>
-              <w:right w:val="single" w:sz="1" w:space="0" w:color="000000"/>
-            </w:tcBorders>
-          </w:tcPr>
-          <w:p>
-            <w:pPr>
-              <w:spacing w:lineRule="auto"/>
-            </w:pPr>
-            <w:r>
-              <w:rPr/>
-              <w:t xml:space="preserve">Coordina retiro/entrega con embarcador</w:t>
-            </w:r>
-          </w:p>
-        </w:tc>
-        <w:tc>
-          <w:tcPr>
-            <w:tcBorders>
-              <w:top w:val="single" w:sz="1" w:space="0" w:color="000000"/>
-              <w:bottom w:val="single" w:sz="1" w:space="0" w:color="000000"/>
-              <w:left w:val="single" w:sz="1" w:space="0" w:color="000000"/>
-              <w:right w:val="single" w:sz="1" w:space="0" w:color="000000"/>
-            </w:tcBorders>
-          </w:tcPr>
-          <w:p>
-            <w:pPr>
-              <w:spacing w:lineRule="auto"/>
-            </w:pPr>
-            <w:r>
-              <w:rPr/>
-              <w:t xml:space="preserve">Chat in-app</w:t>
-            </w:r>
-          </w:p>
-        </w:tc>
-        <w:tc>
-          <w:tcPr>
-            <w:tcBorders>
-              <w:top w:val="single" w:sz="1" w:space="0" w:color="000000"/>
-              <w:bottom w:val="single" w:sz="1" w:space="0" w:color="000000"/>
-              <w:left w:val="single" w:sz="1" w:space="0" w:color="000000"/>
-              <w:right w:val="single" w:sz="1" w:space="0" w:color="000000"/>
-            </w:tcBorders>
-          </w:tcPr>
-          <w:p>
-            <w:pPr>
-              <w:spacing w:lineRule="auto"/>
-            </w:pPr>
-            <w:r>
-              <w:rPr/>
-              <w:t xml:space="preserve">«¿Me responden?»</w:t>
-            </w:r>
-          </w:p>
-        </w:tc>
-        <w:tc>
-          <w:tcPr>
-            <w:tcBorders>
-              <w:top w:val="single" w:sz="1" w:space="0" w:color="000000"/>
-              <w:bottom w:val="single" w:sz="1" w:space="0" w:color="000000"/>
-              <w:left w:val="single" w:sz="1" w:space="0" w:color="000000"/>
-              <w:right w:val="single" w:sz="1" w:space="0" w:color="000000"/>
-            </w:tcBorders>
-          </w:tcPr>
-          <w:p>
-            <w:pPr>
-              <w:spacing w:lineRule="auto"/>
-            </w:pPr>
-            <w:r>
-              <w:rPr/>
-              <w:t xml:space="preserve">Mensaje &lt; 15 min</w:t>
+              <w:t xml:space="preserve">6b. Incidente (si aplica)</w:t>
+            </w:r>
+          </w:p>
+        </w:tc>
+        <w:tc>
+          <w:tcPr>
+            <w:tcBorders>
+              <w:top w:val="single" w:sz="1" w:space="0" w:color="000000"/>
+              <w:bottom w:val="single" w:sz="1" w:space="0" w:color="000000"/>
+              <w:left w:val="single" w:sz="1" w:space="0" w:color="000000"/>
+              <w:right w:val="single" w:sz="1" w:space="0" w:color="000000"/>
+            </w:tcBorders>
+          </w:tcPr>
+          <w:p>
+            <w:pPr>
+              <w:spacing w:lineRule="auto"/>
+            </w:pPr>
+            <w:r>
+              <w:rPr/>
+              <w:t xml:space="preserve">Reportar robo, daño, faltante, atraso (drawer tipo Uber Eats)</w:t>
+            </w:r>
+          </w:p>
+        </w:tc>
+        <w:tc>
+          <w:tcPr>
+            <w:tcBorders>
+              <w:top w:val="single" w:sz="1" w:space="0" w:color="000000"/>
+              <w:bottom w:val="single" w:sz="1" w:space="0" w:color="000000"/>
+              <w:left w:val="single" w:sz="1" w:space="0" w:color="000000"/>
+              <w:right w:val="single" w:sz="1" w:space="0" w:color="000000"/>
+            </w:tcBorders>
+          </w:tcPr>
+          <w:p>
+            <w:pPr>
+              <w:spacing w:lineRule="auto"/>
+            </w:pPr>
+            <w:r>
+              <w:rPr/>
+              <w:t xml:space="preserve">«Reportar incidente»</w:t>
+            </w:r>
+          </w:p>
+        </w:tc>
+        <w:tc>
+          <w:tcPr>
+            <w:tcBorders>
+              <w:top w:val="single" w:sz="1" w:space="0" w:color="000000"/>
+              <w:bottom w:val="single" w:sz="1" w:space="0" w:color="000000"/>
+              <w:left w:val="single" w:sz="1" w:space="0" w:color="000000"/>
+              <w:right w:val="single" w:sz="1" w:space="0" w:color="000000"/>
+            </w:tcBorders>
+          </w:tcPr>
+          <w:p>
+            <w:pPr>
+              <w:spacing w:lineRule="auto"/>
+            </w:pPr>
+            <w:r>
+              <w:rPr/>
+              <w:t xml:space="preserve">«¿Quién responde?»</w:t>
+            </w:r>
+          </w:p>
+        </w:tc>
+        <w:tc>
+          <w:tcPr>
+            <w:tcBorders>
+              <w:top w:val="single" w:sz="1" w:space="0" w:color="000000"/>
+              <w:bottom w:val="single" w:sz="1" w:space="0" w:color="000000"/>
+              <w:left w:val="single" w:sz="1" w:space="0" w:color="000000"/>
+              <w:right w:val="single" w:sz="1" w:space="0" w:color="000000"/>
+            </w:tcBorders>
+          </w:tcPr>
+          <w:p>
+            <w:pPr>
+              <w:spacing w:lineRule="auto"/>
+            </w:pPr>
+            <w:r>
+              <w:rPr/>
+              <w:t xml:space="preserve">Registro en plataforma</w:t>
             </w:r>
           </w:p>
         </w:tc>
@@ -1458,83 +1968,679 @@
             </w:pPr>
             <w:r>
               <w:rPr/>
-              <w:t xml:space="preserve">8. Cierre</w:t>
-            </w:r>
-          </w:p>
-        </w:tc>
-        <w:tc>
-          <w:tcPr>
-            <w:tcBorders>
-              <w:top w:val="single" w:sz="1" w:space="0" w:color="000000"/>
-              <w:bottom w:val="single" w:sz="1" w:space="0" w:color="000000"/>
-              <w:left w:val="single" w:sz="1" w:space="0" w:color="000000"/>
-              <w:right w:val="single" w:sz="1" w:space="0" w:color="000000"/>
-            </w:tcBorders>
-          </w:tcPr>
-          <w:p>
-            <w:pPr>
-              <w:spacing w:lineRule="auto"/>
-            </w:pPr>
-            <w:r>
-              <w:rPr/>
-              <w:t xml:space="preserve">Completado; cobro acordado; calificación (fase 3)</w:t>
-            </w:r>
-          </w:p>
-        </w:tc>
-        <w:tc>
-          <w:tcPr>
-            <w:tcBorders>
-              <w:top w:val="single" w:sz="1" w:space="0" w:color="000000"/>
-              <w:bottom w:val="single" w:sz="1" w:space="0" w:color="000000"/>
-              <w:left w:val="single" w:sz="1" w:space="0" w:color="000000"/>
-              <w:right w:val="single" w:sz="1" w:space="0" w:color="000000"/>
-            </w:tcBorders>
-          </w:tcPr>
-          <w:p>
-            <w:pPr>
-              <w:spacing w:lineRule="auto"/>
-            </w:pPr>
-            <w:r>
-              <w:rPr/>
-              <w:t xml:space="preserve">Estado completado + cuenta</w:t>
-            </w:r>
-          </w:p>
-        </w:tc>
-        <w:tc>
-          <w:tcPr>
-            <w:tcBorders>
-              <w:top w:val="single" w:sz="1" w:space="0" w:color="000000"/>
-              <w:bottom w:val="single" w:sz="1" w:space="0" w:color="000000"/>
-              <w:left w:val="single" w:sz="1" w:space="0" w:color="000000"/>
-              <w:right w:val="single" w:sz="1" w:space="0" w:color="000000"/>
-            </w:tcBorders>
-          </w:tcPr>
-          <w:p>
-            <w:pPr>
-              <w:spacing w:lineRule="auto"/>
-            </w:pPr>
-            <w:r>
-              <w:rPr/>
-              <w:t xml:space="preserve">«¿Vuelvo a usar?»</w:t>
-            </w:r>
-          </w:p>
-        </w:tc>
-        <w:tc>
-          <w:tcPr>
-            <w:tcBorders>
-              <w:top w:val="single" w:sz="1" w:space="0" w:color="000000"/>
-              <w:bottom w:val="single" w:sz="1" w:space="0" w:color="000000"/>
-              <w:left w:val="single" w:sz="1" w:space="0" w:color="000000"/>
-              <w:right w:val="single" w:sz="1" w:space="0" w:color="000000"/>
-            </w:tcBorders>
-          </w:tcPr>
-          <w:p>
-            <w:pPr>
-              <w:spacing w:lineRule="auto"/>
-            </w:pPr>
-            <w:r>
-              <w:rPr/>
-              <w:t xml:space="preserve">Pago acordado · vuelve a publicar</w:t>
+              <w:t xml:space="preserve">7. Chat</w:t>
+            </w:r>
+          </w:p>
+        </w:tc>
+        <w:tc>
+          <w:tcPr>
+            <w:tcBorders>
+              <w:top w:val="single" w:sz="1" w:space="0" w:color="000000"/>
+              <w:bottom w:val="single" w:sz="1" w:space="0" w:color="000000"/>
+              <w:left w:val="single" w:sz="1" w:space="0" w:color="000000"/>
+              <w:right w:val="single" w:sz="1" w:space="0" w:color="000000"/>
+            </w:tcBorders>
+          </w:tcPr>
+          <w:p>
+            <w:pPr>
+              <w:spacing w:lineRule="auto"/>
+            </w:pPr>
+            <w:r>
+              <w:rPr/>
+              <w:t xml:space="preserve">Coordina retiro/entrega; presets en espera; texto libre en ruta; sin teléfonos (botón Llamar)</w:t>
+            </w:r>
+          </w:p>
+        </w:tc>
+        <w:tc>
+          <w:tcPr>
+            <w:tcBorders>
+              <w:top w:val="single" w:sz="1" w:space="0" w:color="000000"/>
+              <w:bottom w:val="single" w:sz="1" w:space="0" w:color="000000"/>
+              <w:left w:val="single" w:sz="1" w:space="0" w:color="000000"/>
+              <w:right w:val="single" w:sz="1" w:space="0" w:color="000000"/>
+            </w:tcBorders>
+          </w:tcPr>
+          <w:p>
+            <w:pPr>
+              <w:spacing w:lineRule="auto"/>
+            </w:pPr>
+            <w:r>
+              <w:rPr/>
+              <w:t xml:space="preserve">Chat in-app</w:t>
+            </w:r>
+          </w:p>
+        </w:tc>
+        <w:tc>
+          <w:tcPr>
+            <w:tcBorders>
+              <w:top w:val="single" w:sz="1" w:space="0" w:color="000000"/>
+              <w:bottom w:val="single" w:sz="1" w:space="0" w:color="000000"/>
+              <w:left w:val="single" w:sz="1" w:space="0" w:color="000000"/>
+              <w:right w:val="single" w:sz="1" w:space="0" w:color="000000"/>
+            </w:tcBorders>
+          </w:tcPr>
+          <w:p>
+            <w:pPr>
+              <w:spacing w:lineRule="auto"/>
+            </w:pPr>
+            <w:r>
+              <w:rPr/>
+              <w:t xml:space="preserve">«¿Me responden?»</w:t>
+            </w:r>
+          </w:p>
+        </w:tc>
+        <w:tc>
+          <w:tcPr>
+            <w:tcBorders>
+              <w:top w:val="single" w:sz="1" w:space="0" w:color="000000"/>
+              <w:bottom w:val="single" w:sz="1" w:space="0" w:color="000000"/>
+              <w:left w:val="single" w:sz="1" w:space="0" w:color="000000"/>
+              <w:right w:val="single" w:sz="1" w:space="0" w:color="000000"/>
+            </w:tcBorders>
+          </w:tcPr>
+          <w:p>
+            <w:pPr>
+              <w:spacing w:lineRule="auto"/>
+            </w:pPr>
+            <w:r>
+              <w:rPr/>
+              <w:t xml:space="preserve">Mensaje &lt; 15 min</w:t>
+            </w:r>
+          </w:p>
+        </w:tc>
+      </w:tr>
+      <w:tr>
+        <w:trPr/>
+        <w:tc>
+          <w:tcPr>
+            <w:tcBorders>
+              <w:top w:val="single" w:sz="1" w:space="0" w:color="000000"/>
+              <w:bottom w:val="single" w:sz="1" w:space="0" w:color="000000"/>
+              <w:left w:val="single" w:sz="1" w:space="0" w:color="000000"/>
+              <w:right w:val="single" w:sz="1" w:space="0" w:color="000000"/>
+            </w:tcBorders>
+          </w:tcPr>
+          <w:p>
+            <w:pPr>
+              <w:spacing w:lineRule="auto"/>
+            </w:pPr>
+            <w:r>
+              <w:rPr/>
+              <w:t xml:space="preserve">8. Cierre operativo</w:t>
+            </w:r>
+          </w:p>
+        </w:tc>
+        <w:tc>
+          <w:tcPr>
+            <w:tcBorders>
+              <w:top w:val="single" w:sz="1" w:space="0" w:color="000000"/>
+              <w:bottom w:val="single" w:sz="1" w:space="0" w:color="000000"/>
+              <w:left w:val="single" w:sz="1" w:space="0" w:color="000000"/>
+              <w:right w:val="single" w:sz="1" w:space="0" w:color="000000"/>
+            </w:tcBorders>
+          </w:tcPr>
+          <w:p>
+            <w:pPr>
+              <w:spacing w:lineRule="auto"/>
+            </w:pPr>
+            <w:r>
+              <w:rPr/>
+              <w:t xml:space="preserve">Embarcador o transportista marca </w:t>
+            </w:r>
+          </w:p>
+          <w:p>
+            <w:pPr>
+              <w:spacing w:lineRule="auto"/>
+            </w:pPr>
+            <w:r>
+              <w:rPr>
+                <w:b/>
+              </w:rPr>
+              <w:t xml:space="preserve">Finalizar viaje (entregado)</w:t>
+            </w:r>
+          </w:p>
+        </w:tc>
+        <w:tc>
+          <w:tcPr>
+            <w:tcBorders>
+              <w:top w:val="single" w:sz="1" w:space="0" w:color="000000"/>
+              <w:bottom w:val="single" w:sz="1" w:space="0" w:color="000000"/>
+              <w:left w:val="single" w:sz="1" w:space="0" w:color="000000"/>
+              <w:right w:val="single" w:sz="1" w:space="0" w:color="000000"/>
+            </w:tcBorders>
+          </w:tcPr>
+          <w:p>
+            <w:pPr>
+              <w:spacing w:lineRule="auto"/>
+            </w:pPr>
+            <w:r>
+              <w:rPr/>
+              <w:t xml:space="preserve">Emparejar (confirmación) → estado </w:t>
+            </w:r>
+          </w:p>
+          <w:p>
+            <w:pPr>
+              <w:spacing w:lineRule="auto"/>
+            </w:pPr>
+            <w:r>
+              <w:rPr>
+                <w:highlight w:val="lightGray"/>
+              </w:rPr>
+              <w:t xml:space="preserve">completed</w:t>
+            </w:r>
+          </w:p>
+        </w:tc>
+        <w:tc>
+          <w:tcPr>
+            <w:tcBorders>
+              <w:top w:val="single" w:sz="1" w:space="0" w:color="000000"/>
+              <w:bottom w:val="single" w:sz="1" w:space="0" w:color="000000"/>
+              <w:left w:val="single" w:sz="1" w:space="0" w:color="000000"/>
+              <w:right w:val="single" w:sz="1" w:space="0" w:color="000000"/>
+            </w:tcBorders>
+          </w:tcPr>
+          <w:p>
+            <w:pPr>
+              <w:spacing w:lineRule="auto"/>
+            </w:pPr>
+            <w:r>
+              <w:rPr/>
+              <w:t xml:space="preserve">«¿Ya cerró el flete?»</w:t>
+            </w:r>
+          </w:p>
+        </w:tc>
+        <w:tc>
+          <w:tcPr>
+            <w:tcBorders>
+              <w:top w:val="single" w:sz="1" w:space="0" w:color="000000"/>
+              <w:bottom w:val="single" w:sz="1" w:space="0" w:color="000000"/>
+              <w:left w:val="single" w:sz="1" w:space="0" w:color="000000"/>
+              <w:right w:val="single" w:sz="1" w:space="0" w:color="000000"/>
+            </w:tcBorders>
+          </w:tcPr>
+          <w:p>
+            <w:pPr>
+              <w:spacing w:lineRule="auto"/>
+            </w:pPr>
+            <w:r>
+              <w:rPr/>
+              <w:t xml:space="preserve">Viaje en Completados</w:t>
+            </w:r>
+          </w:p>
+        </w:tc>
+      </w:tr>
+      <w:tr>
+        <w:trPr/>
+        <w:tc>
+          <w:tcPr>
+            <w:tcBorders>
+              <w:top w:val="single" w:sz="1" w:space="0" w:color="000000"/>
+              <w:bottom w:val="single" w:sz="1" w:space="0" w:color="000000"/>
+              <w:left w:val="single" w:sz="1" w:space="0" w:color="000000"/>
+              <w:right w:val="single" w:sz="1" w:space="0" w:color="000000"/>
+            </w:tcBorders>
+          </w:tcPr>
+          <w:p>
+            <w:pPr>
+              <w:spacing w:lineRule="auto"/>
+            </w:pPr>
+            <w:r>
+              <w:rPr/>
+              <w:t xml:space="preserve">9. Calificación</w:t>
+            </w:r>
+          </w:p>
+        </w:tc>
+        <w:tc>
+          <w:tcPr>
+            <w:tcBorders>
+              <w:top w:val="single" w:sz="1" w:space="0" w:color="000000"/>
+              <w:bottom w:val="single" w:sz="1" w:space="0" w:color="000000"/>
+              <w:left w:val="single" w:sz="1" w:space="0" w:color="000000"/>
+              <w:right w:val="single" w:sz="1" w:space="0" w:color="000000"/>
+            </w:tcBorders>
+          </w:tcPr>
+          <w:p>
+            <w:pPr>
+              <w:spacing w:lineRule="auto"/>
+            </w:pPr>
+            <w:r>
+              <w:rPr/>
+              <w:t xml:space="preserve">Califica al </w:t>
+            </w:r>
+          </w:p>
+          <w:p>
+            <w:pPr>
+              <w:spacing w:lineRule="auto"/>
+            </w:pPr>
+            <w:r>
+              <w:rPr>
+                <w:b/>
+              </w:rPr>
+              <w:t xml:space="preserve">embarcador</w:t>
+            </w:r>
+          </w:p>
+          <w:p>
+            <w:pPr>
+              <w:spacing w:lineRule="auto"/>
+            </w:pPr>
+            <w:r>
+              <w:rPr/>
+              <w:t xml:space="preserve"> (1–5 ★, chips, comentario si ★ baja)</w:t>
+            </w:r>
+          </w:p>
+        </w:tc>
+        <w:tc>
+          <w:tcPr>
+            <w:tcBorders>
+              <w:top w:val="single" w:sz="1" w:space="0" w:color="000000"/>
+              <w:bottom w:val="single" w:sz="1" w:space="0" w:color="000000"/>
+              <w:left w:val="single" w:sz="1" w:space="0" w:color="000000"/>
+              <w:right w:val="single" w:sz="1" w:space="0" w:color="000000"/>
+            </w:tcBorders>
+          </w:tcPr>
+          <w:p>
+            <w:pPr>
+              <w:spacing w:lineRule="auto"/>
+            </w:pPr>
+            <w:r>
+              <w:rPr>
+                <w:b/>
+              </w:rPr>
+              <w:t xml:space="preserve">Mis viajes → Completados</w:t>
+            </w:r>
+          </w:p>
+          <w:p>
+            <w:pPr>
+              <w:spacing w:lineRule="auto"/>
+            </w:pPr>
+            <w:r>
+              <w:rPr/>
+              <w:t xml:space="preserve"> → «Calificar embarcador ★»</w:t>
+            </w:r>
+          </w:p>
+        </w:tc>
+        <w:tc>
+          <w:tcPr>
+            <w:tcBorders>
+              <w:top w:val="single" w:sz="1" w:space="0" w:color="000000"/>
+              <w:bottom w:val="single" w:sz="1" w:space="0" w:color="000000"/>
+              <w:left w:val="single" w:sz="1" w:space="0" w:color="000000"/>
+              <w:right w:val="single" w:sz="1" w:space="0" w:color="000000"/>
+            </w:tcBorders>
+          </w:tcPr>
+          <w:p>
+            <w:pPr>
+              <w:spacing w:lineRule="auto"/>
+            </w:pPr>
+            <w:r>
+              <w:rPr/>
+              <w:t xml:space="preserve">«¿Me afecta mi reputación?»</w:t>
+            </w:r>
+          </w:p>
+        </w:tc>
+        <w:tc>
+          <w:tcPr>
+            <w:tcBorders>
+              <w:top w:val="single" w:sz="1" w:space="0" w:color="000000"/>
+              <w:bottom w:val="single" w:sz="1" w:space="0" w:color="000000"/>
+              <w:left w:val="single" w:sz="1" w:space="0" w:color="000000"/>
+              <w:right w:val="single" w:sz="1" w:space="0" w:color="000000"/>
+            </w:tcBorders>
+          </w:tcPr>
+          <w:p>
+            <w:pPr>
+              <w:spacing w:lineRule="auto"/>
+            </w:pPr>
+            <w:r>
+              <w:rPr/>
+              <w:t xml:space="preserve">Nota guardada · badge Calificado</w:t>
+            </w:r>
+          </w:p>
+        </w:tc>
+      </w:tr>
+      <w:tr>
+        <w:trPr/>
+        <w:tc>
+          <w:tcPr>
+            <w:tcBorders>
+              <w:top w:val="single" w:sz="1" w:space="0" w:color="000000"/>
+              <w:bottom w:val="single" w:sz="1" w:space="0" w:color="000000"/>
+              <w:left w:val="single" w:sz="1" w:space="0" w:color="000000"/>
+              <w:right w:val="single" w:sz="1" w:space="0" w:color="000000"/>
+            </w:tcBorders>
+          </w:tcPr>
+          <w:p>
+            <w:pPr>
+              <w:spacing w:lineRule="auto"/>
+            </w:pPr>
+            <w:r>
+              <w:rPr/>
+              <w:t xml:space="preserve">10. Post-viaje</w:t>
+            </w:r>
+          </w:p>
+        </w:tc>
+        <w:tc>
+          <w:tcPr>
+            <w:tcBorders>
+              <w:top w:val="single" w:sz="1" w:space="0" w:color="000000"/>
+              <w:bottom w:val="single" w:sz="1" w:space="0" w:color="000000"/>
+              <w:left w:val="single" w:sz="1" w:space="0" w:color="000000"/>
+              <w:right w:val="single" w:sz="1" w:space="0" w:color="000000"/>
+            </w:tcBorders>
+          </w:tcPr>
+          <w:p>
+            <w:pPr>
+              <w:spacing w:lineRule="auto"/>
+            </w:pPr>
+            <w:r>
+              <w:rPr/>
+              <w:t xml:space="preserve">Ve nota del embarcador (si ya calificó) y reputación histórica del embarcador</w:t>
+            </w:r>
+          </w:p>
+        </w:tc>
+        <w:tc>
+          <w:tcPr>
+            <w:tcBorders>
+              <w:top w:val="single" w:sz="1" w:space="0" w:color="000000"/>
+              <w:bottom w:val="single" w:sz="1" w:space="0" w:color="000000"/>
+              <w:left w:val="single" w:sz="1" w:space="0" w:color="000000"/>
+              <w:right w:val="single" w:sz="1" w:space="0" w:color="000000"/>
+            </w:tcBorders>
+          </w:tcPr>
+          <w:p>
+            <w:pPr>
+              <w:spacing w:lineRule="auto"/>
+            </w:pPr>
+            <w:r>
+              <w:rPr/>
+              <w:t xml:space="preserve">Bloque «Calificaciones del viaje» en la tarjeta</w:t>
+            </w:r>
+          </w:p>
+        </w:tc>
+        <w:tc>
+          <w:tcPr>
+            <w:tcBorders>
+              <w:top w:val="single" w:sz="1" w:space="0" w:color="000000"/>
+              <w:bottom w:val="single" w:sz="1" w:space="0" w:color="000000"/>
+              <w:left w:val="single" w:sz="1" w:space="0" w:color="000000"/>
+              <w:right w:val="single" w:sz="1" w:space="0" w:color="000000"/>
+            </w:tcBorders>
+          </w:tcPr>
+          <w:p>
+            <w:pPr>
+              <w:spacing w:lineRule="auto"/>
+            </w:pPr>
+            <w:r>
+              <w:rPr/>
+              <w:t xml:space="preserve">«¿Confío otra vez?»</w:t>
+            </w:r>
+          </w:p>
+        </w:tc>
+        <w:tc>
+          <w:tcPr>
+            <w:tcBorders>
+              <w:top w:val="single" w:sz="1" w:space="0" w:color="000000"/>
+              <w:bottom w:val="single" w:sz="1" w:space="0" w:color="000000"/>
+              <w:left w:val="single" w:sz="1" w:space="0" w:color="000000"/>
+              <w:right w:val="single" w:sz="1" w:space="0" w:color="000000"/>
+            </w:tcBorders>
+          </w:tcPr>
+          <w:p>
+            <w:pPr>
+              <w:spacing w:lineRule="auto"/>
+            </w:pPr>
+            <w:r>
+              <w:rPr/>
+              <w:t xml:space="preserve">Promedio ★ visible · vuelve a publicar</w:t>
+            </w:r>
+          </w:p>
+        </w:tc>
+      </w:tr>
+      <w:tr>
+        <w:trPr/>
+        <w:tc>
+          <w:tcPr>
+            <w:tcBorders>
+              <w:top w:val="single" w:sz="1" w:space="0" w:color="000000"/>
+              <w:bottom w:val="single" w:sz="1" w:space="0" w:color="000000"/>
+              <w:left w:val="single" w:sz="1" w:space="0" w:color="000000"/>
+              <w:right w:val="single" w:sz="1" w:space="0" w:color="000000"/>
+            </w:tcBorders>
+          </w:tcPr>
+          <w:p>
+            <w:pPr>
+              <w:spacing w:lineRule="auto"/>
+            </w:pPr>
+            <w:r>
+              <w:rPr/>
+              <w:t xml:space="preserve">10b. Pago piloto</w:t>
+            </w:r>
+          </w:p>
+        </w:tc>
+        <w:tc>
+          <w:tcPr>
+            <w:tcBorders>
+              <w:top w:val="single" w:sz="1" w:space="0" w:color="000000"/>
+              <w:bottom w:val="single" w:sz="1" w:space="0" w:color="000000"/>
+              <w:left w:val="single" w:sz="1" w:space="0" w:color="000000"/>
+              <w:right w:val="single" w:sz="1" w:space="0" w:color="000000"/>
+            </w:tcBorders>
+          </w:tcPr>
+          <w:p>
+            <w:pPr>
+              <w:spacing w:lineRule="auto"/>
+            </w:pPr>
+            <w:r>
+              <w:rPr/>
+              <w:t xml:space="preserve">Espera que embarcador pague; recibe notificación </w:t>
+            </w:r>
+          </w:p>
+          <w:p>
+            <w:pPr>
+              <w:spacing w:lineRule="auto"/>
+            </w:pPr>
+            <w:r>
+              <w:rPr>
+                <w:b/>
+              </w:rPr>
+              <w:t xml:space="preserve">«Embarcador pagó el flete»</w:t>
+            </w:r>
+          </w:p>
+        </w:tc>
+        <w:tc>
+          <w:tcPr>
+            <w:tcBorders>
+              <w:top w:val="single" w:sz="1" w:space="0" w:color="000000"/>
+              <w:bottom w:val="single" w:sz="1" w:space="0" w:color="000000"/>
+              <w:left w:val="single" w:sz="1" w:space="0" w:color="000000"/>
+              <w:right w:val="single" w:sz="1" w:space="0" w:color="000000"/>
+            </w:tcBorders>
+          </w:tcPr>
+          <w:p>
+            <w:pPr>
+              <w:spacing w:lineRule="auto"/>
+            </w:pPr>
+            <w:r>
+              <w:rPr/>
+              <w:t xml:space="preserve">Campana → </w:t>
+            </w:r>
+          </w:p>
+          <w:p>
+            <w:pPr>
+              <w:spacing w:lineRule="auto"/>
+            </w:pPr>
+            <w:r>
+              <w:rPr>
+                <w:b/>
+              </w:rPr>
+              <w:t xml:space="preserve">Mis viajes → Completados</w:t>
+            </w:r>
+          </w:p>
+          <w:p>
+            <w:pPr>
+              <w:spacing w:lineRule="auto"/>
+            </w:pPr>
+            <w:r>
+              <w:rPr/>
+              <w:t xml:space="preserve">: «Embarcador pagó» + «Cobro en gestión» + neto</w:t>
+            </w:r>
+          </w:p>
+        </w:tc>
+        <w:tc>
+          <w:tcPr>
+            <w:tcBorders>
+              <w:top w:val="single" w:sz="1" w:space="0" w:color="000000"/>
+              <w:bottom w:val="single" w:sz="1" w:space="0" w:color="000000"/>
+              <w:left w:val="single" w:sz="1" w:space="0" w:color="000000"/>
+              <w:right w:val="single" w:sz="1" w:space="0" w:color="000000"/>
+            </w:tcBorders>
+          </w:tcPr>
+          <w:p>
+            <w:pPr>
+              <w:spacing w:lineRule="auto"/>
+            </w:pPr>
+            <w:r>
+              <w:rPr/>
+              <w:t xml:space="preserve">«¿Ya me pagaron?»</w:t>
+            </w:r>
+          </w:p>
+        </w:tc>
+        <w:tc>
+          <w:tcPr>
+            <w:tcBorders>
+              <w:top w:val="single" w:sz="1" w:space="0" w:color="000000"/>
+              <w:bottom w:val="single" w:sz="1" w:space="0" w:color="000000"/>
+              <w:left w:val="single" w:sz="1" w:space="0" w:color="000000"/>
+              <w:right w:val="single" w:sz="1" w:space="0" w:color="000000"/>
+            </w:tcBorders>
+          </w:tcPr>
+          <w:p>
+            <w:pPr>
+              <w:spacing w:lineRule="auto"/>
+            </w:pPr>
+            <w:r>
+              <w:rPr/>
+              <w:t xml:space="preserve">Badge actualizado + notificación</w:t>
+            </w:r>
+          </w:p>
+        </w:tc>
+      </w:tr>
+      <w:tr>
+        <w:trPr/>
+        <w:tc>
+          <w:tcPr>
+            <w:tcBorders>
+              <w:top w:val="single" w:sz="1" w:space="0" w:color="000000"/>
+              <w:bottom w:val="single" w:sz="1" w:space="0" w:color="000000"/>
+              <w:left w:val="single" w:sz="1" w:space="0" w:color="000000"/>
+              <w:right w:val="single" w:sz="1" w:space="0" w:color="000000"/>
+            </w:tcBorders>
+          </w:tcPr>
+          <w:p>
+            <w:pPr>
+              <w:spacing w:lineRule="auto"/>
+            </w:pPr>
+            <w:r>
+              <w:rPr/>
+              <w:t xml:space="preserve">11. Multa (si canceló)</w:t>
+            </w:r>
+          </w:p>
+        </w:tc>
+        <w:tc>
+          <w:tcPr>
+            <w:tcBorders>
+              <w:top w:val="single" w:sz="1" w:space="0" w:color="000000"/>
+              <w:bottom w:val="single" w:sz="1" w:space="0" w:color="000000"/>
+              <w:left w:val="single" w:sz="1" w:space="0" w:color="000000"/>
+              <w:right w:val="single" w:sz="1" w:space="0" w:color="000000"/>
+            </w:tcBorders>
+          </w:tcPr>
+          <w:p>
+            <w:pPr>
+              <w:spacing w:lineRule="auto"/>
+            </w:pPr>
+            <w:r>
+              <w:rPr/>
+              <w:t xml:space="preserve">Inscribe banco si falta; declara transferencia + </w:t>
+            </w:r>
+          </w:p>
+          <w:p>
+            <w:pPr>
+              <w:spacing w:lineRule="auto"/>
+            </w:pPr>
+            <w:r>
+              <w:rPr>
+                <w:b/>
+              </w:rPr>
+              <w:t xml:space="preserve">sube comprobante</w:t>
+            </w:r>
+          </w:p>
+        </w:tc>
+        <w:tc>
+          <w:tcPr>
+            <w:tcBorders>
+              <w:top w:val="single" w:sz="1" w:space="0" w:color="000000"/>
+              <w:bottom w:val="single" w:sz="1" w:space="0" w:color="000000"/>
+              <w:left w:val="single" w:sz="1" w:space="0" w:color="000000"/>
+              <w:right w:val="single" w:sz="1" w:space="0" w:color="000000"/>
+            </w:tcBorders>
+          </w:tcPr>
+          <w:p>
+            <w:pPr>
+              <w:spacing w:lineRule="auto"/>
+            </w:pPr>
+            <w:r>
+              <w:rPr>
+                <w:b/>
+              </w:rPr>
+              <w:t xml:space="preserve">Cuenta y multas</w:t>
+            </w:r>
+          </w:p>
+          <w:p>
+            <w:pPr>
+              <w:spacing w:lineRule="auto"/>
+            </w:pPr>
+            <w:r>
+              <w:rPr/>
+              <w:t xml:space="preserve"> → «Declarar pago realizado»</w:t>
+            </w:r>
+          </w:p>
+        </w:tc>
+        <w:tc>
+          <w:tcPr>
+            <w:tcBorders>
+              <w:top w:val="single" w:sz="1" w:space="0" w:color="000000"/>
+              <w:bottom w:val="single" w:sz="1" w:space="0" w:color="000000"/>
+              <w:left w:val="single" w:sz="1" w:space="0" w:color="000000"/>
+              <w:right w:val="single" w:sz="1" w:space="0" w:color="000000"/>
+            </w:tcBorders>
+          </w:tcPr>
+          <w:p>
+            <w:pPr>
+              <w:spacing w:lineRule="auto"/>
+            </w:pPr>
+            <w:r>
+              <w:rPr/>
+              <w:t xml:space="preserve">«¿Me desbloquean?»</w:t>
+            </w:r>
+          </w:p>
+        </w:tc>
+        <w:tc>
+          <w:tcPr>
+            <w:tcBorders>
+              <w:top w:val="single" w:sz="1" w:space="0" w:color="000000"/>
+              <w:bottom w:val="single" w:sz="1" w:space="0" w:color="000000"/>
+              <w:left w:val="single" w:sz="1" w:space="0" w:color="000000"/>
+              <w:right w:val="single" w:sz="1" w:space="0" w:color="000000"/>
+            </w:tcBorders>
+          </w:tcPr>
+          <w:p>
+            <w:pPr>
+              <w:spacing w:lineRule="auto"/>
+            </w:pPr>
+            <w:r>
+              <w:rPr/>
+              <w:t xml:space="preserve">Acreedor confirma en 24 h o moderador</w:t>
             </w:r>
           </w:p>
         </w:tc>
@@ -1735,8 +2841,21 @@
             </w:pPr>
             <w:r>
               <w:rPr/>
-              <w:t xml:space="preserve">—</w:t>
-            </w:r>
+              <w:t xml:space="preserve">Link </w:t>
+            </w:r>
+          </w:p>
+          <w:p>
+            <w:pPr>
+              <w:spacing w:lineRule="auto"/>
+            </w:pPr>
+            <w:hyperlink r:id="rId16">
+              <w:r>
+                <w:rPr>
+                  <w:rStyle w:val="Hyperlink"/>
+                </w:rPr>
+                <w:t xml:space="preserve">/probar</w:t>
+              </w:r>
+            </w:hyperlink>
           </w:p>
         </w:tc>
         <w:tc>
@@ -1773,7 +2892,7 @@
             </w:pPr>
             <w:r>
               <w:rPr/>
-              <w:t xml:space="preserve">Entra a la app</w:t>
+              <w:t xml:space="preserve">Entra a Cubik</w:t>
             </w:r>
           </w:p>
         </w:tc>
@@ -1814,7 +2933,27 @@
             </w:pPr>
             <w:r>
               <w:rPr/>
-              <w:t xml:space="preserve">Login, rol embarcador</w:t>
+              <w:t xml:space="preserve">Email + contraseña, rol embarcador (</w:t>
+            </w:r>
+          </w:p>
+          <w:p>
+            <w:pPr>
+              <w:spacing w:lineRule="auto"/>
+            </w:pPr>
+            <w:r>
+              <w:rPr>
+                <w:b/>
+              </w:rPr>
+              <w:t xml:space="preserve">Gmail/Apple: pendiente</w:t>
+            </w:r>
+          </w:p>
+          <w:p>
+            <w:pPr>
+              <w:spacing w:lineRule="auto"/>
+            </w:pPr>
+            <w:r>
+              <w:rPr/>
+              <w:t xml:space="preserve">)</w:t>
             </w:r>
           </w:p>
         </w:tc>
@@ -1912,7 +3051,7 @@
             </w:pPr>
             <w:r>
               <w:rPr/>
-              <w:t xml:space="preserve">Maps, peso/volumen, </w:t>
+              <w:t xml:space="preserve">Maps (móvil OK), cubicación, términos, rango flete; requiere </w:t>
             </w:r>
           </w:p>
           <w:p>
@@ -1923,18 +3062,205 @@
               <w:rPr>
                 <w:b/>
               </w:rPr>
-              <w:t xml:space="preserve">declaración mercadería</w:t>
-            </w:r>
-          </w:p>
-          <w:p>
-            <w:pPr>
-              <w:spacing w:lineRule="auto"/>
-            </w:pPr>
-            <w:r>
-              <w:rPr/>
-              <w:t xml:space="preserve"> (descripción + valor ref. CLP), guía/folio, </w:t>
-            </w:r>
-          </w:p>
+              <w:t xml:space="preserve">20% presupuesto máx.</w:t>
+            </w:r>
+          </w:p>
+          <w:p>
+            <w:pPr>
+              <w:spacing w:lineRule="auto"/>
+            </w:pPr>
+            <w:r>
+              <w:rPr/>
+              <w:t xml:space="preserve"> en Cubik Saldo (próx. semana)</w:t>
+            </w:r>
+          </w:p>
+        </w:tc>
+        <w:tc>
+          <w:tcPr>
+            <w:tcBorders>
+              <w:top w:val="single" w:sz="1" w:space="0" w:color="000000"/>
+              <w:bottom w:val="single" w:sz="1" w:space="0" w:color="000000"/>
+              <w:left w:val="single" w:sz="1" w:space="0" w:color="000000"/>
+              <w:right w:val="single" w:sz="1" w:space="0" w:color="000000"/>
+            </w:tcBorders>
+          </w:tcPr>
+          <w:p>
+            <w:pPr>
+              <w:spacing w:lineRule="auto"/>
+            </w:pPr>
+            <w:r>
+              <w:rPr/>
+              <w:t xml:space="preserve">Formulario embarcador</w:t>
+            </w:r>
+          </w:p>
+        </w:tc>
+        <w:tc>
+          <w:tcPr>
+            <w:tcBorders>
+              <w:top w:val="single" w:sz="1" w:space="0" w:color="000000"/>
+              <w:bottom w:val="single" w:sz="1" w:space="0" w:color="000000"/>
+              <w:left w:val="single" w:sz="1" w:space="0" w:color="000000"/>
+              <w:right w:val="single" w:sz="1" w:space="0" w:color="000000"/>
+            </w:tcBorders>
+          </w:tcPr>
+          <w:p>
+            <w:pPr>
+              <w:spacing w:lineRule="auto"/>
+            </w:pPr>
+            <w:r>
+              <w:rPr/>
+              <w:t xml:space="preserve">«¿Me cubren si pasa algo?»</w:t>
+            </w:r>
+          </w:p>
+        </w:tc>
+        <w:tc>
+          <w:tcPr>
+            <w:tcBorders>
+              <w:top w:val="single" w:sz="1" w:space="0" w:color="000000"/>
+              <w:bottom w:val="single" w:sz="1" w:space="0" w:color="000000"/>
+              <w:left w:val="single" w:sz="1" w:space="0" w:color="000000"/>
+              <w:right w:val="single" w:sz="1" w:space="0" w:color="000000"/>
+            </w:tcBorders>
+          </w:tcPr>
+          <w:p>
+            <w:pPr>
+              <w:spacing w:lineRule="auto"/>
+            </w:pPr>
+            <w:r>
+              <w:rPr/>
+              <w:t xml:space="preserve">Carga publicada con términos aceptados</w:t>
+            </w:r>
+          </w:p>
+        </w:tc>
+      </w:tr>
+      <w:tr>
+        <w:trPr/>
+        <w:tc>
+          <w:tcPr>
+            <w:tcBorders>
+              <w:top w:val="single" w:sz="1" w:space="0" w:color="000000"/>
+              <w:bottom w:val="single" w:sz="1" w:space="0" w:color="000000"/>
+              <w:left w:val="single" w:sz="1" w:space="0" w:color="000000"/>
+              <w:right w:val="single" w:sz="1" w:space="0" w:color="000000"/>
+            </w:tcBorders>
+          </w:tcPr>
+          <w:p>
+            <w:pPr>
+              <w:spacing w:lineRule="auto"/>
+            </w:pPr>
+            <w:r>
+              <w:rPr/>
+              <w:t xml:space="preserve">4. Propuesta</w:t>
+            </w:r>
+          </w:p>
+        </w:tc>
+        <w:tc>
+          <w:tcPr>
+            <w:tcBorders>
+              <w:top w:val="single" w:sz="1" w:space="0" w:color="000000"/>
+              <w:bottom w:val="single" w:sz="1" w:space="0" w:color="000000"/>
+              <w:left w:val="single" w:sz="1" w:space="0" w:color="000000"/>
+              <w:right w:val="single" w:sz="1" w:space="0" w:color="000000"/>
+            </w:tcBorders>
+          </w:tcPr>
+          <w:p>
+            <w:pPr>
+              <w:spacing w:lineRule="auto"/>
+            </w:pPr>
+            <w:r>
+              <w:rPr/>
+              <w:t xml:space="preserve">Ve ofertas; transportista envía precio</w:t>
+            </w:r>
+          </w:p>
+        </w:tc>
+        <w:tc>
+          <w:tcPr>
+            <w:tcBorders>
+              <w:top w:val="single" w:sz="1" w:space="0" w:color="000000"/>
+              <w:bottom w:val="single" w:sz="1" w:space="0" w:color="000000"/>
+              <w:left w:val="single" w:sz="1" w:space="0" w:color="000000"/>
+              <w:right w:val="single" w:sz="1" w:space="0" w:color="000000"/>
+            </w:tcBorders>
+          </w:tcPr>
+          <w:p>
+            <w:pPr>
+              <w:spacing w:lineRule="auto"/>
+            </w:pPr>
+            <w:r>
+              <w:rPr/>
+              <w:t xml:space="preserve">Tablero + sugerencias</w:t>
+            </w:r>
+          </w:p>
+        </w:tc>
+        <w:tc>
+          <w:tcPr>
+            <w:tcBorders>
+              <w:top w:val="single" w:sz="1" w:space="0" w:color="000000"/>
+              <w:bottom w:val="single" w:sz="1" w:space="0" w:color="000000"/>
+              <w:left w:val="single" w:sz="1" w:space="0" w:color="000000"/>
+              <w:right w:val="single" w:sz="1" w:space="0" w:color="000000"/>
+            </w:tcBorders>
+          </w:tcPr>
+          <w:p>
+            <w:pPr>
+              <w:spacing w:lineRule="auto"/>
+            </w:pPr>
+            <w:r>
+              <w:rPr/>
+              <w:t xml:space="preserve">«¿Es justo?»</w:t>
+            </w:r>
+          </w:p>
+        </w:tc>
+        <w:tc>
+          <w:tcPr>
+            <w:tcBorders>
+              <w:top w:val="single" w:sz="1" w:space="0" w:color="000000"/>
+              <w:bottom w:val="single" w:sz="1" w:space="0" w:color="000000"/>
+              <w:left w:val="single" w:sz="1" w:space="0" w:color="000000"/>
+              <w:right w:val="single" w:sz="1" w:space="0" w:color="000000"/>
+            </w:tcBorders>
+          </w:tcPr>
+          <w:p>
+            <w:pPr>
+              <w:spacing w:lineRule="auto"/>
+            </w:pPr>
+            <w:r>
+              <w:rPr/>
+              <w:t xml:space="preserve">Compara ofertas</w:t>
+            </w:r>
+          </w:p>
+        </w:tc>
+      </w:tr>
+      <w:tr>
+        <w:trPr/>
+        <w:tc>
+          <w:tcPr>
+            <w:tcBorders>
+              <w:top w:val="single" w:sz="1" w:space="0" w:color="000000"/>
+              <w:bottom w:val="single" w:sz="1" w:space="0" w:color="000000"/>
+              <w:left w:val="single" w:sz="1" w:space="0" w:color="000000"/>
+              <w:right w:val="single" w:sz="1" w:space="0" w:color="000000"/>
+            </w:tcBorders>
+          </w:tcPr>
+          <w:p>
+            <w:pPr>
+              <w:spacing w:lineRule="auto"/>
+            </w:pPr>
+            <w:r>
+              <w:rPr/>
+              <w:t xml:space="preserve">5. Aceptar precio</w:t>
+            </w:r>
+          </w:p>
+        </w:tc>
+        <w:tc>
+          <w:tcPr>
+            <w:tcBorders>
+              <w:top w:val="single" w:sz="1" w:space="0" w:color="000000"/>
+              <w:bottom w:val="single" w:sz="1" w:space="0" w:color="000000"/>
+              <w:left w:val="single" w:sz="1" w:space="0" w:color="000000"/>
+              <w:right w:val="single" w:sz="1" w:space="0" w:color="000000"/>
+            </w:tcBorders>
+          </w:tcPr>
           <w:p>
             <w:pPr>
               <w:spacing w:lineRule="auto"/>
@@ -1943,73 +3269,93 @@
               <w:rPr>
                 <w:b/>
               </w:rPr>
-              <w:t xml:space="preserve">términos</w:t>
-            </w:r>
-          </w:p>
-          <w:p>
-            <w:pPr>
-              <w:spacing w:lineRule="auto"/>
-            </w:pPr>
-            <w:r>
-              <w:rPr/>
-              <w:t xml:space="preserve">, rango flete («Ver rango sugerido»)</w:t>
-            </w:r>
-          </w:p>
-        </w:tc>
-        <w:tc>
-          <w:tcPr>
-            <w:tcBorders>
-              <w:top w:val="single" w:sz="1" w:space="0" w:color="000000"/>
-              <w:bottom w:val="single" w:sz="1" w:space="0" w:color="000000"/>
-              <w:left w:val="single" w:sz="1" w:space="0" w:color="000000"/>
-              <w:right w:val="single" w:sz="1" w:space="0" w:color="000000"/>
-            </w:tcBorders>
-          </w:tcPr>
-          <w:p>
-            <w:pPr>
-              <w:spacing w:lineRule="auto"/>
-            </w:pPr>
-            <w:r>
-              <w:rPr/>
-              <w:t xml:space="preserve">Formulario embarcador</w:t>
-            </w:r>
-          </w:p>
-        </w:tc>
-        <w:tc>
-          <w:tcPr>
-            <w:tcBorders>
-              <w:top w:val="single" w:sz="1" w:space="0" w:color="000000"/>
-              <w:bottom w:val="single" w:sz="1" w:space="0" w:color="000000"/>
-              <w:left w:val="single" w:sz="1" w:space="0" w:color="000000"/>
-              <w:right w:val="single" w:sz="1" w:space="0" w:color="000000"/>
-            </w:tcBorders>
-          </w:tcPr>
-          <w:p>
-            <w:pPr>
-              <w:spacing w:lineRule="auto"/>
-            </w:pPr>
-            <w:r>
-              <w:rPr/>
-              <w:t xml:space="preserve">«¿Me cubren si pasa algo?»</w:t>
-            </w:r>
-          </w:p>
-        </w:tc>
-        <w:tc>
-          <w:tcPr>
-            <w:tcBorders>
-              <w:top w:val="single" w:sz="1" w:space="0" w:color="000000"/>
-              <w:bottom w:val="single" w:sz="1" w:space="0" w:color="000000"/>
-              <w:left w:val="single" w:sz="1" w:space="0" w:color="000000"/>
-              <w:right w:val="single" w:sz="1" w:space="0" w:color="000000"/>
-            </w:tcBorders>
-          </w:tcPr>
-          <w:p>
-            <w:pPr>
-              <w:spacing w:lineRule="auto"/>
-            </w:pPr>
-            <w:r>
-              <w:rPr/>
-              <w:t xml:space="preserve">Carga publicada con términos aceptados</w:t>
+              <w:t xml:space="preserve">Terminar y confirmar</w:t>
+            </w:r>
+          </w:p>
+          <w:p>
+            <w:pPr>
+              <w:spacing w:lineRule="auto"/>
+            </w:pPr>
+            <w:r>
+              <w:rPr/>
+              <w:t xml:space="preserve"> — resumen flete + Servicio Cubik </w:t>
+            </w:r>
+          </w:p>
+          <w:p>
+            <w:pPr>
+              <w:spacing w:lineRule="auto"/>
+            </w:pPr>
+            <w:r>
+              <w:rPr>
+                <w:b/>
+              </w:rPr>
+              <w:t xml:space="preserve">10%</w:t>
+            </w:r>
+          </w:p>
+          <w:p>
+            <w:pPr>
+              <w:spacing w:lineRule="auto"/>
+            </w:pPr>
+            <w:r>
+              <w:rPr/>
+              <w:t xml:space="preserve"> (no ve el 5% del transportista)</w:t>
+            </w:r>
+          </w:p>
+        </w:tc>
+        <w:tc>
+          <w:tcPr>
+            <w:tcBorders>
+              <w:top w:val="single" w:sz="1" w:space="0" w:color="000000"/>
+              <w:bottom w:val="single" w:sz="1" w:space="0" w:color="000000"/>
+              <w:left w:val="single" w:sz="1" w:space="0" w:color="000000"/>
+              <w:right w:val="single" w:sz="1" w:space="0" w:color="000000"/>
+            </w:tcBorders>
+          </w:tcPr>
+          <w:p>
+            <w:pPr>
+              <w:spacing w:lineRule="auto"/>
+            </w:pPr>
+            <w:r>
+              <w:rPr/>
+              <w:t xml:space="preserve">Emparejamientos</w:t>
+            </w:r>
+          </w:p>
+        </w:tc>
+        <w:tc>
+          <w:tcPr>
+            <w:tcBorders>
+              <w:top w:val="single" w:sz="1" w:space="0" w:color="000000"/>
+              <w:bottom w:val="single" w:sz="1" w:space="0" w:color="000000"/>
+              <w:left w:val="single" w:sz="1" w:space="0" w:color="000000"/>
+              <w:right w:val="single" w:sz="1" w:space="0" w:color="000000"/>
+            </w:tcBorders>
+          </w:tcPr>
+          <w:p>
+            <w:pPr>
+              <w:spacing w:lineRule="auto"/>
+            </w:pPr>
+            <w:r>
+              <w:rPr/>
+              <w:t xml:space="preserve">«¿Cuánto pago al salir?»</w:t>
+            </w:r>
+          </w:p>
+        </w:tc>
+        <w:tc>
+          <w:tcPr>
+            <w:tcBorders>
+              <w:top w:val="single" w:sz="1" w:space="0" w:color="000000"/>
+              <w:bottom w:val="single" w:sz="1" w:space="0" w:color="000000"/>
+              <w:left w:val="single" w:sz="1" w:space="0" w:color="000000"/>
+              <w:right w:val="single" w:sz="1" w:space="0" w:color="000000"/>
+            </w:tcBorders>
+          </w:tcPr>
+          <w:p>
+            <w:pPr>
+              <w:spacing w:lineRule="auto"/>
+            </w:pPr>
+            <w:r>
+              <w:rPr/>
+              <w:t xml:space="preserve">Match aceptado</w:t>
             </w:r>
           </w:p>
         </w:tc>
@@ -2031,83 +3377,94 @@
             </w:pPr>
             <w:r>
               <w:rPr/>
-              <w:t xml:space="preserve">4. Propuesta</w:t>
-            </w:r>
-          </w:p>
-        </w:tc>
-        <w:tc>
-          <w:tcPr>
-            <w:tcBorders>
-              <w:top w:val="single" w:sz="1" w:space="0" w:color="000000"/>
-              <w:bottom w:val="single" w:sz="1" w:space="0" w:color="000000"/>
-              <w:left w:val="single" w:sz="1" w:space="0" w:color="000000"/>
-              <w:right w:val="single" w:sz="1" w:space="0" w:color="000000"/>
-            </w:tcBorders>
-          </w:tcPr>
-          <w:p>
-            <w:pPr>
-              <w:spacing w:lineRule="auto"/>
-            </w:pPr>
-            <w:r>
-              <w:rPr/>
-              <w:t xml:space="preserve">Ve ofertas; transportista envía precio</w:t>
-            </w:r>
-          </w:p>
-        </w:tc>
-        <w:tc>
-          <w:tcPr>
-            <w:tcBorders>
-              <w:top w:val="single" w:sz="1" w:space="0" w:color="000000"/>
-              <w:bottom w:val="single" w:sz="1" w:space="0" w:color="000000"/>
-              <w:left w:val="single" w:sz="1" w:space="0" w:color="000000"/>
-              <w:right w:val="single" w:sz="1" w:space="0" w:color="000000"/>
-            </w:tcBorders>
-          </w:tcPr>
-          <w:p>
-            <w:pPr>
-              <w:spacing w:lineRule="auto"/>
-            </w:pPr>
-            <w:r>
-              <w:rPr/>
-              <w:t xml:space="preserve">Tablero + sugerencias</w:t>
-            </w:r>
-          </w:p>
-        </w:tc>
-        <w:tc>
-          <w:tcPr>
-            <w:tcBorders>
-              <w:top w:val="single" w:sz="1" w:space="0" w:color="000000"/>
-              <w:bottom w:val="single" w:sz="1" w:space="0" w:color="000000"/>
-              <w:left w:val="single" w:sz="1" w:space="0" w:color="000000"/>
-              <w:right w:val="single" w:sz="1" w:space="0" w:color="000000"/>
-            </w:tcBorders>
-          </w:tcPr>
-          <w:p>
-            <w:pPr>
-              <w:spacing w:lineRule="auto"/>
-            </w:pPr>
-            <w:r>
-              <w:rPr/>
-              <w:t xml:space="preserve">«¿Es justo?»</w:t>
-            </w:r>
-          </w:p>
-        </w:tc>
-        <w:tc>
-          <w:tcPr>
-            <w:tcBorders>
-              <w:top w:val="single" w:sz="1" w:space="0" w:color="000000"/>
-              <w:bottom w:val="single" w:sz="1" w:space="0" w:color="000000"/>
-              <w:left w:val="single" w:sz="1" w:space="0" w:color="000000"/>
-              <w:right w:val="single" w:sz="1" w:space="0" w:color="000000"/>
-            </w:tcBorders>
-          </w:tcPr>
-          <w:p>
-            <w:pPr>
-              <w:spacing w:lineRule="auto"/>
-            </w:pPr>
-            <w:r>
-              <w:rPr/>
-              <w:t xml:space="preserve">Compara ofertas</w:t>
+              <w:t xml:space="preserve">6. Viaje activo</w:t>
+            </w:r>
+          </w:p>
+        </w:tc>
+        <w:tc>
+          <w:tcPr>
+            <w:tcBorders>
+              <w:top w:val="single" w:sz="1" w:space="0" w:color="000000"/>
+              <w:bottom w:val="single" w:sz="1" w:space="0" w:color="000000"/>
+              <w:left w:val="single" w:sz="1" w:space="0" w:color="000000"/>
+              <w:right w:val="single" w:sz="1" w:space="0" w:color="000000"/>
+            </w:tcBorders>
+          </w:tcPr>
+          <w:p>
+            <w:pPr>
+              <w:spacing w:lineRule="auto"/>
+            </w:pPr>
+            <w:r>
+              <w:rPr/>
+              <w:t xml:space="preserve">Sigue estados, chat y datos de carga declarados</w:t>
+            </w:r>
+          </w:p>
+        </w:tc>
+        <w:tc>
+          <w:tcPr>
+            <w:tcBorders>
+              <w:top w:val="single" w:sz="1" w:space="0" w:color="000000"/>
+              <w:bottom w:val="single" w:sz="1" w:space="0" w:color="000000"/>
+              <w:left w:val="single" w:sz="1" w:space="0" w:color="000000"/>
+              <w:right w:val="single" w:sz="1" w:space="0" w:color="000000"/>
+            </w:tcBorders>
+          </w:tcPr>
+          <w:p>
+            <w:pPr>
+              <w:spacing w:lineRule="auto"/>
+            </w:pPr>
+            <w:r>
+              <w:rPr>
+                <w:b/>
+              </w:rPr>
+              <w:t xml:space="preserve">Mis viajes → En curso</w:t>
+            </w:r>
+          </w:p>
+          <w:p>
+            <w:pPr>
+              <w:spacing w:lineRule="auto"/>
+            </w:pPr>
+            <w:r>
+              <w:rPr/>
+              <w:t xml:space="preserve"> + notificaciones</w:t>
+            </w:r>
+          </w:p>
+        </w:tc>
+        <w:tc>
+          <w:tcPr>
+            <w:tcBorders>
+              <w:top w:val="single" w:sz="1" w:space="0" w:color="000000"/>
+              <w:bottom w:val="single" w:sz="1" w:space="0" w:color="000000"/>
+              <w:left w:val="single" w:sz="1" w:space="0" w:color="000000"/>
+              <w:right w:val="single" w:sz="1" w:space="0" w:color="000000"/>
+            </w:tcBorders>
+          </w:tcPr>
+          <w:p>
+            <w:pPr>
+              <w:spacing w:lineRule="auto"/>
+            </w:pPr>
+            <w:r>
+              <w:rPr/>
+              <w:t xml:space="preserve">Ansiedad SLA</w:t>
+            </w:r>
+          </w:p>
+        </w:tc>
+        <w:tc>
+          <w:tcPr>
+            <w:tcBorders>
+              <w:top w:val="single" w:sz="1" w:space="0" w:color="000000"/>
+              <w:bottom w:val="single" w:sz="1" w:space="0" w:color="000000"/>
+              <w:left w:val="single" w:sz="1" w:space="0" w:color="000000"/>
+              <w:right w:val="single" w:sz="1" w:space="0" w:color="000000"/>
+            </w:tcBorders>
+          </w:tcPr>
+          <w:p>
+            <w:pPr>
+              <w:spacing w:lineRule="auto"/>
+            </w:pPr>
+            <w:r>
+              <w:rPr/>
+              <w:t xml:space="preserve">Visibilidad sin llamar</w:t>
             </w:r>
           </w:p>
         </w:tc>
@@ -2129,19 +3486,254 @@
             </w:pPr>
             <w:r>
               <w:rPr/>
-              <w:t xml:space="preserve">5. Aceptar precio</w:t>
-            </w:r>
-          </w:p>
-        </w:tc>
-        <w:tc>
-          <w:tcPr>
-            <w:tcBorders>
-              <w:top w:val="single" w:sz="1" w:space="0" w:color="000000"/>
-              <w:bottom w:val="single" w:sz="1" w:space="0" w:color="000000"/>
-              <w:left w:val="single" w:sz="1" w:space="0" w:color="000000"/>
-              <w:right w:val="single" w:sz="1" w:space="0" w:color="000000"/>
-            </w:tcBorders>
-          </w:tcPr>
+              <w:t xml:space="preserve">6b. Incidente</w:t>
+            </w:r>
+          </w:p>
+        </w:tc>
+        <w:tc>
+          <w:tcPr>
+            <w:tcBorders>
+              <w:top w:val="single" w:sz="1" w:space="0" w:color="000000"/>
+              <w:bottom w:val="single" w:sz="1" w:space="0" w:color="000000"/>
+              <w:left w:val="single" w:sz="1" w:space="0" w:color="000000"/>
+              <w:right w:val="single" w:sz="1" w:space="0" w:color="000000"/>
+            </w:tcBorders>
+          </w:tcPr>
+          <w:p>
+            <w:pPr>
+              <w:spacing w:lineRule="auto"/>
+            </w:pPr>
+            <w:r>
+              <w:rPr/>
+              <w:t xml:space="preserve">Robo, daño, faltante → reporte en app</w:t>
+            </w:r>
+          </w:p>
+        </w:tc>
+        <w:tc>
+          <w:tcPr>
+            <w:tcBorders>
+              <w:top w:val="single" w:sz="1" w:space="0" w:color="000000"/>
+              <w:bottom w:val="single" w:sz="1" w:space="0" w:color="000000"/>
+              <w:left w:val="single" w:sz="1" w:space="0" w:color="000000"/>
+              <w:right w:val="single" w:sz="1" w:space="0" w:color="000000"/>
+            </w:tcBorders>
+          </w:tcPr>
+          <w:p>
+            <w:pPr>
+              <w:spacing w:lineRule="auto"/>
+            </w:pPr>
+            <w:r>
+              <w:rPr/>
+              <w:t xml:space="preserve">«Reportar incidente»</w:t>
+            </w:r>
+          </w:p>
+        </w:tc>
+        <w:tc>
+          <w:tcPr>
+            <w:tcBorders>
+              <w:top w:val="single" w:sz="1" w:space="0" w:color="000000"/>
+              <w:bottom w:val="single" w:sz="1" w:space="0" w:color="000000"/>
+              <w:left w:val="single" w:sz="1" w:space="0" w:color="000000"/>
+              <w:right w:val="single" w:sz="1" w:space="0" w:color="000000"/>
+            </w:tcBorders>
+          </w:tcPr>
+          <w:p>
+            <w:pPr>
+              <w:spacing w:lineRule="auto"/>
+            </w:pPr>
+            <w:r>
+              <w:rPr/>
+              <w:t xml:space="preserve">«¿La plataforma paga?»</w:t>
+            </w:r>
+          </w:p>
+        </w:tc>
+        <w:tc>
+          <w:tcPr>
+            <w:tcBorders>
+              <w:top w:val="single" w:sz="1" w:space="0" w:color="000000"/>
+              <w:bottom w:val="single" w:sz="1" w:space="0" w:color="000000"/>
+              <w:left w:val="single" w:sz="1" w:space="0" w:color="000000"/>
+              <w:right w:val="single" w:sz="1" w:space="0" w:color="000000"/>
+            </w:tcBorders>
+          </w:tcPr>
+          <w:p>
+            <w:pPr>
+              <w:spacing w:lineRule="auto"/>
+            </w:pPr>
+            <w:r>
+              <w:rPr/>
+              <w:t xml:space="preserve">Antecedente registrado (resolución entre partes)</w:t>
+            </w:r>
+          </w:p>
+        </w:tc>
+      </w:tr>
+      <w:tr>
+        <w:trPr/>
+        <w:tc>
+          <w:tcPr>
+            <w:tcBorders>
+              <w:top w:val="single" w:sz="1" w:space="0" w:color="000000"/>
+              <w:bottom w:val="single" w:sz="1" w:space="0" w:color="000000"/>
+              <w:left w:val="single" w:sz="1" w:space="0" w:color="000000"/>
+              <w:right w:val="single" w:sz="1" w:space="0" w:color="000000"/>
+            </w:tcBorders>
+          </w:tcPr>
+          <w:p>
+            <w:pPr>
+              <w:spacing w:lineRule="auto"/>
+            </w:pPr>
+            <w:r>
+              <w:rPr/>
+              <w:t xml:space="preserve">7. Cancelar (si aplica)</w:t>
+            </w:r>
+          </w:p>
+        </w:tc>
+        <w:tc>
+          <w:tcPr>
+            <w:tcBorders>
+              <w:top w:val="single" w:sz="1" w:space="0" w:color="000000"/>
+              <w:bottom w:val="single" w:sz="1" w:space="0" w:color="000000"/>
+              <w:left w:val="single" w:sz="1" w:space="0" w:color="000000"/>
+              <w:right w:val="single" w:sz="1" w:space="0" w:color="000000"/>
+            </w:tcBorders>
+          </w:tcPr>
+          <w:p>
+            <w:pPr>
+              <w:spacing w:lineRule="auto"/>
+            </w:pPr>
+            <w:r>
+              <w:rPr/>
+              <w:t xml:space="preserve">Motivo, acuerdo mutuo o multa sugerida</w:t>
+            </w:r>
+          </w:p>
+        </w:tc>
+        <w:tc>
+          <w:tcPr>
+            <w:tcBorders>
+              <w:top w:val="single" w:sz="1" w:space="0" w:color="000000"/>
+              <w:bottom w:val="single" w:sz="1" w:space="0" w:color="000000"/>
+              <w:left w:val="single" w:sz="1" w:space="0" w:color="000000"/>
+              <w:right w:val="single" w:sz="1" w:space="0" w:color="000000"/>
+            </w:tcBorders>
+          </w:tcPr>
+          <w:p>
+            <w:pPr>
+              <w:spacing w:lineRule="auto"/>
+            </w:pPr>
+            <w:r>
+              <w:rPr/>
+              <w:t xml:space="preserve">Modal cancelación</w:t>
+            </w:r>
+          </w:p>
+        </w:tc>
+        <w:tc>
+          <w:tcPr>
+            <w:tcBorders>
+              <w:top w:val="single" w:sz="1" w:space="0" w:color="000000"/>
+              <w:bottom w:val="single" w:sz="1" w:space="0" w:color="000000"/>
+              <w:left w:val="single" w:sz="1" w:space="0" w:color="000000"/>
+              <w:right w:val="single" w:sz="1" w:space="0" w:color="000000"/>
+            </w:tcBorders>
+          </w:tcPr>
+          <w:p>
+            <w:pPr>
+              <w:spacing w:lineRule="auto"/>
+            </w:pPr>
+            <w:r>
+              <w:rPr/>
+              <w:t xml:space="preserve">«¿Cuánto me cobran?»</w:t>
+            </w:r>
+          </w:p>
+        </w:tc>
+        <w:tc>
+          <w:tcPr>
+            <w:tcBorders>
+              <w:top w:val="single" w:sz="1" w:space="0" w:color="000000"/>
+              <w:bottom w:val="single" w:sz="1" w:space="0" w:color="000000"/>
+              <w:left w:val="single" w:sz="1" w:space="0" w:color="000000"/>
+              <w:right w:val="single" w:sz="1" w:space="0" w:color="000000"/>
+            </w:tcBorders>
+          </w:tcPr>
+          <w:p>
+            <w:pPr>
+              <w:spacing w:lineRule="auto"/>
+            </w:pPr>
+            <w:r>
+              <w:rPr/>
+              <w:t xml:space="preserve">Regla clara</w:t>
+            </w:r>
+          </w:p>
+        </w:tc>
+      </w:tr>
+      <w:tr>
+        <w:trPr/>
+        <w:tc>
+          <w:tcPr>
+            <w:tcBorders>
+              <w:top w:val="single" w:sz="1" w:space="0" w:color="000000"/>
+              <w:bottom w:val="single" w:sz="1" w:space="0" w:color="000000"/>
+              <w:left w:val="single" w:sz="1" w:space="0" w:color="000000"/>
+              <w:right w:val="single" w:sz="1" w:space="0" w:color="000000"/>
+            </w:tcBorders>
+          </w:tcPr>
+          <w:p>
+            <w:pPr>
+              <w:spacing w:lineRule="auto"/>
+            </w:pPr>
+            <w:r>
+              <w:rPr/>
+              <w:t xml:space="preserve">8. Cierre operativo</w:t>
+            </w:r>
+          </w:p>
+        </w:tc>
+        <w:tc>
+          <w:tcPr>
+            <w:tcBorders>
+              <w:top w:val="single" w:sz="1" w:space="0" w:color="000000"/>
+              <w:bottom w:val="single" w:sz="1" w:space="0" w:color="000000"/>
+              <w:left w:val="single" w:sz="1" w:space="0" w:color="000000"/>
+              <w:right w:val="single" w:sz="1" w:space="0" w:color="000000"/>
+            </w:tcBorders>
+          </w:tcPr>
+          <w:p>
+            <w:pPr>
+              <w:spacing w:lineRule="auto"/>
+            </w:pPr>
+            <w:r>
+              <w:rPr/>
+              <w:t xml:space="preserve">Confirma entrega → </w:t>
+            </w:r>
+          </w:p>
+          <w:p>
+            <w:pPr>
+              <w:spacing w:lineRule="auto"/>
+            </w:pPr>
+            <w:r>
+              <w:rPr>
+                <w:highlight w:val="lightGray"/>
+              </w:rPr>
+              <w:t xml:space="preserve">completed</w:t>
+            </w:r>
+          </w:p>
+        </w:tc>
+        <w:tc>
+          <w:tcPr>
+            <w:tcBorders>
+              <w:top w:val="single" w:sz="1" w:space="0" w:color="000000"/>
+              <w:bottom w:val="single" w:sz="1" w:space="0" w:color="000000"/>
+              <w:left w:val="single" w:sz="1" w:space="0" w:color="000000"/>
+              <w:right w:val="single" w:sz="1" w:space="0" w:color="000000"/>
+            </w:tcBorders>
+          </w:tcPr>
+          <w:p>
+            <w:pPr>
+              <w:spacing w:lineRule="auto"/>
+            </w:pPr>
+            <w:r>
+              <w:rPr/>
+              <w:t xml:space="preserve">Emparejar → </w:t>
+            </w:r>
+          </w:p>
           <w:p>
             <w:pPr>
               <w:spacing w:lineRule="auto"/>
@@ -2150,73 +3742,45 @@
               <w:rPr>
                 <w:b/>
               </w:rPr>
-              <w:t xml:space="preserve">Aceptar precio y confirmar match</w:t>
-            </w:r>
-          </w:p>
-          <w:p>
-            <w:pPr>
-              <w:spacing w:lineRule="auto"/>
-            </w:pPr>
-            <w:r>
-              <w:rPr/>
-              <w:t xml:space="preserve"> (o ampliar rango si la oferta venía fuera)</w:t>
-            </w:r>
-          </w:p>
-        </w:tc>
-        <w:tc>
-          <w:tcPr>
-            <w:tcBorders>
-              <w:top w:val="single" w:sz="1" w:space="0" w:color="000000"/>
-              <w:bottom w:val="single" w:sz="1" w:space="0" w:color="000000"/>
-              <w:left w:val="single" w:sz="1" w:space="0" w:color="000000"/>
-              <w:right w:val="single" w:sz="1" w:space="0" w:color="000000"/>
-            </w:tcBorders>
-          </w:tcPr>
-          <w:p>
-            <w:pPr>
-              <w:spacing w:lineRule="auto"/>
-            </w:pPr>
-            <w:r>
-              <w:rPr/>
-              <w:t xml:space="preserve">Emparejamientos</w:t>
-            </w:r>
-          </w:p>
-        </w:tc>
-        <w:tc>
-          <w:tcPr>
-            <w:tcBorders>
-              <w:top w:val="single" w:sz="1" w:space="0" w:color="000000"/>
-              <w:bottom w:val="single" w:sz="1" w:space="0" w:color="000000"/>
-              <w:left w:val="single" w:sz="1" w:space="0" w:color="000000"/>
-              <w:right w:val="single" w:sz="1" w:space="0" w:color="000000"/>
-            </w:tcBorders>
-          </w:tcPr>
-          <w:p>
-            <w:pPr>
-              <w:spacing w:lineRule="auto"/>
-            </w:pPr>
-            <w:r>
-              <w:rPr/>
-              <w:t xml:space="preserve">«¿Cierro?»</w:t>
-            </w:r>
-          </w:p>
-        </w:tc>
-        <w:tc>
-          <w:tcPr>
-            <w:tcBorders>
-              <w:top w:val="single" w:sz="1" w:space="0" w:color="000000"/>
-              <w:bottom w:val="single" w:sz="1" w:space="0" w:color="000000"/>
-              <w:left w:val="single" w:sz="1" w:space="0" w:color="000000"/>
-              <w:right w:val="single" w:sz="1" w:space="0" w:color="000000"/>
-            </w:tcBorders>
-          </w:tcPr>
-          <w:p>
-            <w:pPr>
-              <w:spacing w:lineRule="auto"/>
-            </w:pPr>
-            <w:r>
-              <w:rPr/>
-              <w:t xml:space="preserve">Match aceptado</w:t>
+              <w:t xml:space="preserve">Finalizar viaje</w:t>
+            </w:r>
+          </w:p>
+        </w:tc>
+        <w:tc>
+          <w:tcPr>
+            <w:tcBorders>
+              <w:top w:val="single" w:sz="1" w:space="0" w:color="000000"/>
+              <w:bottom w:val="single" w:sz="1" w:space="0" w:color="000000"/>
+              <w:left w:val="single" w:sz="1" w:space="0" w:color="000000"/>
+              <w:right w:val="single" w:sz="1" w:space="0" w:color="000000"/>
+            </w:tcBorders>
+          </w:tcPr>
+          <w:p>
+            <w:pPr>
+              <w:spacing w:lineRule="auto"/>
+            </w:pPr>
+            <w:r>
+              <w:rPr/>
+              <w:t xml:space="preserve">«¿Cerré bien?»</w:t>
+            </w:r>
+          </w:p>
+        </w:tc>
+        <w:tc>
+          <w:tcPr>
+            <w:tcBorders>
+              <w:top w:val="single" w:sz="1" w:space="0" w:color="000000"/>
+              <w:bottom w:val="single" w:sz="1" w:space="0" w:color="000000"/>
+              <w:left w:val="single" w:sz="1" w:space="0" w:color="000000"/>
+              <w:right w:val="single" w:sz="1" w:space="0" w:color="000000"/>
+            </w:tcBorders>
+          </w:tcPr>
+          <w:p>
+            <w:pPr>
+              <w:spacing w:lineRule="auto"/>
+            </w:pPr>
+            <w:r>
+              <w:rPr/>
+              <w:t xml:space="preserve">Viaje en Completados</w:t>
             </w:r>
           </w:p>
         </w:tc>
@@ -2238,83 +3802,114 @@
             </w:pPr>
             <w:r>
               <w:rPr/>
-              <w:t xml:space="preserve">6. Viaje activo</w:t>
-            </w:r>
-          </w:p>
-        </w:tc>
-        <w:tc>
-          <w:tcPr>
-            <w:tcBorders>
-              <w:top w:val="single" w:sz="1" w:space="0" w:color="000000"/>
-              <w:bottom w:val="single" w:sz="1" w:space="0" w:color="000000"/>
-              <w:left w:val="single" w:sz="1" w:space="0" w:color="000000"/>
-              <w:right w:val="single" w:sz="1" w:space="0" w:color="000000"/>
-            </w:tcBorders>
-          </w:tcPr>
-          <w:p>
-            <w:pPr>
-              <w:spacing w:lineRule="auto"/>
-            </w:pPr>
-            <w:r>
-              <w:rPr/>
-              <w:t xml:space="preserve">Sigue estados, chat y datos de carga declarados</w:t>
-            </w:r>
-          </w:p>
-        </w:tc>
-        <w:tc>
-          <w:tcPr>
-            <w:tcBorders>
-              <w:top w:val="single" w:sz="1" w:space="0" w:color="000000"/>
-              <w:bottom w:val="single" w:sz="1" w:space="0" w:color="000000"/>
-              <w:left w:val="single" w:sz="1" w:space="0" w:color="000000"/>
-              <w:right w:val="single" w:sz="1" w:space="0" w:color="000000"/>
-            </w:tcBorders>
-          </w:tcPr>
-          <w:p>
-            <w:pPr>
-              <w:spacing w:lineRule="auto"/>
-            </w:pPr>
-            <w:r>
-              <w:rPr/>
-              <w:t xml:space="preserve">Activos + notificaciones</w:t>
-            </w:r>
-          </w:p>
-        </w:tc>
-        <w:tc>
-          <w:tcPr>
-            <w:tcBorders>
-              <w:top w:val="single" w:sz="1" w:space="0" w:color="000000"/>
-              <w:bottom w:val="single" w:sz="1" w:space="0" w:color="000000"/>
-              <w:left w:val="single" w:sz="1" w:space="0" w:color="000000"/>
-              <w:right w:val="single" w:sz="1" w:space="0" w:color="000000"/>
-            </w:tcBorders>
-          </w:tcPr>
-          <w:p>
-            <w:pPr>
-              <w:spacing w:lineRule="auto"/>
-            </w:pPr>
-            <w:r>
-              <w:rPr/>
-              <w:t xml:space="preserve">Ansiedad SLA</w:t>
-            </w:r>
-          </w:p>
-        </w:tc>
-        <w:tc>
-          <w:tcPr>
-            <w:tcBorders>
-              <w:top w:val="single" w:sz="1" w:space="0" w:color="000000"/>
-              <w:bottom w:val="single" w:sz="1" w:space="0" w:color="000000"/>
-              <w:left w:val="single" w:sz="1" w:space="0" w:color="000000"/>
-              <w:right w:val="single" w:sz="1" w:space="0" w:color="000000"/>
-            </w:tcBorders>
-          </w:tcPr>
-          <w:p>
-            <w:pPr>
-              <w:spacing w:lineRule="auto"/>
-            </w:pPr>
-            <w:r>
-              <w:rPr/>
-              <w:t xml:space="preserve">Visibilidad sin llamar</w:t>
+              <w:t xml:space="preserve">9. Calificación</w:t>
+            </w:r>
+          </w:p>
+        </w:tc>
+        <w:tc>
+          <w:tcPr>
+            <w:tcBorders>
+              <w:top w:val="single" w:sz="1" w:space="0" w:color="000000"/>
+              <w:bottom w:val="single" w:sz="1" w:space="0" w:color="000000"/>
+              <w:left w:val="single" w:sz="1" w:space="0" w:color="000000"/>
+              <w:right w:val="single" w:sz="1" w:space="0" w:color="000000"/>
+            </w:tcBorders>
+          </w:tcPr>
+          <w:p>
+            <w:pPr>
+              <w:spacing w:lineRule="auto"/>
+            </w:pPr>
+            <w:r>
+              <w:rPr/>
+              <w:t xml:space="preserve">Califica al </w:t>
+            </w:r>
+          </w:p>
+          <w:p>
+            <w:pPr>
+              <w:spacing w:lineRule="auto"/>
+            </w:pPr>
+            <w:r>
+              <w:rPr>
+                <w:b/>
+              </w:rPr>
+              <w:t xml:space="preserve">transportista</w:t>
+            </w:r>
+          </w:p>
+          <w:p>
+            <w:pPr>
+              <w:spacing w:lineRule="auto"/>
+            </w:pPr>
+            <w:r>
+              <w:rPr/>
+              <w:t xml:space="preserve"> (1–5 ★, chips por experiencia, comentario obligatorio en ★1–2)</w:t>
+            </w:r>
+          </w:p>
+        </w:tc>
+        <w:tc>
+          <w:tcPr>
+            <w:tcBorders>
+              <w:top w:val="single" w:sz="1" w:space="0" w:color="000000"/>
+              <w:bottom w:val="single" w:sz="1" w:space="0" w:color="000000"/>
+              <w:left w:val="single" w:sz="1" w:space="0" w:color="000000"/>
+              <w:right w:val="single" w:sz="1" w:space="0" w:color="000000"/>
+            </w:tcBorders>
+          </w:tcPr>
+          <w:p>
+            <w:pPr>
+              <w:spacing w:lineRule="auto"/>
+            </w:pPr>
+            <w:r>
+              <w:rPr>
+                <w:b/>
+              </w:rPr>
+              <w:t xml:space="preserve">Mis viajes → Completados</w:t>
+            </w:r>
+          </w:p>
+          <w:p>
+            <w:pPr>
+              <w:spacing w:lineRule="auto"/>
+            </w:pPr>
+            <w:r>
+              <w:rPr/>
+              <w:t xml:space="preserve"> → «Calificar transportista ★»</w:t>
+            </w:r>
+          </w:p>
+        </w:tc>
+        <w:tc>
+          <w:tcPr>
+            <w:tcBorders>
+              <w:top w:val="single" w:sz="1" w:space="0" w:color="000000"/>
+              <w:bottom w:val="single" w:sz="1" w:space="0" w:color="000000"/>
+              <w:left w:val="single" w:sz="1" w:space="0" w:color="000000"/>
+              <w:right w:val="single" w:sz="1" w:space="0" w:color="000000"/>
+            </w:tcBorders>
+          </w:tcPr>
+          <w:p>
+            <w:pPr>
+              <w:spacing w:lineRule="auto"/>
+            </w:pPr>
+            <w:r>
+              <w:rPr/>
+              <w:t xml:space="preserve">«¿Quedó registrado?»</w:t>
+            </w:r>
+          </w:p>
+        </w:tc>
+        <w:tc>
+          <w:tcPr>
+            <w:tcBorders>
+              <w:top w:val="single" w:sz="1" w:space="0" w:color="000000"/>
+              <w:bottom w:val="single" w:sz="1" w:space="0" w:color="000000"/>
+              <w:left w:val="single" w:sz="1" w:space="0" w:color="000000"/>
+              <w:right w:val="single" w:sz="1" w:space="0" w:color="000000"/>
+            </w:tcBorders>
+          </w:tcPr>
+          <w:p>
+            <w:pPr>
+              <w:spacing w:lineRule="auto"/>
+            </w:pPr>
+            <w:r>
+              <w:rPr/>
+              <w:t xml:space="preserve">Nota pública en reputación del transportista</w:t>
             </w:r>
           </w:p>
         </w:tc>
@@ -2336,83 +3931,83 @@
             </w:pPr>
             <w:r>
               <w:rPr/>
-              <w:t xml:space="preserve">6b. Incidente</w:t>
-            </w:r>
-          </w:p>
-        </w:tc>
-        <w:tc>
-          <w:tcPr>
-            <w:tcBorders>
-              <w:top w:val="single" w:sz="1" w:space="0" w:color="000000"/>
-              <w:bottom w:val="single" w:sz="1" w:space="0" w:color="000000"/>
-              <w:left w:val="single" w:sz="1" w:space="0" w:color="000000"/>
-              <w:right w:val="single" w:sz="1" w:space="0" w:color="000000"/>
-            </w:tcBorders>
-          </w:tcPr>
-          <w:p>
-            <w:pPr>
-              <w:spacing w:lineRule="auto"/>
-            </w:pPr>
-            <w:r>
-              <w:rPr/>
-              <w:t xml:space="preserve">Robo, daño, faltante → reporte en app</w:t>
-            </w:r>
-          </w:p>
-        </w:tc>
-        <w:tc>
-          <w:tcPr>
-            <w:tcBorders>
-              <w:top w:val="single" w:sz="1" w:space="0" w:color="000000"/>
-              <w:bottom w:val="single" w:sz="1" w:space="0" w:color="000000"/>
-              <w:left w:val="single" w:sz="1" w:space="0" w:color="000000"/>
-              <w:right w:val="single" w:sz="1" w:space="0" w:color="000000"/>
-            </w:tcBorders>
-          </w:tcPr>
-          <w:p>
-            <w:pPr>
-              <w:spacing w:lineRule="auto"/>
-            </w:pPr>
-            <w:r>
-              <w:rPr/>
-              <w:t xml:space="preserve">«Reportar incidente»</w:t>
-            </w:r>
-          </w:p>
-        </w:tc>
-        <w:tc>
-          <w:tcPr>
-            <w:tcBorders>
-              <w:top w:val="single" w:sz="1" w:space="0" w:color="000000"/>
-              <w:bottom w:val="single" w:sz="1" w:space="0" w:color="000000"/>
-              <w:left w:val="single" w:sz="1" w:space="0" w:color="000000"/>
-              <w:right w:val="single" w:sz="1" w:space="0" w:color="000000"/>
-            </w:tcBorders>
-          </w:tcPr>
-          <w:p>
-            <w:pPr>
-              <w:spacing w:lineRule="auto"/>
-            </w:pPr>
-            <w:r>
-              <w:rPr/>
-              <w:t xml:space="preserve">«¿La plataforma paga?»</w:t>
-            </w:r>
-          </w:p>
-        </w:tc>
-        <w:tc>
-          <w:tcPr>
-            <w:tcBorders>
-              <w:top w:val="single" w:sz="1" w:space="0" w:color="000000"/>
-              <w:bottom w:val="single" w:sz="1" w:space="0" w:color="000000"/>
-              <w:left w:val="single" w:sz="1" w:space="0" w:color="000000"/>
-              <w:right w:val="single" w:sz="1" w:space="0" w:color="000000"/>
-            </w:tcBorders>
-          </w:tcPr>
-          <w:p>
-            <w:pPr>
-              <w:spacing w:lineRule="auto"/>
-            </w:pPr>
-            <w:r>
-              <w:rPr/>
-              <w:t xml:space="preserve">Antecedente registrado (resolución entre partes)</w:t>
+              <w:t xml:space="preserve">10. Post-viaje</w:t>
+            </w:r>
+          </w:p>
+        </w:tc>
+        <w:tc>
+          <w:tcPr>
+            <w:tcBorders>
+              <w:top w:val="single" w:sz="1" w:space="0" w:color="000000"/>
+              <w:bottom w:val="single" w:sz="1" w:space="0" w:color="000000"/>
+              <w:left w:val="single" w:sz="1" w:space="0" w:color="000000"/>
+              <w:right w:val="single" w:sz="1" w:space="0" w:color="000000"/>
+            </w:tcBorders>
+          </w:tcPr>
+          <w:p>
+            <w:pPr>
+              <w:spacing w:lineRule="auto"/>
+            </w:pPr>
+            <w:r>
+              <w:rPr/>
+              <w:t xml:space="preserve">Ve nota del transportista y su reputación histórica en la misma tarjeta</w:t>
+            </w:r>
+          </w:p>
+        </w:tc>
+        <w:tc>
+          <w:tcPr>
+            <w:tcBorders>
+              <w:top w:val="single" w:sz="1" w:space="0" w:color="000000"/>
+              <w:bottom w:val="single" w:sz="1" w:space="0" w:color="000000"/>
+              <w:left w:val="single" w:sz="1" w:space="0" w:color="000000"/>
+              <w:right w:val="single" w:sz="1" w:space="0" w:color="000000"/>
+            </w:tcBorders>
+          </w:tcPr>
+          <w:p>
+            <w:pPr>
+              <w:spacing w:lineRule="auto"/>
+            </w:pPr>
+            <w:r>
+              <w:rPr/>
+              <w:t xml:space="preserve">Bloque calificaciones (sin ir a Emparejar)</w:t>
+            </w:r>
+          </w:p>
+        </w:tc>
+        <w:tc>
+          <w:tcPr>
+            <w:tcBorders>
+              <w:top w:val="single" w:sz="1" w:space="0" w:color="000000"/>
+              <w:bottom w:val="single" w:sz="1" w:space="0" w:color="000000"/>
+              <w:left w:val="single" w:sz="1" w:space="0" w:color="000000"/>
+              <w:right w:val="single" w:sz="1" w:space="0" w:color="000000"/>
+            </w:tcBorders>
+          </w:tcPr>
+          <w:p>
+            <w:pPr>
+              <w:spacing w:lineRule="auto"/>
+            </w:pPr>
+            <w:r>
+              <w:rPr/>
+              <w:t xml:space="preserve">«¿Repito con ellos?»</w:t>
+            </w:r>
+          </w:p>
+        </w:tc>
+        <w:tc>
+          <w:tcPr>
+            <w:tcBorders>
+              <w:top w:val="single" w:sz="1" w:space="0" w:color="000000"/>
+              <w:bottom w:val="single" w:sz="1" w:space="0" w:color="000000"/>
+              <w:left w:val="single" w:sz="1" w:space="0" w:color="000000"/>
+              <w:right w:val="single" w:sz="1" w:space="0" w:color="000000"/>
+            </w:tcBorders>
+          </w:tcPr>
+          <w:p>
+            <w:pPr>
+              <w:spacing w:lineRule="auto"/>
+            </w:pPr>
+            <w:r>
+              <w:rPr/>
+              <w:t xml:space="preserve">NPS ≥ 7 · repite carga</w:t>
             </w:r>
           </w:p>
         </w:tc>
@@ -2434,83 +4029,145 @@
             </w:pPr>
             <w:r>
               <w:rPr/>
-              <w:t xml:space="preserve">7. Cancelar (si aplica)</w:t>
-            </w:r>
-          </w:p>
-        </w:tc>
-        <w:tc>
-          <w:tcPr>
-            <w:tcBorders>
-              <w:top w:val="single" w:sz="1" w:space="0" w:color="000000"/>
-              <w:bottom w:val="single" w:sz="1" w:space="0" w:color="000000"/>
-              <w:left w:val="single" w:sz="1" w:space="0" w:color="000000"/>
-              <w:right w:val="single" w:sz="1" w:space="0" w:color="000000"/>
-            </w:tcBorders>
-          </w:tcPr>
-          <w:p>
-            <w:pPr>
-              <w:spacing w:lineRule="auto"/>
-            </w:pPr>
-            <w:r>
-              <w:rPr/>
-              <w:t xml:space="preserve">Motivo, acuerdo mutuo o multa sugerida</w:t>
-            </w:r>
-          </w:p>
-        </w:tc>
-        <w:tc>
-          <w:tcPr>
-            <w:tcBorders>
-              <w:top w:val="single" w:sz="1" w:space="0" w:color="000000"/>
-              <w:bottom w:val="single" w:sz="1" w:space="0" w:color="000000"/>
-              <w:left w:val="single" w:sz="1" w:space="0" w:color="000000"/>
-              <w:right w:val="single" w:sz="1" w:space="0" w:color="000000"/>
-            </w:tcBorders>
-          </w:tcPr>
-          <w:p>
-            <w:pPr>
-              <w:spacing w:lineRule="auto"/>
-            </w:pPr>
-            <w:r>
-              <w:rPr/>
-              <w:t xml:space="preserve">Modal cancelación</w:t>
-            </w:r>
-          </w:p>
-        </w:tc>
-        <w:tc>
-          <w:tcPr>
-            <w:tcBorders>
-              <w:top w:val="single" w:sz="1" w:space="0" w:color="000000"/>
-              <w:bottom w:val="single" w:sz="1" w:space="0" w:color="000000"/>
-              <w:left w:val="single" w:sz="1" w:space="0" w:color="000000"/>
-              <w:right w:val="single" w:sz="1" w:space="0" w:color="000000"/>
-            </w:tcBorders>
-          </w:tcPr>
-          <w:p>
-            <w:pPr>
-              <w:spacing w:lineRule="auto"/>
-            </w:pPr>
-            <w:r>
-              <w:rPr/>
-              <w:t xml:space="preserve">«¿Cuánto me cobran?»</w:t>
-            </w:r>
-          </w:p>
-        </w:tc>
-        <w:tc>
-          <w:tcPr>
-            <w:tcBorders>
-              <w:top w:val="single" w:sz="1" w:space="0" w:color="000000"/>
-              <w:bottom w:val="single" w:sz="1" w:space="0" w:color="000000"/>
-              <w:left w:val="single" w:sz="1" w:space="0" w:color="000000"/>
-              <w:right w:val="single" w:sz="1" w:space="0" w:color="000000"/>
-            </w:tcBorders>
-          </w:tcPr>
-          <w:p>
-            <w:pPr>
-              <w:spacing w:lineRule="auto"/>
-            </w:pPr>
-            <w:r>
-              <w:rPr/>
-              <w:t xml:space="preserve">Regla clara</w:t>
+              <w:t xml:space="preserve">10b. Pago piloto</w:t>
+            </w:r>
+          </w:p>
+        </w:tc>
+        <w:tc>
+          <w:tcPr>
+            <w:tcBorders>
+              <w:top w:val="single" w:sz="1" w:space="0" w:color="000000"/>
+              <w:bottom w:val="single" w:sz="1" w:space="0" w:color="000000"/>
+              <w:left w:val="single" w:sz="1" w:space="0" w:color="000000"/>
+              <w:right w:val="single" w:sz="1" w:space="0" w:color="000000"/>
+            </w:tcBorders>
+          </w:tcPr>
+          <w:p>
+            <w:pPr>
+              <w:spacing w:lineRule="auto"/>
+            </w:pPr>
+            <w:r>
+              <w:rPr/>
+              <w:t xml:space="preserve">En viaje </w:t>
+            </w:r>
+          </w:p>
+          <w:p>
+            <w:pPr>
+              <w:spacing w:lineRule="auto"/>
+            </w:pPr>
+            <w:r>
+              <w:rPr>
+                <w:highlight w:val="lightGray"/>
+              </w:rPr>
+              <w:t xml:space="preserve">completed</w:t>
+            </w:r>
+          </w:p>
+          <w:p>
+            <w:pPr>
+              <w:spacing w:lineRule="auto"/>
+            </w:pPr>
+            <w:r>
+              <w:rPr/>
+              <w:t xml:space="preserve">, pulsa </w:t>
+            </w:r>
+          </w:p>
+          <w:p>
+            <w:pPr>
+              <w:spacing w:lineRule="auto"/>
+            </w:pPr>
+            <w:r>
+              <w:rPr>
+                <w:b/>
+              </w:rPr>
+              <w:t xml:space="preserve">Pagar con Cubik Saldo</w:t>
+            </w:r>
+          </w:p>
+          <w:p>
+            <w:pPr>
+              <w:spacing w:lineRule="auto"/>
+            </w:pPr>
+            <w:r>
+              <w:rPr/>
+              <w:t xml:space="preserve"> → confirma total (flete + 10%)</w:t>
+            </w:r>
+          </w:p>
+        </w:tc>
+        <w:tc>
+          <w:tcPr>
+            <w:tcBorders>
+              <w:top w:val="single" w:sz="1" w:space="0" w:color="000000"/>
+              <w:bottom w:val="single" w:sz="1" w:space="0" w:color="000000"/>
+              <w:left w:val="single" w:sz="1" w:space="0" w:color="000000"/>
+              <w:right w:val="single" w:sz="1" w:space="0" w:color="000000"/>
+            </w:tcBorders>
+          </w:tcPr>
+          <w:p>
+            <w:pPr>
+              <w:spacing w:lineRule="auto"/>
+            </w:pPr>
+            <w:r>
+              <w:rPr/>
+              <w:t xml:space="preserve">Drawer pago → badge </w:t>
+            </w:r>
+          </w:p>
+          <w:p>
+            <w:pPr>
+              <w:spacing w:lineRule="auto"/>
+            </w:pPr>
+            <w:r>
+              <w:rPr>
+                <w:b/>
+              </w:rPr>
+              <w:t xml:space="preserve">Pagado</w:t>
+            </w:r>
+          </w:p>
+          <w:p>
+            <w:pPr>
+              <w:spacing w:lineRule="auto"/>
+            </w:pPr>
+            <w:r>
+              <w:rPr/>
+              <w:t xml:space="preserve"> −total; transportista notificado</w:t>
+            </w:r>
+          </w:p>
+        </w:tc>
+        <w:tc>
+          <w:tcPr>
+            <w:tcBorders>
+              <w:top w:val="single" w:sz="1" w:space="0" w:color="000000"/>
+              <w:bottom w:val="single" w:sz="1" w:space="0" w:color="000000"/>
+              <w:left w:val="single" w:sz="1" w:space="0" w:color="000000"/>
+              <w:right w:val="single" w:sz="1" w:space="0" w:color="000000"/>
+            </w:tcBorders>
+          </w:tcPr>
+          <w:p>
+            <w:pPr>
+              <w:spacing w:lineRule="auto"/>
+            </w:pPr>
+            <w:r>
+              <w:rPr/>
+              <w:t xml:space="preserve">«¿Cuánto debitan?»</w:t>
+            </w:r>
+          </w:p>
+        </w:tc>
+        <w:tc>
+          <w:tcPr>
+            <w:tcBorders>
+              <w:top w:val="single" w:sz="1" w:space="0" w:color="000000"/>
+              <w:bottom w:val="single" w:sz="1" w:space="0" w:color="000000"/>
+              <w:left w:val="single" w:sz="1" w:space="0" w:color="000000"/>
+              <w:right w:val="single" w:sz="1" w:space="0" w:color="000000"/>
+            </w:tcBorders>
+          </w:tcPr>
+          <w:p>
+            <w:pPr>
+              <w:spacing w:lineRule="auto"/>
+            </w:pPr>
+            <w:r>
+              <w:rPr>
+                <w:highlight w:val="lightGray"/>
+              </w:rPr>
+              <w:t xml:space="preserve">pilot_payment_status=in_settlement</w:t>
             </w:r>
           </w:p>
         </w:tc>
@@ -2532,83 +4189,134 @@
             </w:pPr>
             <w:r>
               <w:rPr/>
-              <w:t xml:space="preserve">8. Cierre</w:t>
-            </w:r>
-          </w:p>
-        </w:tc>
-        <w:tc>
-          <w:tcPr>
-            <w:tcBorders>
-              <w:top w:val="single" w:sz="1" w:space="0" w:color="000000"/>
-              <w:bottom w:val="single" w:sz="1" w:space="0" w:color="000000"/>
-              <w:left w:val="single" w:sz="1" w:space="0" w:color="000000"/>
-              <w:right w:val="single" w:sz="1" w:space="0" w:color="000000"/>
-            </w:tcBorders>
-          </w:tcPr>
-          <w:p>
-            <w:pPr>
-              <w:spacing w:lineRule="auto"/>
-            </w:pPr>
-            <w:r>
-              <w:rPr/>
-              <w:t xml:space="preserve">Entregado; califica (fase 3)</w:t>
-            </w:r>
-          </w:p>
-        </w:tc>
-        <w:tc>
-          <w:tcPr>
-            <w:tcBorders>
-              <w:top w:val="single" w:sz="1" w:space="0" w:color="000000"/>
-              <w:bottom w:val="single" w:sz="1" w:space="0" w:color="000000"/>
-              <w:left w:val="single" w:sz="1" w:space="0" w:color="000000"/>
-              <w:right w:val="single" w:sz="1" w:space="0" w:color="000000"/>
-            </w:tcBorders>
-          </w:tcPr>
-          <w:p>
-            <w:pPr>
-              <w:spacing w:lineRule="auto"/>
-            </w:pPr>
-            <w:r>
-              <w:rPr/>
-              <w:t xml:space="preserve">Completado</w:t>
-            </w:r>
-          </w:p>
-        </w:tc>
-        <w:tc>
-          <w:tcPr>
-            <w:tcBorders>
-              <w:top w:val="single" w:sz="1" w:space="0" w:color="000000"/>
-              <w:bottom w:val="single" w:sz="1" w:space="0" w:color="000000"/>
-              <w:left w:val="single" w:sz="1" w:space="0" w:color="000000"/>
-              <w:right w:val="single" w:sz="1" w:space="0" w:color="000000"/>
-            </w:tcBorders>
-          </w:tcPr>
-          <w:p>
-            <w:pPr>
-              <w:spacing w:lineRule="auto"/>
-            </w:pPr>
-            <w:r>
-              <w:rPr/>
-              <w:t xml:space="preserve">«¿Lo uso otra vez?»</w:t>
-            </w:r>
-          </w:p>
-        </w:tc>
-        <w:tc>
-          <w:tcPr>
-            <w:tcBorders>
-              <w:top w:val="single" w:sz="1" w:space="0" w:color="000000"/>
-              <w:bottom w:val="single" w:sz="1" w:space="0" w:color="000000"/>
-              <w:left w:val="single" w:sz="1" w:space="0" w:color="000000"/>
-              <w:right w:val="single" w:sz="1" w:space="0" w:color="000000"/>
-            </w:tcBorders>
-          </w:tcPr>
-          <w:p>
-            <w:pPr>
-              <w:spacing w:lineRule="auto"/>
-            </w:pPr>
-            <w:r>
-              <w:rPr/>
-              <w:t xml:space="preserve">NPS ≥ 8</w:t>
+              <w:t xml:space="preserve">11. Multa / cobro (si aplica)</w:t>
+            </w:r>
+          </w:p>
+        </w:tc>
+        <w:tc>
+          <w:tcPr>
+            <w:tcBorders>
+              <w:top w:val="single" w:sz="1" w:space="0" w:color="000000"/>
+              <w:bottom w:val="single" w:sz="1" w:space="0" w:color="000000"/>
+              <w:left w:val="single" w:sz="1" w:space="0" w:color="000000"/>
+              <w:right w:val="single" w:sz="1" w:space="0" w:color="000000"/>
+            </w:tcBorders>
+          </w:tcPr>
+          <w:p>
+            <w:pPr>
+              <w:spacing w:lineRule="auto"/>
+            </w:pPr>
+            <w:r>
+              <w:rPr/>
+              <w:t xml:space="preserve">Si es </w:t>
+            </w:r>
+          </w:p>
+          <w:p>
+            <w:pPr>
+              <w:spacing w:lineRule="auto"/>
+            </w:pPr>
+            <w:r>
+              <w:rPr>
+                <w:b/>
+              </w:rPr>
+              <w:t xml:space="preserve">acreedor</w:t>
+            </w:r>
+          </w:p>
+          <w:p>
+            <w:pPr>
+              <w:spacing w:lineRule="auto"/>
+            </w:pPr>
+            <w:r>
+              <w:rPr/>
+              <w:t xml:space="preserve">: revisa comprobante del deudor y confirma o rechaza pago externo (24 h). Si es deudor: declara pago + comprobante. </w:t>
+            </w:r>
+          </w:p>
+          <w:p>
+            <w:pPr>
+              <w:spacing w:lineRule="auto"/>
+            </w:pPr>
+            <w:r>
+              <w:rPr>
+                <w:b/>
+              </w:rPr>
+              <w:t xml:space="preserve">No sube</w:t>
+            </w:r>
+          </w:p>
+          <w:p>
+            <w:pPr>
+              <w:spacing w:lineRule="auto"/>
+            </w:pPr>
+            <w:r>
+              <w:rPr/>
+              <w:t xml:space="preserve"> comprobante como acreedor.</w:t>
+            </w:r>
+          </w:p>
+        </w:tc>
+        <w:tc>
+          <w:tcPr>
+            <w:tcBorders>
+              <w:top w:val="single" w:sz="1" w:space="0" w:color="000000"/>
+              <w:bottom w:val="single" w:sz="1" w:space="0" w:color="000000"/>
+              <w:left w:val="single" w:sz="1" w:space="0" w:color="000000"/>
+              <w:right w:val="single" w:sz="1" w:space="0" w:color="000000"/>
+            </w:tcBorders>
+          </w:tcPr>
+          <w:p>
+            <w:pPr>
+              <w:spacing w:lineRule="auto"/>
+            </w:pPr>
+            <w:r>
+              <w:rPr>
+                <w:b/>
+              </w:rPr>
+              <w:t xml:space="preserve">Cuenta y multas</w:t>
+            </w:r>
+          </w:p>
+          <w:p>
+            <w:pPr>
+              <w:spacing w:lineRule="auto"/>
+            </w:pPr>
+            <w:r>
+              <w:rPr/>
+              <w:t xml:space="preserve"> → «Pagos por confirmar» / modal revisión</w:t>
+            </w:r>
+          </w:p>
+        </w:tc>
+        <w:tc>
+          <w:tcPr>
+            <w:tcBorders>
+              <w:top w:val="single" w:sz="1" w:space="0" w:color="000000"/>
+              <w:bottom w:val="single" w:sz="1" w:space="0" w:color="000000"/>
+              <w:left w:val="single" w:sz="1" w:space="0" w:color="000000"/>
+              <w:right w:val="single" w:sz="1" w:space="0" w:color="000000"/>
+            </w:tcBorders>
+          </w:tcPr>
+          <w:p>
+            <w:pPr>
+              <w:spacing w:lineRule="auto"/>
+            </w:pPr>
+            <w:r>
+              <w:rPr/>
+              <w:t xml:space="preserve">«¿Ya me pagaron?»</w:t>
+            </w:r>
+          </w:p>
+        </w:tc>
+        <w:tc>
+          <w:tcPr>
+            <w:tcBorders>
+              <w:top w:val="single" w:sz="1" w:space="0" w:color="000000"/>
+              <w:bottom w:val="single" w:sz="1" w:space="0" w:color="000000"/>
+              <w:left w:val="single" w:sz="1" w:space="0" w:color="000000"/>
+              <w:right w:val="single" w:sz="1" w:space="0" w:color="000000"/>
+            </w:tcBorders>
+          </w:tcPr>
+          <w:p>
+            <w:pPr>
+              <w:spacing w:lineRule="auto"/>
+            </w:pPr>
+            <w:r>
+              <w:rPr/>
+              <w:t xml:space="preserve">Confirmación o escalado a moderador</w:t>
             </w:r>
           </w:p>
         </w:tc>
@@ -2935,7 +4643,27 @@
             </w:pPr>
             <w:r>
               <w:rPr/>
-              <w:t xml:space="preserve">Mis cargas / mis ofertas (pendiente)</w:t>
+              <w:t xml:space="preserve">Pestaña </w:t>
+            </w:r>
+          </w:p>
+          <w:p>
+            <w:pPr>
+              <w:spacing w:lineRule="auto"/>
+            </w:pPr>
+            <w:r>
+              <w:rPr>
+                <w:b/>
+              </w:rPr>
+              <w:t xml:space="preserve">Mis viajes</w:t>
+            </w:r>
+          </w:p>
+          <w:p>
+            <w:pPr>
+              <w:spacing w:lineRule="auto"/>
+            </w:pPr>
+            <w:r>
+              <w:rPr/>
+              <w:t xml:space="preserve">: En curso · En negociación · Completados (listado vertical)</w:t>
             </w:r>
           </w:p>
         </w:tc>
@@ -2957,6 +4685,108 @@
             </w:pPr>
             <w:r>
               <w:rPr/>
+              <w:t xml:space="preserve">Calificar al otro</w:t>
+            </w:r>
+          </w:p>
+        </w:tc>
+        <w:tc>
+          <w:tcPr>
+            <w:tcBorders>
+              <w:top w:val="single" w:sz="1" w:space="0" w:color="000000"/>
+              <w:bottom w:val="single" w:sz="1" w:space="0" w:color="000000"/>
+              <w:left w:val="single" w:sz="1" w:space="0" w:color="000000"/>
+              <w:right w:val="single" w:sz="1" w:space="0" w:color="000000"/>
+            </w:tcBorders>
+          </w:tcPr>
+          <w:p>
+            <w:pPr>
+              <w:spacing w:lineRule="auto"/>
+            </w:pPr>
+            <w:r>
+              <w:rPr/>
+              <w:t xml:space="preserve">Mutuo post-</w:t>
+            </w:r>
+          </w:p>
+          <w:p>
+            <w:pPr>
+              <w:spacing w:lineRule="auto"/>
+            </w:pPr>
+            <w:r>
+              <w:rPr>
+                <w:highlight w:val="lightGray"/>
+              </w:rPr>
+              <w:t xml:space="preserve">completed</w:t>
+            </w:r>
+          </w:p>
+          <w:p>
+            <w:pPr>
+              <w:spacing w:lineRule="auto"/>
+            </w:pPr>
+            <w:r>
+              <w:rPr/>
+              <w:t xml:space="preserve">; chips por rol; una nota por viaje y por rol</w:t>
+            </w:r>
+          </w:p>
+        </w:tc>
+      </w:tr>
+      <w:tr>
+        <w:trPr/>
+        <w:tc>
+          <w:tcPr>
+            <w:tcBorders>
+              <w:top w:val="single" w:sz="1" w:space="0" w:color="000000"/>
+              <w:bottom w:val="single" w:sz="1" w:space="0" w:color="000000"/>
+              <w:left w:val="single" w:sz="1" w:space="0" w:color="000000"/>
+              <w:right w:val="single" w:sz="1" w:space="0" w:color="000000"/>
+            </w:tcBorders>
+          </w:tcPr>
+          <w:p>
+            <w:pPr>
+              <w:spacing w:lineRule="auto"/>
+            </w:pPr>
+            <w:r>
+              <w:rPr/>
+              <w:t xml:space="preserve">Reputación ★</w:t>
+            </w:r>
+          </w:p>
+        </w:tc>
+        <w:tc>
+          <w:tcPr>
+            <w:tcBorders>
+              <w:top w:val="single" w:sz="1" w:space="0" w:color="000000"/>
+              <w:bottom w:val="single" w:sz="1" w:space="0" w:color="000000"/>
+              <w:left w:val="single" w:sz="1" w:space="0" w:color="000000"/>
+              <w:right w:val="single" w:sz="1" w:space="0" w:color="000000"/>
+            </w:tcBorders>
+          </w:tcPr>
+          <w:p>
+            <w:pPr>
+              <w:spacing w:lineRule="auto"/>
+            </w:pPr>
+            <w:r>
+              <w:rPr/>
+              <w:t xml:space="preserve">Promedio histórico en Completados (tablero Emparejar: pendiente M3)</w:t>
+            </w:r>
+          </w:p>
+        </w:tc>
+      </w:tr>
+      <w:tr>
+        <w:trPr/>
+        <w:tc>
+          <w:tcPr>
+            <w:tcBorders>
+              <w:top w:val="single" w:sz="1" w:space="0" w:color="000000"/>
+              <w:bottom w:val="single" w:sz="1" w:space="0" w:color="000000"/>
+              <w:left w:val="single" w:sz="1" w:space="0" w:color="000000"/>
+              <w:right w:val="single" w:sz="1" w:space="0" w:color="000000"/>
+            </w:tcBorders>
+          </w:tcPr>
+          <w:p>
+            <w:pPr>
+              <w:spacing w:lineRule="auto"/>
+            </w:pPr>
+            <w:r>
+              <w:rPr/>
               <w:t xml:space="preserve">Pago en app</w:t>
             </w:r>
           </w:p>
@@ -2975,8 +4805,275 @@
               <w:spacing w:lineRule="auto"/>
             </w:pPr>
             <w:r>
-              <w:rPr/>
-              <w:t xml:space="preserve">Pasarela (pendiente)</w:t>
+              <w:rPr>
+                <w:b/>
+              </w:rPr>
+              <w:t xml:space="preserve">Cubik Saldo piloto</w:t>
+            </w:r>
+          </w:p>
+          <w:p>
+            <w:pPr>
+              <w:spacing w:lineRule="auto"/>
+            </w:pPr>
+            <w:r>
+              <w:rPr/>
+              <w:t xml:space="preserve"> (v0.0.104): pago post-completado simulado; prod: retención al </w:t>
+            </w:r>
+          </w:p>
+          <w:p>
+            <w:pPr>
+              <w:spacing w:lineRule="auto"/>
+            </w:pPr>
+            <w:r>
+              <w:rPr>
+                <w:b/>
+              </w:rPr>
+              <w:t xml:space="preserve">En ruta</w:t>
+            </w:r>
+          </w:p>
+          <w:p>
+            <w:pPr>
+              <w:spacing w:lineRule="auto"/>
+            </w:pPr>
+            <w:r>
+              <w:rPr/>
+              <w:t xml:space="preserve">; sin efectivo; tier ≥ $1M factura</w:t>
+            </w:r>
+          </w:p>
+        </w:tc>
+      </w:tr>
+      <w:tr>
+        <w:trPr/>
+        <w:tc>
+          <w:tcPr>
+            <w:tcBorders>
+              <w:top w:val="single" w:sz="1" w:space="0" w:color="000000"/>
+              <w:bottom w:val="single" w:sz="1" w:space="0" w:color="000000"/>
+              <w:left w:val="single" w:sz="1" w:space="0" w:color="000000"/>
+              <w:right w:val="single" w:sz="1" w:space="0" w:color="000000"/>
+            </w:tcBorders>
+          </w:tcPr>
+          <w:p>
+            <w:pPr>
+              <w:spacing w:lineRule="auto"/>
+            </w:pPr>
+            <w:r>
+              <w:rPr/>
+              <w:t xml:space="preserve">Tarifas / checkout</w:t>
+            </w:r>
+          </w:p>
+        </w:tc>
+        <w:tc>
+          <w:tcPr>
+            <w:tcBorders>
+              <w:top w:val="single" w:sz="1" w:space="0" w:color="000000"/>
+              <w:bottom w:val="single" w:sz="1" w:space="0" w:color="000000"/>
+              <w:left w:val="single" w:sz="1" w:space="0" w:color="000000"/>
+              <w:right w:val="single" w:sz="1" w:space="0" w:color="000000"/>
+            </w:tcBorders>
+          </w:tcPr>
+          <w:p>
+            <w:pPr>
+              <w:spacing w:lineRule="auto"/>
+            </w:pPr>
+            <w:r>
+              <w:rPr/>
+              <w:t xml:space="preserve">Pantalla «Terminar y confirmar» estilo Uber Eats — cada rol ve solo su % (10% o 5%)</w:t>
+            </w:r>
+          </w:p>
+        </w:tc>
+      </w:tr>
+      <w:tr>
+        <w:trPr/>
+        <w:tc>
+          <w:tcPr>
+            <w:tcBorders>
+              <w:top w:val="single" w:sz="1" w:space="0" w:color="000000"/>
+              <w:bottom w:val="single" w:sz="1" w:space="0" w:color="000000"/>
+              <w:left w:val="single" w:sz="1" w:space="0" w:color="000000"/>
+              <w:right w:val="single" w:sz="1" w:space="0" w:color="000000"/>
+            </w:tcBorders>
+          </w:tcPr>
+          <w:p>
+            <w:pPr>
+              <w:spacing w:lineRule="auto"/>
+            </w:pPr>
+            <w:r>
+              <w:rPr/>
+              <w:t xml:space="preserve">Cuenta y multas</w:t>
+            </w:r>
+          </w:p>
+        </w:tc>
+        <w:tc>
+          <w:tcPr>
+            <w:tcBorders>
+              <w:top w:val="single" w:sz="1" w:space="0" w:color="000000"/>
+              <w:bottom w:val="single" w:sz="1" w:space="0" w:color="000000"/>
+              <w:left w:val="single" w:sz="1" w:space="0" w:color="000000"/>
+              <w:right w:val="single" w:sz="1" w:space="0" w:color="000000"/>
+            </w:tcBorders>
+          </w:tcPr>
+          <w:p>
+            <w:pPr>
+              <w:spacing w:lineRule="auto"/>
+            </w:pPr>
+            <w:r>
+              <w:rPr>
+                <w:b/>
+              </w:rPr>
+              <w:t xml:space="preserve">Billetera</w:t>
+            </w:r>
+          </w:p>
+          <w:p>
+            <w:pPr>
+              <w:spacing w:lineRule="auto"/>
+            </w:pPr>
+            <w:r>
+              <w:rPr/>
+              <w:t xml:space="preserve"> bancos + </w:t>
+            </w:r>
+          </w:p>
+          <w:p>
+            <w:pPr>
+              <w:spacing w:lineRule="auto"/>
+            </w:pPr>
+            <w:r>
+              <w:rPr>
+                <w:b/>
+              </w:rPr>
+              <w:t xml:space="preserve">Cubik Saldo</w:t>
+            </w:r>
+          </w:p>
+          <w:p>
+            <w:pPr>
+              <w:spacing w:lineRule="auto"/>
+            </w:pPr>
+            <w:r>
+              <w:rPr/>
+              <w:t xml:space="preserve"> + ayuda «Cómo funciona el dinero»; multas (legacy transferencia hasta wallet)</w:t>
+            </w:r>
+          </w:p>
+        </w:tc>
+      </w:tr>
+      <w:tr>
+        <w:trPr/>
+        <w:tc>
+          <w:tcPr>
+            <w:tcBorders>
+              <w:top w:val="single" w:sz="1" w:space="0" w:color="000000"/>
+              <w:bottom w:val="single" w:sz="1" w:space="0" w:color="000000"/>
+              <w:left w:val="single" w:sz="1" w:space="0" w:color="000000"/>
+              <w:right w:val="single" w:sz="1" w:space="0" w:color="000000"/>
+            </w:tcBorders>
+          </w:tcPr>
+          <w:p>
+            <w:pPr>
+              <w:spacing w:lineRule="auto"/>
+            </w:pPr>
+            <w:r>
+              <w:rPr/>
+              <w:t xml:space="preserve">Llamar / chat</w:t>
+            </w:r>
+          </w:p>
+        </w:tc>
+        <w:tc>
+          <w:tcPr>
+            <w:tcBorders>
+              <w:top w:val="single" w:sz="1" w:space="0" w:color="000000"/>
+              <w:bottom w:val="single" w:sz="1" w:space="0" w:color="000000"/>
+              <w:left w:val="single" w:sz="1" w:space="0" w:color="000000"/>
+              <w:right w:val="single" w:sz="1" w:space="0" w:color="000000"/>
+            </w:tcBorders>
+          </w:tcPr>
+          <w:p>
+            <w:pPr>
+              <w:spacing w:lineRule="auto"/>
+            </w:pPr>
+            <w:r>
+              <w:rPr/>
+              <w:t xml:space="preserve">Sin teléfonos en chat; botón Llamar (Twilio proxy próx. semana)</w:t>
+            </w:r>
+          </w:p>
+        </w:tc>
+      </w:tr>
+      <w:tr>
+        <w:trPr/>
+        <w:tc>
+          <w:tcPr>
+            <w:tcBorders>
+              <w:top w:val="single" w:sz="1" w:space="0" w:color="000000"/>
+              <w:bottom w:val="single" w:sz="1" w:space="0" w:color="000000"/>
+              <w:left w:val="single" w:sz="1" w:space="0" w:color="000000"/>
+              <w:right w:val="single" w:sz="1" w:space="0" w:color="000000"/>
+            </w:tcBorders>
+          </w:tcPr>
+          <w:p>
+            <w:pPr>
+              <w:spacing w:lineRule="auto"/>
+            </w:pPr>
+            <w:r>
+              <w:rPr/>
+              <w:t xml:space="preserve">Cubik Plus Empresa</w:t>
+            </w:r>
+          </w:p>
+        </w:tc>
+        <w:tc>
+          <w:tcPr>
+            <w:tcBorders>
+              <w:top w:val="single" w:sz="1" w:space="0" w:color="000000"/>
+              <w:bottom w:val="single" w:sz="1" w:space="0" w:color="000000"/>
+              <w:left w:val="single" w:sz="1" w:space="0" w:color="000000"/>
+              <w:right w:val="single" w:sz="1" w:space="0" w:color="000000"/>
+            </w:tcBorders>
+          </w:tcPr>
+          <w:p>
+            <w:pPr>
+              <w:spacing w:lineRule="auto"/>
+            </w:pPr>
+            <w:r>
+              <w:rPr/>
+              <w:t xml:space="preserve">Suscripción mensual → descuento % fee (futuro, tipo Uber One)</w:t>
+            </w:r>
+          </w:p>
+        </w:tc>
+      </w:tr>
+      <w:tr>
+        <w:trPr/>
+        <w:tc>
+          <w:tcPr>
+            <w:tcBorders>
+              <w:top w:val="single" w:sz="1" w:space="0" w:color="000000"/>
+              <w:bottom w:val="single" w:sz="1" w:space="0" w:color="000000"/>
+              <w:left w:val="single" w:sz="1" w:space="0" w:color="000000"/>
+              <w:right w:val="single" w:sz="1" w:space="0" w:color="000000"/>
+            </w:tcBorders>
+          </w:tcPr>
+          <w:p>
+            <w:pPr>
+              <w:spacing w:lineRule="auto"/>
+            </w:pPr>
+            <w:r>
+              <w:rPr/>
+              <w:t xml:space="preserve">Entrar con Gmail / Apple</w:t>
+            </w:r>
+          </w:p>
+        </w:tc>
+        <w:tc>
+          <w:tcPr>
+            <w:tcBorders>
+              <w:top w:val="single" w:sz="1" w:space="0" w:color="000000"/>
+              <w:bottom w:val="single" w:sz="1" w:space="0" w:color="000000"/>
+              <w:left w:val="single" w:sz="1" w:space="0" w:color="000000"/>
+              <w:right w:val="single" w:sz="1" w:space="0" w:color="000000"/>
+            </w:tcBorders>
+          </w:tcPr>
+          <w:p>
+            <w:pPr>
+              <w:spacing w:lineRule="auto"/>
+            </w:pPr>
+            <w:r>
+              <w:rPr/>
+              <w:t xml:space="preserve">OAuth (pendiente); hoy email + contraseña</w:t>
             </w:r>
           </w:p>
         </w:tc>
@@ -3146,7 +5243,7 @@
         <w:rPr/>
         <w:t xml:space="preserve">Acepta los </w:t>
       </w:r>
-      <w:hyperlink r:id="rId11">
+      <w:hyperlink r:id="rId17">
         <w:r>
           <w:rPr>
             <w:rStyle w:val="Hyperlink"/>
@@ -3200,7 +5297,7 @@
         <w:rPr/>
         <w:t xml:space="preserve">Detalle técnico: </w:t>
       </w:r>
-      <w:hyperlink r:id="rId12">
+      <w:hyperlink r:id="rId18">
         <w:r>
           <w:rPr>
             <w:rStyle w:val="Hyperlink"/>
@@ -3212,7 +5309,7 @@
         <w:rPr/>
         <w:t xml:space="preserve"> · Memoria: </w:t>
       </w:r>
-      <w:hyperlink r:id="rId13">
+      <w:hyperlink r:id="rId19">
         <w:r>
           <w:rPr>
             <w:rStyle w:val="Hyperlink"/>
@@ -3342,7 +5439,1927 @@
       </w:pPr>
       <w:r>
         <w:rPr/>
-        <w:t xml:space="preserve">8. Estados en la app</w:t>
+        <w:t xml:space="preserve">8. Mis viajes y calificaciones (mayo 2026)</w:t>
+      </w:r>
+    </w:p>
+    <w:p>
+      <w:pPr>
+        <w:spacing w:lineRule="auto"/>
+      </w:pPr>
+      <w:r>
+        <w:rPr/>
+        <w:t xml:space="preserve">Tras iniciar sesión, la pestaña </w:t>
+      </w:r>
+      <w:r>
+        <w:rPr>
+          <w:b/>
+        </w:rPr>
+        <w:t xml:space="preserve">Mis viajes</w:t>
+      </w:r>
+      <w:r>
+        <w:rPr/>
+        <w:t xml:space="preserve"> concentra el historial al estilo Uber (no hace falta volver a Emparejar para ver viajes cerrados).</w:t>
+      </w:r>
+    </w:p>
+    <w:tbl>
+      <w:tblPr>
+        <w:tblBorders>
+          <w:top w:val="single" w:sz="2" w:space="0" w:color="000000"/>
+          <w:bottom w:val="single" w:sz="2" w:space="0" w:color="000000"/>
+          <w:left w:val="single" w:sz="2" w:space="0" w:color="000000"/>
+          <w:right w:val="single" w:sz="2" w:space="0" w:color="000000"/>
+        </w:tblBorders>
+        <w:tblCellSpacing w:w="0" w:type="dxa"/>
+        <w:tblCellMar>
+          <w:top w:type="dxa" w:w="80"/>
+          <w:bottom w:type="dxa" w:w="80"/>
+          <w:left w:type="dxa" w:w="160"/>
+          <w:right w:type="dxa" w:w="160"/>
+        </w:tblCellMar>
+        <w:jc w:val="center"/>
+      </w:tblPr>
+      <w:tblGrid>
+        <w:gridCol w:w="2880"/>
+        <w:gridCol w:w="2880"/>
+        <w:gridCol w:w="2880"/>
+      </w:tblGrid>
+      <w:tr>
+        <w:trPr/>
+        <w:tc>
+          <w:tcPr>
+            <w:tcBorders>
+              <w:top w:val="single" w:sz="1" w:space="0" w:color="000000"/>
+              <w:bottom w:val="single" w:sz="1" w:space="0" w:color="000000"/>
+              <w:left w:val="single" w:sz="1" w:space="0" w:color="000000"/>
+              <w:right w:val="single" w:sz="1" w:space="0" w:color="000000"/>
+            </w:tcBorders>
+          </w:tcPr>
+          <w:p>
+            <w:pPr>
+              <w:spacing w:lineRule="auto"/>
+            </w:pPr>
+            <w:r>
+              <w:rPr/>
+              <w:t xml:space="preserve">Sección</w:t>
+            </w:r>
+          </w:p>
+        </w:tc>
+        <w:tc>
+          <w:tcPr>
+            <w:tcBorders>
+              <w:top w:val="single" w:sz="1" w:space="0" w:color="000000"/>
+              <w:bottom w:val="single" w:sz="1" w:space="0" w:color="000000"/>
+              <w:left w:val="single" w:sz="1" w:space="0" w:color="000000"/>
+              <w:right w:val="single" w:sz="1" w:space="0" w:color="000000"/>
+            </w:tcBorders>
+          </w:tcPr>
+          <w:p>
+            <w:pPr>
+              <w:spacing w:lineRule="auto"/>
+            </w:pPr>
+            <w:r>
+              <w:rPr/>
+              <w:t xml:space="preserve">Qué muestra</w:t>
+            </w:r>
+          </w:p>
+        </w:tc>
+        <w:tc>
+          <w:tcPr>
+            <w:tcBorders>
+              <w:top w:val="single" w:sz="1" w:space="0" w:color="000000"/>
+              <w:bottom w:val="single" w:sz="1" w:space="0" w:color="000000"/>
+              <w:left w:val="single" w:sz="1" w:space="0" w:color="000000"/>
+              <w:right w:val="single" w:sz="1" w:space="0" w:color="000000"/>
+            </w:tcBorders>
+          </w:tcPr>
+          <w:p>
+            <w:pPr>
+              <w:spacing w:lineRule="auto"/>
+            </w:pPr>
+            <w:r>
+              <w:rPr/>
+              <w:t xml:space="preserve">Acciones</w:t>
+            </w:r>
+          </w:p>
+        </w:tc>
+      </w:tr>
+      <w:tr>
+        <w:trPr/>
+        <w:tc>
+          <w:tcPr>
+            <w:tcBorders>
+              <w:top w:val="single" w:sz="1" w:space="0" w:color="000000"/>
+              <w:bottom w:val="single" w:sz="1" w:space="0" w:color="000000"/>
+              <w:left w:val="single" w:sz="1" w:space="0" w:color="000000"/>
+              <w:right w:val="single" w:sz="1" w:space="0" w:color="000000"/>
+            </w:tcBorders>
+          </w:tcPr>
+          <w:p>
+            <w:pPr>
+              <w:spacing w:lineRule="auto"/>
+            </w:pPr>
+            <w:r>
+              <w:rPr>
+                <w:b/>
+              </w:rPr>
+              <w:t xml:space="preserve">En curso</w:t>
+            </w:r>
+          </w:p>
+        </w:tc>
+        <w:tc>
+          <w:tcPr>
+            <w:tcBorders>
+              <w:top w:val="single" w:sz="1" w:space="0" w:color="000000"/>
+              <w:bottom w:val="single" w:sz="1" w:space="0" w:color="000000"/>
+              <w:left w:val="single" w:sz="1" w:space="0" w:color="000000"/>
+              <w:right w:val="single" w:sz="1" w:space="0" w:color="000000"/>
+            </w:tcBorders>
+          </w:tcPr>
+          <w:p>
+            <w:pPr>
+              <w:spacing w:lineRule="auto"/>
+            </w:pPr>
+            <w:r>
+              <w:rPr/>
+              <w:t xml:space="preserve">Match </w:t>
+            </w:r>
+          </w:p>
+          <w:p>
+            <w:pPr>
+              <w:spacing w:lineRule="auto"/>
+            </w:pPr>
+            <w:r>
+              <w:rPr>
+                <w:highlight w:val="lightGray"/>
+              </w:rPr>
+              <w:t xml:space="preserve">accepted</w:t>
+            </w:r>
+          </w:p>
+          <w:p>
+            <w:pPr>
+              <w:spacing w:lineRule="auto"/>
+            </w:pPr>
+            <w:r>
+              <w:rPr/>
+              <w:t xml:space="preserve"> o </w:t>
+            </w:r>
+          </w:p>
+          <w:p>
+            <w:pPr>
+              <w:spacing w:lineRule="auto"/>
+            </w:pPr>
+            <w:r>
+              <w:rPr>
+                <w:highlight w:val="lightGray"/>
+              </w:rPr>
+              <w:t xml:space="preserve">in_progress</w:t>
+            </w:r>
+          </w:p>
+        </w:tc>
+        <w:tc>
+          <w:tcPr>
+            <w:tcBorders>
+              <w:top w:val="single" w:sz="1" w:space="0" w:color="000000"/>
+              <w:bottom w:val="single" w:sz="1" w:space="0" w:color="000000"/>
+              <w:left w:val="single" w:sz="1" w:space="0" w:color="000000"/>
+              <w:right w:val="single" w:sz="1" w:space="0" w:color="000000"/>
+            </w:tcBorders>
+          </w:tcPr>
+          <w:p>
+            <w:pPr>
+              <w:spacing w:lineRule="auto"/>
+            </w:pPr>
+            <w:r>
+              <w:rPr>
+                <w:b/>
+              </w:rPr>
+              <w:t xml:space="preserve">Gestionar viaje</w:t>
+            </w:r>
+          </w:p>
+          <w:p>
+            <w:pPr>
+              <w:spacing w:lineRule="auto"/>
+            </w:pPr>
+            <w:r>
+              <w:rPr/>
+              <w:t xml:space="preserve"> → Emparejar; Chat</w:t>
+            </w:r>
+          </w:p>
+        </w:tc>
+      </w:tr>
+      <w:tr>
+        <w:trPr/>
+        <w:tc>
+          <w:tcPr>
+            <w:tcBorders>
+              <w:top w:val="single" w:sz="1" w:space="0" w:color="000000"/>
+              <w:bottom w:val="single" w:sz="1" w:space="0" w:color="000000"/>
+              <w:left w:val="single" w:sz="1" w:space="0" w:color="000000"/>
+              <w:right w:val="single" w:sz="1" w:space="0" w:color="000000"/>
+            </w:tcBorders>
+          </w:tcPr>
+          <w:p>
+            <w:pPr>
+              <w:spacing w:lineRule="auto"/>
+            </w:pPr>
+            <w:r>
+              <w:rPr>
+                <w:b/>
+              </w:rPr>
+              <w:t xml:space="preserve">En negociación</w:t>
+            </w:r>
+          </w:p>
+        </w:tc>
+        <w:tc>
+          <w:tcPr>
+            <w:tcBorders>
+              <w:top w:val="single" w:sz="1" w:space="0" w:color="000000"/>
+              <w:bottom w:val="single" w:sz="1" w:space="0" w:color="000000"/>
+              <w:left w:val="single" w:sz="1" w:space="0" w:color="000000"/>
+              <w:right w:val="single" w:sz="1" w:space="0" w:color="000000"/>
+            </w:tcBorders>
+          </w:tcPr>
+          <w:p>
+            <w:pPr>
+              <w:spacing w:lineRule="auto"/>
+            </w:pPr>
+            <w:r>
+              <w:rPr/>
+              <w:t xml:space="preserve">Propuestas </w:t>
+            </w:r>
+          </w:p>
+          <w:p>
+            <w:pPr>
+              <w:spacing w:lineRule="auto"/>
+            </w:pPr>
+            <w:r>
+              <w:rPr>
+                <w:highlight w:val="lightGray"/>
+              </w:rPr>
+              <w:t xml:space="preserve">proposed</w:t>
+            </w:r>
+          </w:p>
+        </w:tc>
+        <w:tc>
+          <w:tcPr>
+            <w:tcBorders>
+              <w:top w:val="single" w:sz="1" w:space="0" w:color="000000"/>
+              <w:bottom w:val="single" w:sz="1" w:space="0" w:color="000000"/>
+              <w:left w:val="single" w:sz="1" w:space="0" w:color="000000"/>
+              <w:right w:val="single" w:sz="1" w:space="0" w:color="000000"/>
+            </w:tcBorders>
+          </w:tcPr>
+          <w:p>
+            <w:pPr>
+              <w:spacing w:lineRule="auto"/>
+            </w:pPr>
+            <w:r>
+              <w:rPr>
+                <w:b/>
+              </w:rPr>
+              <w:t xml:space="preserve">Ver propuesta</w:t>
+            </w:r>
+          </w:p>
+          <w:p>
+            <w:pPr>
+              <w:spacing w:lineRule="auto"/>
+            </w:pPr>
+            <w:r>
+              <w:rPr/>
+              <w:t xml:space="preserve"> → Emparejar</w:t>
+            </w:r>
+          </w:p>
+        </w:tc>
+      </w:tr>
+      <w:tr>
+        <w:trPr/>
+        <w:tc>
+          <w:tcPr>
+            <w:tcBorders>
+              <w:top w:val="single" w:sz="1" w:space="0" w:color="000000"/>
+              <w:bottom w:val="single" w:sz="1" w:space="0" w:color="000000"/>
+              <w:left w:val="single" w:sz="1" w:space="0" w:color="000000"/>
+              <w:right w:val="single" w:sz="1" w:space="0" w:color="000000"/>
+            </w:tcBorders>
+          </w:tcPr>
+          <w:p>
+            <w:pPr>
+              <w:spacing w:lineRule="auto"/>
+            </w:pPr>
+            <w:r>
+              <w:rPr>
+                <w:b/>
+              </w:rPr>
+              <w:t xml:space="preserve">Completados</w:t>
+            </w:r>
+          </w:p>
+        </w:tc>
+        <w:tc>
+          <w:tcPr>
+            <w:tcBorders>
+              <w:top w:val="single" w:sz="1" w:space="0" w:color="000000"/>
+              <w:bottom w:val="single" w:sz="1" w:space="0" w:color="000000"/>
+              <w:left w:val="single" w:sz="1" w:space="0" w:color="000000"/>
+              <w:right w:val="single" w:sz="1" w:space="0" w:color="000000"/>
+            </w:tcBorders>
+          </w:tcPr>
+          <w:p>
+            <w:pPr>
+              <w:spacing w:lineRule="auto"/>
+            </w:pPr>
+            <w:r>
+              <w:rPr/>
+              <w:t xml:space="preserve">Viajes </w:t>
+            </w:r>
+          </w:p>
+          <w:p>
+            <w:pPr>
+              <w:spacing w:lineRule="auto"/>
+            </w:pPr>
+            <w:r>
+              <w:rPr>
+                <w:highlight w:val="lightGray"/>
+              </w:rPr>
+              <w:t xml:space="preserve">completed</w:t>
+            </w:r>
+          </w:p>
+          <w:p>
+            <w:pPr>
+              <w:spacing w:lineRule="auto"/>
+            </w:pPr>
+            <w:r>
+              <w:rPr/>
+              <w:t xml:space="preserve"> (más reciente arriba; varios viajes = varias tarjetas)</w:t>
+            </w:r>
+          </w:p>
+        </w:tc>
+        <w:tc>
+          <w:tcPr>
+            <w:tcBorders>
+              <w:top w:val="single" w:sz="1" w:space="0" w:color="000000"/>
+              <w:bottom w:val="single" w:sz="1" w:space="0" w:color="000000"/>
+              <w:left w:val="single" w:sz="1" w:space="0" w:color="000000"/>
+              <w:right w:val="single" w:sz="1" w:space="0" w:color="000000"/>
+            </w:tcBorders>
+          </w:tcPr>
+          <w:p>
+            <w:pPr>
+              <w:spacing w:lineRule="auto"/>
+            </w:pPr>
+            <w:r>
+              <w:rPr>
+                <w:b/>
+              </w:rPr>
+              <w:t xml:space="preserve">Calificar … ★</w:t>
+            </w:r>
+          </w:p>
+          <w:p>
+            <w:pPr>
+              <w:spacing w:lineRule="auto"/>
+            </w:pPr>
+            <w:r>
+              <w:rPr/>
+              <w:t xml:space="preserve"> si aún no calificaste; si ya calificaste, badge </w:t>
+            </w:r>
+          </w:p>
+          <w:p>
+            <w:pPr>
+              <w:spacing w:lineRule="auto"/>
+            </w:pPr>
+            <w:r>
+              <w:rPr>
+                <w:b/>
+              </w:rPr>
+              <w:t xml:space="preserve">Calificado</w:t>
+            </w:r>
+          </w:p>
+          <w:p>
+            <w:pPr>
+              <w:spacing w:lineRule="auto"/>
+            </w:pPr>
+            <w:r>
+              <w:rPr/>
+              <w:t xml:space="preserve">. Sin botón «Abrir».</w:t>
+            </w:r>
+          </w:p>
+        </w:tc>
+      </w:tr>
+      <w:tr>
+        <w:trPr/>
+        <w:tc>
+          <w:tcPr>
+            <w:tcBorders>
+              <w:top w:val="single" w:sz="1" w:space="0" w:color="000000"/>
+              <w:bottom w:val="single" w:sz="1" w:space="0" w:color="000000"/>
+              <w:left w:val="single" w:sz="1" w:space="0" w:color="000000"/>
+              <w:right w:val="single" w:sz="1" w:space="0" w:color="000000"/>
+            </w:tcBorders>
+          </w:tcPr>
+          <w:p>
+            <w:pPr>
+              <w:spacing w:lineRule="auto"/>
+            </w:pPr>
+            <w:r>
+              <w:rPr>
+                <w:b/>
+              </w:rPr>
+              <w:t xml:space="preserve">Cancelados</w:t>
+            </w:r>
+          </w:p>
+        </w:tc>
+        <w:tc>
+          <w:tcPr>
+            <w:tcBorders>
+              <w:top w:val="single" w:sz="1" w:space="0" w:color="000000"/>
+              <w:bottom w:val="single" w:sz="1" w:space="0" w:color="000000"/>
+              <w:left w:val="single" w:sz="1" w:space="0" w:color="000000"/>
+              <w:right w:val="single" w:sz="1" w:space="0" w:color="000000"/>
+            </w:tcBorders>
+          </w:tcPr>
+          <w:p>
+            <w:pPr>
+              <w:spacing w:lineRule="auto"/>
+            </w:pPr>
+            <w:r>
+              <w:rPr/>
+              <w:t xml:space="preserve">Viajes </w:t>
+            </w:r>
+          </w:p>
+          <w:p>
+            <w:pPr>
+              <w:spacing w:lineRule="auto"/>
+            </w:pPr>
+            <w:r>
+              <w:rPr>
+                <w:highlight w:val="lightGray"/>
+              </w:rPr>
+              <w:t xml:space="preserve">cancelled</w:t>
+            </w:r>
+          </w:p>
+          <w:p>
+            <w:pPr>
+              <w:spacing w:lineRule="auto"/>
+            </w:pPr>
+            <w:r>
+              <w:rPr/>
+              <w:t xml:space="preserve"> con multa sugerida si aplica</w:t>
+            </w:r>
+          </w:p>
+        </w:tc>
+        <w:tc>
+          <w:tcPr>
+            <w:tcBorders>
+              <w:top w:val="single" w:sz="1" w:space="0" w:color="000000"/>
+              <w:bottom w:val="single" w:sz="1" w:space="0" w:color="000000"/>
+              <w:left w:val="single" w:sz="1" w:space="0" w:color="000000"/>
+              <w:right w:val="single" w:sz="1" w:space="0" w:color="000000"/>
+            </w:tcBorders>
+          </w:tcPr>
+          <w:p>
+            <w:pPr>
+              <w:spacing w:lineRule="auto"/>
+            </w:pPr>
+            <w:r>
+              <w:rPr>
+                <w:b/>
+              </w:rPr>
+              <w:t xml:space="preserve">Multa / ayuda</w:t>
+            </w:r>
+          </w:p>
+          <w:p>
+            <w:pPr>
+              <w:spacing w:lineRule="auto"/>
+            </w:pPr>
+            <w:r>
+              <w:rPr/>
+              <w:t xml:space="preserve"> o ir a </w:t>
+            </w:r>
+          </w:p>
+          <w:p>
+            <w:pPr>
+              <w:spacing w:lineRule="auto"/>
+            </w:pPr>
+            <w:r>
+              <w:rPr>
+                <w:b/>
+              </w:rPr>
+              <w:t xml:space="preserve">Cuenta y multas</w:t>
+            </w:r>
+          </w:p>
+          <w:p>
+            <w:pPr>
+              <w:spacing w:lineRule="auto"/>
+            </w:pPr>
+            <w:r>
+              <w:rPr/>
+              <w:t xml:space="preserve">; sin «Gestionar viaje»</w:t>
+            </w:r>
+          </w:p>
+        </w:tc>
+      </w:tr>
+    </w:tbl>
+    <w:p>
+      <w:pPr>
+        <w:spacing w:lineRule="auto"/>
+      </w:pPr>
+      <w:r>
+        <w:rPr/>
+      </w:r>
+    </w:p>
+    <w:p>
+      <w:pPr>
+        <w:pStyle w:val="Heading3"/>
+        <w:spacing w:lineRule="auto"/>
+      </w:pPr>
+      <w:r>
+        <w:rPr/>
+        <w:t xml:space="preserve">Flujo de calificación (ambos roles)</w:t>
+      </w:r>
+    </w:p>
+    <w:p>
+      <w:pPr>
+        <w:numPr>
+          <w:ilvl w:val="0"/>
+          <w:numId w:val="3"/>
+        </w:numPr>
+        <w:spacing w:lineRule="auto"/>
+      </w:pPr>
+      <w:r>
+        <w:rPr/>
+        <w:t xml:space="preserve">El viaje debe estar en estado </w:t>
+      </w:r>
+      <w:r>
+        <w:rPr>
+          <w:b/>
+        </w:rPr>
+        <w:t xml:space="preserve">Completado</w:t>
+      </w:r>
+      <w:r>
+        <w:rPr/>
+        <w:t xml:space="preserve"> (alguien confirmó entrega en Emparejar).</w:t>
+      </w:r>
+    </w:p>
+    <w:p>
+      <w:pPr>
+        <w:numPr>
+          <w:ilvl w:val="0"/>
+          <w:numId w:val="3"/>
+        </w:numPr>
+        <w:spacing w:lineRule="auto"/>
+      </w:pPr>
+      <w:r>
+        <w:rPr/>
+        <w:t xml:space="preserve">Cada rol califica </w:t>
+      </w:r>
+      <w:r>
+        <w:rPr>
+          <w:b/>
+        </w:rPr>
+        <w:t xml:space="preserve">una sola vez</w:t>
+      </w:r>
+      <w:r>
+        <w:rPr/>
+        <w:t xml:space="preserve"> por viaje (embarcador → transportista; transportista → embarcador).</w:t>
+      </w:r>
+    </w:p>
+    <w:p>
+      <w:pPr>
+        <w:numPr>
+          <w:ilvl w:val="0"/>
+          <w:numId w:val="3"/>
+        </w:numPr>
+        <w:spacing w:lineRule="auto"/>
+      </w:pPr>
+      <w:r>
+        <w:rPr/>
+        <w:t xml:space="preserve">Modal: estrellas 1–5; chips según nota (★1–3: problemas; ★4–5: aspectos positivos); comentario obligatorio en ★1–2.</w:t>
+      </w:r>
+    </w:p>
+    <w:p>
+      <w:pPr>
+        <w:numPr>
+          <w:ilvl w:val="0"/>
+          <w:numId w:val="3"/>
+        </w:numPr>
+        <w:spacing w:lineRule="auto"/>
+      </w:pPr>
+      <w:r>
+        <w:rPr/>
+        <w:t xml:space="preserve">En la tarjeta aparecen: tu nota, la nota de la otra parte (o «aún no califica») y </w:t>
+      </w:r>
+      <w:r>
+        <w:rPr>
+          <w:b/>
+        </w:rPr>
+        <w:t xml:space="preserve">reputación histórica</w:t>
+      </w:r>
+      <w:r>
+        <w:rPr/>
+        <w:t xml:space="preserve"> de la contraparte (promedio ★ y cantidad de viajes).</w:t>
+      </w:r>
+    </w:p>
+    <w:p>
+      <w:pPr>
+        <w:numPr>
+          <w:ilvl w:val="0"/>
+          <w:numId w:val="3"/>
+        </w:numPr>
+        <w:spacing w:lineRule="auto"/>
+      </w:pPr>
+      <w:r>
+        <w:rPr/>
+        <w:t xml:space="preserve">Para probar ambos roles: usa </w:t>
+      </w:r>
+      <w:r>
+        <w:rPr>
+          <w:b/>
+        </w:rPr>
+        <w:t xml:space="preserve">dos cuentas</w:t>
+      </w:r>
+      <w:r>
+        <w:rPr/>
+        <w:t xml:space="preserve"> (recomendado); al cambiar de cuenta, inicia sesión de nuevo (no comparte la misma «ya calificado» entre roles).</w:t>
+      </w:r>
+    </w:p>
+    <w:p>
+      <w:pPr>
+        <w:spacing w:lineRule="auto"/>
+      </w:pPr>
+      <w:r>
+        <w:rPr/>
+        <w:t xml:space="preserve">Técnico: migraciones SQL 012–014 · </w:t>
+      </w:r>
+      <w:hyperlink r:id="rId20">
+        <w:r>
+          <w:rPr>
+            <w:rStyle w:val="Hyperlink"/>
+          </w:rPr>
+          <w:t xml:space="preserve">SQL-SUPABASE.md</w:t>
+        </w:r>
+      </w:hyperlink>
+      <w:r>
+        <w:rPr/>
+        <w:t xml:space="preserve"> · </w:t>
+      </w:r>
+      <w:hyperlink r:id="rId21">
+        <w:r>
+          <w:rPr>
+            <w:rStyle w:val="Hyperlink"/>
+          </w:rPr>
+          <w:t xml:space="preserve">Memoria técnica § bitácora</w:t>
+        </w:r>
+      </w:hyperlink>
+      <w:r>
+        <w:rPr/>
+        <w:t xml:space="preserve">.</w:t>
+      </w:r>
+    </w:p>
+    <w:p>
+      <w:pPr>
+        <w:pStyle w:val="Heading2"/>
+        <w:spacing w:lineRule="auto"/>
+      </w:pPr>
+      <w:r>
+        <w:rPr/>
+        <w:t xml:space="preserve">9. Cuenta, Cubik Saldo y multas (tipo Uber)</w:t>
+      </w:r>
+    </w:p>
+    <w:p>
+      <w:pPr>
+        <w:spacing w:lineRule="auto"/>
+      </w:pPr>
+      <w:r>
+        <w:rPr/>
+        <w:t xml:space="preserve">Con sesión, la pestaña </w:t>
+      </w:r>
+      <w:r>
+        <w:rPr>
+          <w:b/>
+        </w:rPr>
+        <w:t xml:space="preserve">Cuenta</w:t>
+      </w:r>
+      <w:r>
+        <w:rPr/>
+        <w:t xml:space="preserve"> muestra </w:t>
+      </w:r>
+      <w:r>
+        <w:rPr>
+          <w:b/>
+        </w:rPr>
+        <w:t xml:space="preserve">Cuenta y multas</w:t>
+      </w:r>
+      <w:r>
+        <w:rPr/>
+        <w:t xml:space="preserve">, </w:t>
+      </w:r>
+      <w:r>
+        <w:rPr>
+          <w:b/>
+        </w:rPr>
+        <w:t xml:space="preserve">Billetera</w:t>
+      </w:r>
+      <w:r>
+        <w:rPr/>
+        <w:t xml:space="preserve"> (v0.0.94) y </w:t>
+      </w:r>
+      <w:r>
+        <w:rPr>
+          <w:b/>
+        </w:rPr>
+        <w:t xml:space="preserve">Cubik Saldo (piloto)</w:t>
+      </w:r>
+      <w:r>
+        <w:rPr/>
+        <w:t xml:space="preserve"> (v0.0.100+):</w:t>
+      </w:r>
+    </w:p>
+    <w:p>
+      <w:pPr>
+        <w:numPr>
+          <w:ilvl w:val="0"/>
+          <w:numId w:val="4"/>
+        </w:numPr>
+        <w:spacing w:lineRule="auto"/>
+      </w:pPr>
+      <w:r>
+        <w:rPr>
+          <w:b/>
+        </w:rPr>
+        <w:t xml:space="preserve">Varias cuentas bancarias</w:t>
+      </w:r>
+      <w:r>
+        <w:rPr/>
+        <w:t xml:space="preserve"> chilenas: agregar, editar, eliminar y marcar </w:t>
+      </w:r>
+      <w:r>
+        <w:rPr>
+          <w:b/>
+        </w:rPr>
+        <w:t xml:space="preserve">predeterminada</w:t>
+      </w:r>
+      <w:r>
+        <w:rPr/>
+        <w:t xml:space="preserve"> (estilo Uber).</w:t>
+      </w:r>
+    </w:p>
+    <w:p>
+      <w:pPr>
+        <w:numPr>
+          <w:ilvl w:val="0"/>
+          <w:numId w:val="4"/>
+        </w:numPr>
+        <w:spacing w:lineRule="auto"/>
+      </w:pPr>
+      <w:r>
+        <w:rPr>
+          <w:b/>
+        </w:rPr>
+        <w:t xml:space="preserve">Cubik Saldo piloto:</w:t>
+      </w:r>
+      <w:r>
+        <w:rPr/>
+        <w:t xml:space="preserve"> simulación de cargo/débito por viaje completado; secciones </w:t>
+      </w:r>
+      <w:r>
+        <w:rPr>
+          <w:b/>
+        </w:rPr>
+        <w:t xml:space="preserve">Por pagar</w:t>
+      </w:r>
+      <w:r>
+        <w:rPr/>
+        <w:t xml:space="preserve"> / </w:t>
+      </w:r>
+      <w:r>
+        <w:rPr>
+          <w:b/>
+        </w:rPr>
+        <w:t xml:space="preserve">Pagados</w:t>
+      </w:r>
+      <w:r>
+        <w:rPr/>
+        <w:t xml:space="preserve">; label «Simulación piloto».</w:t>
+      </w:r>
+    </w:p>
+    <w:p>
+      <w:pPr>
+        <w:numPr>
+          <w:ilvl w:val="0"/>
+          <w:numId w:val="4"/>
+        </w:numPr>
+        <w:spacing w:lineRule="auto"/>
+      </w:pPr>
+      <w:r>
+        <w:rPr>
+          <w:b/>
+        </w:rPr>
+        <w:t xml:space="preserve">Embarcador:</w:t>
+      </w:r>
+      <w:r>
+        <w:rPr/>
+        <w:t xml:space="preserve"> botón Pagar en Mis viajes; </w:t>
+      </w:r>
+      <w:r>
+        <w:rPr>
+          <w:b/>
+        </w:rPr>
+        <w:t xml:space="preserve">transportista:</w:t>
+      </w:r>
+      <w:r>
+        <w:rPr/>
+        <w:t xml:space="preserve"> notificación campana + badges en tarjeta.</w:t>
+      </w:r>
+    </w:p>
+    <w:p>
+      <w:pPr>
+        <w:numPr>
+          <w:ilvl w:val="0"/>
+          <w:numId w:val="4"/>
+        </w:numPr>
+        <w:spacing w:lineRule="auto"/>
+      </w:pPr>
+      <w:r>
+        <w:rPr>
+          <w:b/>
+        </w:rPr>
+        <w:t xml:space="preserve">Producción (pendiente):</w:t>
+      </w:r>
+      <w:r>
+        <w:rPr/>
+        <w:t xml:space="preserve"> wallet real, recarga transferencia/tarjeta, retención al </w:t>
+      </w:r>
+      <w:r>
+        <w:rPr>
+          <w:b/>
+        </w:rPr>
+        <w:t xml:space="preserve">En ruta</w:t>
+      </w:r>
+      <w:r>
+        <w:rPr/>
+        <w:t xml:space="preserve"> — </w:t>
+      </w:r>
+      <w:r>
+        <w:rPr>
+          <w:b/>
+        </w:rPr>
+        <w:t xml:space="preserve">sin efectivo</w:t>
+      </w:r>
+      <w:r>
+        <w:rPr/>
+        <w:t xml:space="preserve">.</w:t>
+      </w:r>
+    </w:p>
+    <w:p>
+      <w:pPr>
+        <w:numPr>
+          <w:ilvl w:val="0"/>
+          <w:numId w:val="4"/>
+        </w:numPr>
+        <w:spacing w:lineRule="auto"/>
+      </w:pPr>
+      <w:r>
+        <w:rPr>
+          <w:b/>
+        </w:rPr>
+        <w:t xml:space="preserve">Publicar carga (prod):</w:t>
+      </w:r>
+      <w:r>
+        <w:rPr/>
+        <w:t xml:space="preserve"> saldo ≥ </w:t>
+      </w:r>
+      <w:r>
+        <w:rPr>
+          <w:b/>
+        </w:rPr>
+        <w:t xml:space="preserve">20%</w:t>
+      </w:r>
+      <w:r>
+        <w:rPr/>
+        <w:t xml:space="preserve"> del presupuesto máximo (garantía; no es el cobro del flete).</w:t>
+      </w:r>
+    </w:p>
+    <w:p>
+      <w:pPr>
+        <w:numPr>
+          <w:ilvl w:val="0"/>
+          <w:numId w:val="4"/>
+        </w:numPr>
+        <w:spacing w:lineRule="auto"/>
+      </w:pPr>
+      <w:r>
+        <w:rPr>
+          <w:b/>
+        </w:rPr>
+        <w:t xml:space="preserve">Retención:</w:t>
+      </w:r>
+      <w:r>
+        <w:rPr/>
+        <w:t xml:space="preserve"> al transportista </w:t>
+      </w:r>
+      <w:r>
+        <w:rPr>
+          <w:b/>
+        </w:rPr>
+        <w:t xml:space="preserve">Marcar en ruta</w:t>
+      </w:r>
+      <w:r>
+        <w:rPr/>
+        <w:t xml:space="preserve"> se retiene flete + </w:t>
+      </w:r>
+      <w:r>
+        <w:rPr>
+          <w:b/>
+        </w:rPr>
+        <w:t xml:space="preserve">10%</w:t>
+      </w:r>
+      <w:r>
+        <w:rPr/>
+        <w:t xml:space="preserve"> servicio del embarcador.</w:t>
+      </w:r>
+    </w:p>
+    <w:p>
+      <w:pPr>
+        <w:numPr>
+          <w:ilvl w:val="0"/>
+          <w:numId w:val="4"/>
+        </w:numPr>
+        <w:spacing w:lineRule="auto"/>
+      </w:pPr>
+      <w:r>
+        <w:rPr>
+          <w:b/>
+        </w:rPr>
+        <w:t xml:space="preserve">Comisiones:</w:t>
+      </w:r>
+      <w:r>
+        <w:rPr/>
+        <w:t xml:space="preserve"> embarcador ve solo 10%; transportista ve solo 5%; pantalla </w:t>
+      </w:r>
+      <w:r>
+        <w:rPr>
+          <w:b/>
+        </w:rPr>
+        <w:t xml:space="preserve">Terminar y confirmar</w:t>
+      </w:r>
+      <w:r>
+        <w:rPr/>
+        <w:t xml:space="preserve"> con desglose (referencia Uber Eats).</w:t>
+      </w:r>
+    </w:p>
+    <w:p>
+      <w:pPr>
+        <w:numPr>
+          <w:ilvl w:val="0"/>
+          <w:numId w:val="4"/>
+        </w:numPr>
+        <w:spacing w:lineRule="auto"/>
+      </w:pPr>
+      <w:r>
+        <w:rPr>
+          <w:b/>
+        </w:rPr>
+        <w:t xml:space="preserve">Tier $1M:</w:t>
+      </w:r>
+      <w:r>
+        <w:rPr/>
+        <w:t xml:space="preserve"> fletes &lt; $1.000.000 → saldo Cubik; ≥ $1M → factura + saldo/transferencia registrada.</w:t>
+      </w:r>
+    </w:p>
+    <w:p>
+      <w:pPr>
+        <w:numPr>
+          <w:ilvl w:val="0"/>
+          <w:numId w:val="4"/>
+        </w:numPr>
+        <w:spacing w:lineRule="auto"/>
+      </w:pPr>
+      <w:r>
+        <w:rPr/>
+        <w:t xml:space="preserve">Pantalla </w:t>
+      </w:r>
+      <w:r>
+        <w:rPr>
+          <w:b/>
+        </w:rPr>
+        <w:t xml:space="preserve">¿Cómo funciona el dinero?</w:t>
+      </w:r>
+      <w:r>
+        <w:rPr/>
+        <w:t xml:space="preserve"> — 4 pasos + ejemplo con números (copy distinto por rol).</w:t>
+      </w:r>
+    </w:p>
+    <w:p>
+      <w:pPr>
+        <w:numPr>
+          <w:ilvl w:val="0"/>
+          <w:numId w:val="4"/>
+        </w:numPr>
+        <w:spacing w:lineRule="auto"/>
+      </w:pPr>
+      <w:r>
+        <w:rPr/>
+        <w:t xml:space="preserve">Web y APK comparten la misma billetera y saldo server-side.</w:t>
+      </w:r>
+    </w:p>
+    <w:p>
+      <w:pPr>
+        <w:pStyle w:val="Heading3"/>
+        <w:spacing w:lineRule="auto"/>
+      </w:pPr>
+      <w:r>
+        <w:rPr/>
+        <w:t xml:space="preserve">Flujo de multa tras cancelación</w:t>
+      </w:r>
+    </w:p>
+    <w:p>
+      <w:pPr>
+        <w:numPr>
+          <w:ilvl w:val="0"/>
+          <w:numId w:val="5"/>
+        </w:numPr>
+        <w:spacing w:lineRule="auto"/>
+      </w:pPr>
+      <w:r>
+        <w:rPr/>
+        <w:t xml:space="preserve">Al cancelar, la app sugiere monto y motivo; según el motivo, el </w:t>
+      </w:r>
+      <w:r>
+        <w:rPr>
+          <w:b/>
+        </w:rPr>
+        <w:t xml:space="preserve">deudor</w:t>
+      </w:r>
+      <w:r>
+        <w:rPr/>
+        <w:t xml:space="preserve"> es embarcador o transportista.</w:t>
+      </w:r>
+    </w:p>
+    <w:p>
+      <w:pPr>
+        <w:numPr>
+          <w:ilvl w:val="0"/>
+          <w:numId w:val="5"/>
+        </w:numPr>
+        <w:spacing w:lineRule="auto"/>
+      </w:pPr>
+      <w:r>
+        <w:rPr>
+          <w:b/>
+        </w:rPr>
+        <w:t xml:space="preserve">7 días</w:t>
+      </w:r>
+      <w:r>
+        <w:rPr/>
+        <w:t xml:space="preserve"> para pagar; si vence, no puede publicar, ofertar ni emparejar hasta regularizar.</w:t>
+      </w:r>
+    </w:p>
+    <w:p>
+      <w:pPr>
+        <w:numPr>
+          <w:ilvl w:val="0"/>
+          <w:numId w:val="5"/>
+        </w:numPr>
+        <w:spacing w:lineRule="auto"/>
+      </w:pPr>
+      <w:r>
+        <w:rPr/>
+        <w:t xml:space="preserve">El </w:t>
+      </w:r>
+      <w:r>
+        <w:rPr>
+          <w:b/>
+        </w:rPr>
+        <w:t xml:space="preserve">deudor</w:t>
+      </w:r>
+      <w:r>
+        <w:rPr/>
+        <w:t xml:space="preserve"> transfiere fuera de la app y pulsa </w:t>
+      </w:r>
+      <w:r>
+        <w:rPr>
+          <w:b/>
+        </w:rPr>
+        <w:t xml:space="preserve">Declarar pago realizado</w:t>
+      </w:r>
+      <w:r>
+        <w:rPr/>
+        <w:t xml:space="preserve"> adjuntando captura del comprobante.</w:t>
+      </w:r>
+    </w:p>
+    <w:p>
+      <w:pPr>
+        <w:numPr>
+          <w:ilvl w:val="0"/>
+          <w:numId w:val="5"/>
+        </w:numPr>
+        <w:spacing w:lineRule="auto"/>
+      </w:pPr>
+      <w:r>
+        <w:rPr/>
+        <w:t xml:space="preserve">El </w:t>
+      </w:r>
+      <w:r>
+        <w:rPr>
+          <w:b/>
+        </w:rPr>
+        <w:t xml:space="preserve">acreedor</w:t>
+      </w:r>
+      <w:r>
+        <w:rPr/>
+        <w:t xml:space="preserve"> (la contraparte: embarcador o transportista) entra a </w:t>
+      </w:r>
+      <w:r>
+        <w:rPr>
+          <w:b/>
+        </w:rPr>
+        <w:t xml:space="preserve">Pagos por confirmar (24 h)</w:t>
+      </w:r>
+      <w:r>
+        <w:rPr/>
+        <w:t xml:space="preserve">, abre el comprobante y </w:t>
+      </w:r>
+      <w:r>
+        <w:rPr>
+          <w:b/>
+        </w:rPr>
+        <w:t xml:space="preserve">confirma</w:t>
+      </w:r>
+      <w:r>
+        <w:rPr/>
+        <w:t xml:space="preserve"> que recibió el pago o indica </w:t>
+      </w:r>
+      <w:r>
+        <w:rPr>
+          <w:b/>
+        </w:rPr>
+        <w:t xml:space="preserve">no recibí</w:t>
+      </w:r>
+      <w:r>
+        <w:rPr/>
+        <w:t xml:space="preserve">.</w:t>
+      </w:r>
+    </w:p>
+    <w:p>
+      <w:pPr>
+        <w:numPr>
+          <w:ilvl w:val="0"/>
+          <w:numId w:val="5"/>
+        </w:numPr>
+        <w:spacing w:lineRule="auto"/>
+      </w:pPr>
+      <w:r>
+        <w:rPr/>
+        <w:t xml:space="preserve">Si no hay respuesta en 24 h o hay disputa, un </w:t>
+      </w:r>
+      <w:r>
+        <w:rPr>
+          <w:b/>
+        </w:rPr>
+        <w:t xml:space="preserve">moderador</w:t>
+      </w:r>
+      <w:r>
+        <w:rPr/>
+        <w:t xml:space="preserve"> (admin) revisa el caso en soporte; no hay desbloqueo automático.</w:t>
+      </w:r>
+    </w:p>
+    <w:p>
+      <w:pPr>
+        <w:spacing w:lineRule="auto"/>
+      </w:pPr>
+      <w:r>
+        <w:rPr/>
+        <w:t xml:space="preserve">Detalle técnico y API: </w:t>
+      </w:r>
+      <w:hyperlink r:id="rId22">
+        <w:r>
+          <w:rPr>
+            <w:rStyle w:val="Hyperlink"/>
+          </w:rPr>
+          <w:t xml:space="preserve">PENALTY-AND-SUPPORT.md</w:t>
+        </w:r>
+      </w:hyperlink>
+      <w:r>
+        <w:rPr/>
+        <w:t xml:space="preserve"> · </w:t>
+      </w:r>
+      <w:hyperlink r:id="rId23">
+        <w:r>
+          <w:rPr>
+            <w:rStyle w:val="Hyperlink"/>
+          </w:rPr>
+          <w:t xml:space="preserve">Multas y cuenta (HTML)</w:t>
+        </w:r>
+      </w:hyperlink>
+      <w:r>
+        <w:rPr/>
+        <w:t xml:space="preserve"> · SQL 030 · Memoria: </w:t>
+      </w:r>
+      <w:hyperlink r:id="rId24">
+        <w:r>
+          <w:rPr>
+            <w:rStyle w:val="Hyperlink"/>
+          </w:rPr>
+          <w:t xml:space="preserve">§ bitácora 3 jun</w:t>
+        </w:r>
+      </w:hyperlink>
+      <w:r>
+        <w:rPr/>
+        <w:t xml:space="preserve">.</w:t>
+      </w:r>
+    </w:p>
+    <w:p>
+      <w:pPr>
+        <w:spacing w:lineRule="auto"/>
+      </w:pPr>
+      <w:r>
+        <w:rPr>
+          <w:b/>
+        </w:rPr>
+        <w:t xml:space="preserve">Implementación:</w:t>
+      </w:r>
+      <w:r>
+        <w:rPr/>
+        <w:t xml:space="preserve"> Cubik Saldo + cobro automático 10/5 en </w:t>
+      </w:r>
+      <w:r>
+        <w:rPr>
+          <w:b/>
+        </w:rPr>
+        <w:t xml:space="preserve">próxima semana</w:t>
+      </w:r>
+      <w:r>
+        <w:rPr/>
+        <w:t xml:space="preserve">; multas legacy siguen transferencia + comprobante hasta migración wallet.</w:t>
+      </w:r>
+    </w:p>
+    <w:p>
+      <w:pPr>
+        <w:pStyle w:val="Heading2"/>
+        <w:spacing w:lineRule="auto"/>
+      </w:pPr>
+      <w:r>
+        <w:rPr/>
+        <w:t xml:space="preserve">9b. Checkout y tarifas (diseño may 2026)</w:t>
+      </w:r>
+    </w:p>
+    <w:p>
+      <w:pPr>
+        <w:spacing w:lineRule="auto"/>
+      </w:pPr>
+      <w:r>
+        <w:rPr/>
+        <w:t xml:space="preserve">Referencia visual: flujo Uber Eats «Terminar y pagar» — resumen explícito antes de confirmar.</w:t>
+      </w:r>
+    </w:p>
+    <w:tbl>
+      <w:tblPr>
+        <w:tblBorders>
+          <w:top w:val="single" w:sz="2" w:space="0" w:color="000000"/>
+          <w:bottom w:val="single" w:sz="2" w:space="0" w:color="000000"/>
+          <w:left w:val="single" w:sz="2" w:space="0" w:color="000000"/>
+          <w:right w:val="single" w:sz="2" w:space="0" w:color="000000"/>
+        </w:tblBorders>
+        <w:tblCellSpacing w:w="0" w:type="dxa"/>
+        <w:tblCellMar>
+          <w:top w:type="dxa" w:w="80"/>
+          <w:bottom w:type="dxa" w:w="80"/>
+          <w:left w:type="dxa" w:w="160"/>
+          <w:right w:type="dxa" w:w="160"/>
+        </w:tblCellMar>
+        <w:jc w:val="center"/>
+      </w:tblPr>
+      <w:tblGrid>
+        <w:gridCol w:w="2880"/>
+        <w:gridCol w:w="2880"/>
+        <w:gridCol w:w="2880"/>
+      </w:tblGrid>
+      <w:tr>
+        <w:trPr/>
+        <w:tc>
+          <w:tcPr>
+            <w:tcBorders>
+              <w:top w:val="single" w:sz="1" w:space="0" w:color="000000"/>
+              <w:bottom w:val="single" w:sz="1" w:space="0" w:color="000000"/>
+              <w:left w:val="single" w:sz="1" w:space="0" w:color="000000"/>
+              <w:right w:val="single" w:sz="1" w:space="0" w:color="000000"/>
+            </w:tcBorders>
+          </w:tcPr>
+          <w:p>
+            <w:pPr>
+              <w:spacing w:lineRule="auto"/>
+            </w:pPr>
+            <w:r>
+              <w:rPr/>
+              <w:t xml:space="preserve">Momento</w:t>
+            </w:r>
+          </w:p>
+        </w:tc>
+        <w:tc>
+          <w:tcPr>
+            <w:tcBorders>
+              <w:top w:val="single" w:sz="1" w:space="0" w:color="000000"/>
+              <w:bottom w:val="single" w:sz="1" w:space="0" w:color="000000"/>
+              <w:left w:val="single" w:sz="1" w:space="0" w:color="000000"/>
+              <w:right w:val="single" w:sz="1" w:space="0" w:color="000000"/>
+            </w:tcBorders>
+          </w:tcPr>
+          <w:p>
+            <w:pPr>
+              <w:spacing w:lineRule="auto"/>
+            </w:pPr>
+            <w:r>
+              <w:rPr/>
+              <w:t xml:space="preserve">Embarcador ve</w:t>
+            </w:r>
+          </w:p>
+        </w:tc>
+        <w:tc>
+          <w:tcPr>
+            <w:tcBorders>
+              <w:top w:val="single" w:sz="1" w:space="0" w:color="000000"/>
+              <w:bottom w:val="single" w:sz="1" w:space="0" w:color="000000"/>
+              <w:left w:val="single" w:sz="1" w:space="0" w:color="000000"/>
+              <w:right w:val="single" w:sz="1" w:space="0" w:color="000000"/>
+            </w:tcBorders>
+          </w:tcPr>
+          <w:p>
+            <w:pPr>
+              <w:spacing w:lineRule="auto"/>
+            </w:pPr>
+            <w:r>
+              <w:rPr/>
+              <w:t xml:space="preserve">Transportista ve</w:t>
+            </w:r>
+          </w:p>
+        </w:tc>
+      </w:tr>
+      <w:tr>
+        <w:trPr/>
+        <w:tc>
+          <w:tcPr>
+            <w:tcBorders>
+              <w:top w:val="single" w:sz="1" w:space="0" w:color="000000"/>
+              <w:bottom w:val="single" w:sz="1" w:space="0" w:color="000000"/>
+              <w:left w:val="single" w:sz="1" w:space="0" w:color="000000"/>
+              <w:right w:val="single" w:sz="1" w:space="0" w:color="000000"/>
+            </w:tcBorders>
+          </w:tcPr>
+          <w:p>
+            <w:pPr>
+              <w:spacing w:lineRule="auto"/>
+            </w:pPr>
+            <w:r>
+              <w:rPr/>
+              <w:t xml:space="preserve">Aceptar match / antes de en ruta</w:t>
+            </w:r>
+          </w:p>
+        </w:tc>
+        <w:tc>
+          <w:tcPr>
+            <w:tcBorders>
+              <w:top w:val="single" w:sz="1" w:space="0" w:color="000000"/>
+              <w:bottom w:val="single" w:sz="1" w:space="0" w:color="000000"/>
+              <w:left w:val="single" w:sz="1" w:space="0" w:color="000000"/>
+              <w:right w:val="single" w:sz="1" w:space="0" w:color="000000"/>
+            </w:tcBorders>
+          </w:tcPr>
+          <w:p>
+            <w:pPr>
+              <w:spacing w:lineRule="auto"/>
+            </w:pPr>
+            <w:r>
+              <w:rPr/>
+              <w:t xml:space="preserve">Flete acordado + Servicio Cubik (10%) + total al salir en ruta</w:t>
+            </w:r>
+          </w:p>
+        </w:tc>
+        <w:tc>
+          <w:tcPr>
+            <w:tcBorders>
+              <w:top w:val="single" w:sz="1" w:space="0" w:color="000000"/>
+              <w:bottom w:val="single" w:sz="1" w:space="0" w:color="000000"/>
+              <w:left w:val="single" w:sz="1" w:space="0" w:color="000000"/>
+              <w:right w:val="single" w:sz="1" w:space="0" w:color="000000"/>
+            </w:tcBorders>
+          </w:tcPr>
+          <w:p>
+            <w:pPr>
+              <w:spacing w:lineRule="auto"/>
+            </w:pPr>
+            <w:r>
+              <w:rPr/>
+              <w:t xml:space="preserve">Flete acordado − Comisión Cubik (5%) = neto a recibir</w:t>
+            </w:r>
+          </w:p>
+        </w:tc>
+      </w:tr>
+      <w:tr>
+        <w:trPr/>
+        <w:tc>
+          <w:tcPr>
+            <w:tcBorders>
+              <w:top w:val="single" w:sz="1" w:space="0" w:color="000000"/>
+              <w:bottom w:val="single" w:sz="1" w:space="0" w:color="000000"/>
+              <w:left w:val="single" w:sz="1" w:space="0" w:color="000000"/>
+              <w:right w:val="single" w:sz="1" w:space="0" w:color="000000"/>
+            </w:tcBorders>
+          </w:tcPr>
+          <w:p>
+            <w:pPr>
+              <w:spacing w:lineRule="auto"/>
+            </w:pPr>
+            <w:r>
+              <w:rPr/>
+              <w:t xml:space="preserve">Flete &lt; $1M</w:t>
+            </w:r>
+          </w:p>
+        </w:tc>
+        <w:tc>
+          <w:tcPr>
+            <w:tcBorders>
+              <w:top w:val="single" w:sz="1" w:space="0" w:color="000000"/>
+              <w:bottom w:val="single" w:sz="1" w:space="0" w:color="000000"/>
+              <w:left w:val="single" w:sz="1" w:space="0" w:color="000000"/>
+              <w:right w:val="single" w:sz="1" w:space="0" w:color="000000"/>
+            </w:tcBorders>
+          </w:tcPr>
+          <w:p>
+            <w:pPr>
+              <w:spacing w:lineRule="auto"/>
+            </w:pPr>
+            <w:r>
+              <w:rPr/>
+              <w:t xml:space="preserve">Flujo corto (mapa + confirmar) + resumen tarifas</w:t>
+            </w:r>
+          </w:p>
+        </w:tc>
+        <w:tc>
+          <w:tcPr>
+            <w:tcBorders>
+              <w:top w:val="single" w:sz="1" w:space="0" w:color="000000"/>
+              <w:bottom w:val="single" w:sz="1" w:space="0" w:color="000000"/>
+              <w:left w:val="single" w:sz="1" w:space="0" w:color="000000"/>
+              <w:right w:val="single" w:sz="1" w:space="0" w:color="000000"/>
+            </w:tcBorders>
+          </w:tcPr>
+          <w:p>
+            <w:pPr>
+              <w:spacing w:lineRule="auto"/>
+            </w:pPr>
+            <w:r>
+              <w:rPr/>
+              <w:t xml:space="preserve">Resumen tarifas al marcar en ruta</w:t>
+            </w:r>
+          </w:p>
+        </w:tc>
+      </w:tr>
+      <w:tr>
+        <w:trPr/>
+        <w:tc>
+          <w:tcPr>
+            <w:tcBorders>
+              <w:top w:val="single" w:sz="1" w:space="0" w:color="000000"/>
+              <w:bottom w:val="single" w:sz="1" w:space="0" w:color="000000"/>
+              <w:left w:val="single" w:sz="1" w:space="0" w:color="000000"/>
+              <w:right w:val="single" w:sz="1" w:space="0" w:color="000000"/>
+            </w:tcBorders>
+          </w:tcPr>
+          <w:p>
+            <w:pPr>
+              <w:spacing w:lineRule="auto"/>
+            </w:pPr>
+            <w:r>
+              <w:rPr/>
+              <w:t xml:space="preserve">Flete ≥ $1M</w:t>
+            </w:r>
+          </w:p>
+        </w:tc>
+        <w:tc>
+          <w:tcPr>
+            <w:tcBorders>
+              <w:top w:val="single" w:sz="1" w:space="0" w:color="000000"/>
+              <w:bottom w:val="single" w:sz="1" w:space="0" w:color="000000"/>
+              <w:left w:val="single" w:sz="1" w:space="0" w:color="000000"/>
+              <w:right w:val="single" w:sz="1" w:space="0" w:color="000000"/>
+            </w:tcBorders>
+          </w:tcPr>
+          <w:p>
+            <w:pPr>
+              <w:spacing w:lineRule="auto"/>
+            </w:pPr>
+            <w:r>
+              <w:rPr/>
+              <w:t xml:space="preserve">Resumen + aviso factura / formalidad B2B</w:t>
+            </w:r>
+          </w:p>
+        </w:tc>
+        <w:tc>
+          <w:tcPr>
+            <w:tcBorders>
+              <w:top w:val="single" w:sz="1" w:space="0" w:color="000000"/>
+              <w:bottom w:val="single" w:sz="1" w:space="0" w:color="000000"/>
+              <w:left w:val="single" w:sz="1" w:space="0" w:color="000000"/>
+              <w:right w:val="single" w:sz="1" w:space="0" w:color="000000"/>
+            </w:tcBorders>
+          </w:tcPr>
+          <w:p>
+            <w:pPr>
+              <w:spacing w:lineRule="auto"/>
+            </w:pPr>
+            <w:r>
+              <w:rPr/>
+              <w:t xml:space="preserve">Igual; sin opciones «prioritarias» que confundan precio</w:t>
+            </w:r>
+          </w:p>
+        </w:tc>
+      </w:tr>
+    </w:tbl>
+    <w:p>
+      <w:pPr>
+        <w:spacing w:lineRule="auto"/>
+      </w:pPr>
+      <w:r>
+        <w:rPr/>
+      </w:r>
+    </w:p>
+    <w:p>
+      <w:pPr>
+        <w:spacing w:lineRule="auto"/>
+      </w:pPr>
+      <w:r>
+        <w:rPr>
+          <w:b/>
+        </w:rPr>
+        <w:t xml:space="preserve">Cubik Plus Empresa (futuro):</w:t>
+      </w:r>
+      <w:r>
+        <w:rPr/>
+        <w:t xml:space="preserve"> mensualidad fija vs descuento en fee embarcador (tipo Uber One); banner de ahorro en checkout del embarcador.</w:t>
+      </w:r>
+    </w:p>
+    <w:p>
+      <w:pPr>
+        <w:pStyle w:val="Heading2"/>
+        <w:spacing w:lineRule="auto"/>
+      </w:pPr>
+      <w:r>
+        <w:rPr/>
+        <w:t xml:space="preserve">9c. Acceso y correo (pendiente)</w:t>
+      </w:r>
+    </w:p>
+    <w:p>
+      <w:pPr>
+        <w:spacing w:lineRule="auto"/>
+      </w:pPr>
+      <w:r>
+        <w:rPr/>
+        <w:t xml:space="preserve">Hoy el ingreso es con </w:t>
+      </w:r>
+      <w:r>
+        <w:rPr>
+          <w:b/>
+        </w:rPr>
+        <w:t xml:space="preserve">email y contraseña</w:t>
+      </w:r>
+      <w:r>
+        <w:rPr/>
+        <w:t xml:space="preserve">. Para probar dos roles se usan dos correos o alias Gmail (</w:t>
+      </w:r>
+      <w:r>
+        <w:rPr/>
+        <w:t xml:space="preserve">correo+embarcador@gmail.com</w:t>
+      </w:r>
+      <w:r>
+        <w:rPr/>
+        <w:t xml:space="preserve">).</w:t>
+      </w:r>
+    </w:p>
+    <w:p>
+      <w:pPr>
+        <w:spacing w:lineRule="auto"/>
+      </w:pPr>
+      <w:r>
+        <w:rPr>
+          <w:b/>
+        </w:rPr>
+        <w:t xml:space="preserve">Pendiente producción (bloque E):</w:t>
+      </w:r>
+    </w:p>
+    <w:p>
+      <w:pPr>
+        <w:numPr>
+          <w:ilvl w:val="0"/>
+          <w:numId w:val="6"/>
+        </w:numPr>
+        <w:spacing w:lineRule="auto"/>
+      </w:pPr>
+      <w:r>
+        <w:rPr>
+          <w:b/>
+        </w:rPr>
+        <w:t xml:space="preserve">Continuar con Google</w:t>
+      </w:r>
+      <w:r>
+        <w:rPr/>
+        <w:t xml:space="preserve"> — cuentas Gmail / Google Workspace.</w:t>
+      </w:r>
+    </w:p>
+    <w:p>
+      <w:pPr>
+        <w:numPr>
+          <w:ilvl w:val="0"/>
+          <w:numId w:val="6"/>
+        </w:numPr>
+        <w:spacing w:lineRule="auto"/>
+      </w:pPr>
+      <w:r>
+        <w:rPr>
+          <w:b/>
+        </w:rPr>
+        <w:t xml:space="preserve">Continuar con Apple</w:t>
+      </w:r>
+      <w:r>
+        <w:rPr/>
+        <w:t xml:space="preserve"> — Sign in with Apple (relevante para app iOS futura).</w:t>
+      </w:r>
+    </w:p>
+    <w:p>
+      <w:pPr>
+        <w:numPr>
+          <w:ilvl w:val="0"/>
+          <w:numId w:val="6"/>
+        </w:numPr>
+        <w:spacing w:lineRule="auto"/>
+      </w:pPr>
+      <w:r>
+        <w:rPr>
+          <w:b/>
+        </w:rPr>
+        <w:t xml:space="preserve">Recuperar contraseña</w:t>
+      </w:r>
+      <w:r>
+        <w:rPr/>
+        <w:t xml:space="preserve"> por enlace enviado al correo (Resend + dominio propio).</w:t>
+      </w:r>
+    </w:p>
+    <w:p>
+      <w:pPr>
+        <w:spacing w:lineRule="auto"/>
+      </w:pPr>
+      <w:r>
+        <w:rPr/>
+        <w:t xml:space="preserve">Detalle: </w:t>
+      </w:r>
+      <w:hyperlink r:id="rId25">
+        <w:r>
+          <w:rPr>
+            <w:rStyle w:val="Hyperlink"/>
+          </w:rPr>
+          <w:t xml:space="preserve">AUTH-AND-EMAIL-ROADMAP.md</w:t>
+        </w:r>
+      </w:hyperlink>
+      <w:r>
+        <w:rPr/>
+        <w:t xml:space="preserve"> · </w:t>
+      </w:r>
+      <w:hyperlink r:id="rId26">
+        <w:r>
+          <w:rPr>
+            <w:rStyle w:val="Hyperlink"/>
+          </w:rPr>
+          <w:t xml:space="preserve">Probar la app</w:t>
+        </w:r>
+      </w:hyperlink>
+      <w:r>
+        <w:rPr/>
+        <w:t xml:space="preserve">.</w:t>
+      </w:r>
+    </w:p>
+    <w:p>
+      <w:pPr>
+        <w:pStyle w:val="Heading2"/>
+        <w:spacing w:lineRule="auto"/>
+      </w:pPr>
+      <w:r>
+        <w:rPr/>
+        <w:t xml:space="preserve">9d. Cubicación al publicar carga (jun 2026)</w:t>
+      </w:r>
+    </w:p>
+    <w:p>
+      <w:pPr>
+        <w:numPr>
+          <w:ilvl w:val="0"/>
+          <w:numId w:val="7"/>
+        </w:numPr>
+        <w:spacing w:lineRule="auto"/>
+      </w:pPr>
+      <w:r>
+        <w:rPr/>
+        <w:t xml:space="preserve">El embarcador indica </w:t>
+      </w:r>
+      <w:r>
+        <w:rPr>
+          <w:b/>
+        </w:rPr>
+        <w:t xml:space="preserve">pallets</w:t>
+      </w:r>
+      <w:r>
+        <w:rPr/>
+        <w:t xml:space="preserve"> y/o </w:t>
+      </w:r>
+      <w:r>
+        <w:rPr>
+          <w:b/>
+        </w:rPr>
+        <w:t xml:space="preserve">volumen (m³)</w:t>
+      </w:r>
+      <w:r>
+        <w:rPr/>
+        <w:t xml:space="preserve">; la app sincroniza ambos (~1,2 m³ por pallet).</w:t>
+      </w:r>
+    </w:p>
+    <w:p>
+      <w:pPr>
+        <w:numPr>
+          <w:ilvl w:val="0"/>
+          <w:numId w:val="7"/>
+        </w:numPr>
+        <w:spacing w:lineRule="auto"/>
+      </w:pPr>
+      <w:r>
+        <w:rPr/>
+        <w:t xml:space="preserve">Elige un </w:t>
+      </w:r>
+      <w:r>
+        <w:rPr>
+          <w:b/>
+        </w:rPr>
+        <w:t xml:space="preserve">preset de cubicación</w:t>
+      </w:r>
+      <w:r>
+        <w:rPr/>
+        <w:t xml:space="preserve"> (ej. 1 pallet, 2 pallets…); si excede el preset, pasa a </w:t>
+      </w:r>
+      <w:r>
+        <w:rPr>
+          <w:b/>
+        </w:rPr>
+        <w:t xml:space="preserve">Personalizado</w:t>
+      </w:r>
+      <w:r>
+        <w:rPr/>
+        <w:t xml:space="preserve">.</w:t>
+      </w:r>
+    </w:p>
+    <w:p>
+      <w:pPr>
+        <w:numPr>
+          <w:ilvl w:val="0"/>
+          <w:numId w:val="7"/>
+        </w:numPr>
+        <w:spacing w:lineRule="auto"/>
+      </w:pPr>
+      <w:r>
+        <w:rPr/>
+        <w:t xml:space="preserve">Sugerencia de </w:t>
+      </w:r>
+      <w:r>
+        <w:rPr>
+          <w:b/>
+        </w:rPr>
+        <w:t xml:space="preserve">tipo de camión</w:t>
+      </w:r>
+      <w:r>
+        <w:rPr/>
+        <w:t xml:space="preserve"> y aviso de </w:t>
+      </w:r>
+      <w:r>
+        <w:rPr>
+          <w:b/>
+        </w:rPr>
+        <w:t xml:space="preserve">multi-viaje</w:t>
+      </w:r>
+      <w:r>
+        <w:rPr/>
+        <w:t xml:space="preserve"> si la carga supera capacidad típica.</w:t>
+      </w:r>
+    </w:p>
+    <w:p>
+      <w:pPr>
+        <w:numPr>
+          <w:ilvl w:val="0"/>
+          <w:numId w:val="7"/>
+        </w:numPr>
+        <w:spacing w:lineRule="auto"/>
+      </w:pPr>
+      <w:r>
+        <w:rPr/>
+        <w:t xml:space="preserve">En móvil, el formulario Maps ya no desplaza el layout (v0.0.92).</w:t>
+      </w:r>
+    </w:p>
+    <w:p>
+      <w:pPr>
+        <w:spacing w:lineRule="auto"/>
+      </w:pPr>
+      <w:r>
+        <w:rPr/>
+        <w:t xml:space="preserve">Técnico: </w:t>
+      </w:r>
+      <w:r>
+        <w:rPr/>
+        <w:t xml:space="preserve">load-capacity-ui.js</w:t>
+      </w:r>
+      <w:r>
+        <w:rPr/>
+        <w:t xml:space="preserve"> · Memoria: </w:t>
+      </w:r>
+      <w:hyperlink r:id="rId27">
+        <w:r>
+          <w:rPr>
+            <w:rStyle w:val="Hyperlink"/>
+          </w:rPr>
+          <w:t xml:space="preserve">bitácora 3 jun</w:t>
+        </w:r>
+      </w:hyperlink>
+      <w:r>
+        <w:rPr/>
+        <w:t xml:space="preserve">.</w:t>
+      </w:r>
+    </w:p>
+    <w:p>
+      <w:pPr>
+        <w:pStyle w:val="Heading2"/>
+        <w:spacing w:lineRule="auto"/>
+      </w:pPr>
+      <w:r>
+        <w:rPr/>
+        <w:t xml:space="preserve">9e. Notificaciones push (parcial)</w:t>
+      </w:r>
+    </w:p>
+    <w:p>
+      <w:pPr>
+        <w:spacing w:lineRule="auto"/>
+      </w:pPr>
+      <w:r>
+        <w:rPr/>
+        <w:t xml:space="preserve">Backend FCM configurado en Railway; la app Android registra token en </w:t>
+      </w:r>
+      <w:r>
+        <w:rPr/>
+        <w:t xml:space="preserve">device_tokens</w:t>
+      </w:r>
+      <w:r>
+        <w:rPr/>
+        <w:t xml:space="preserve">. Validación de recepción con </w:t>
+      </w:r>
+      <w:r>
+        <w:rPr/>
+        <w:t xml:space="preserve">push-test</w:t>
+      </w:r>
+      <w:r>
+        <w:rPr/>
+        <w:t xml:space="preserve"> pendiente en </w:t>
+      </w:r>
+      <w:r>
+        <w:rPr>
+          <w:b/>
+        </w:rPr>
+        <w:t xml:space="preserve">dispositivo físico</w:t>
+      </w:r>
+      <w:r>
+        <w:rPr/>
+        <w:t xml:space="preserve"> (emulador poco fiable).</w:t>
+      </w:r>
+    </w:p>
+    <w:p>
+      <w:pPr>
+        <w:spacing w:lineRule="auto"/>
+      </w:pPr>
+      <w:r>
+        <w:rPr/>
+        <w:t xml:space="preserve">Guía: </w:t>
+      </w:r>
+      <w:hyperlink r:id="rId28">
+        <w:r>
+          <w:rPr>
+            <w:rStyle w:val="Hyperlink"/>
+          </w:rPr>
+          <w:t xml:space="preserve">CUBIK-PUSH-FCM.md</w:t>
+        </w:r>
+      </w:hyperlink>
+      <w:r>
+        <w:rPr/>
+        <w:t xml:space="preserve">.</w:t>
+      </w:r>
+    </w:p>
+    <w:p>
+      <w:pPr>
+        <w:pStyle w:val="Heading2"/>
+        <w:spacing w:lineRule="auto"/>
+      </w:pPr>
+      <w:r>
+        <w:rPr/>
+        <w:t xml:space="preserve">10. Estados en la app</w:t>
       </w:r>
     </w:p>
     <w:p>
@@ -3397,14 +7414,14 @@
       </w:pPr>
       <w:r>
         <w:rPr/>
-        <w:t xml:space="preserve">9. Fricciones y mitigación</w:t>
+        <w:t xml:space="preserve">11. Fricciones y mitigación</w:t>
       </w:r>
     </w:p>
     <w:p>
       <w:pPr>
         <w:numPr>
           <w:ilvl w:val="0"/>
-          <w:numId w:val="3"/>
+          <w:numId w:val="8"/>
         </w:numPr>
         <w:spacing w:lineRule="auto"/>
       </w:pPr>
@@ -3423,7 +7440,7 @@
       <w:pPr>
         <w:numPr>
           <w:ilvl w:val="0"/>
-          <w:numId w:val="3"/>
+          <w:numId w:val="8"/>
         </w:numPr>
         <w:spacing w:lineRule="auto"/>
       </w:pPr>
@@ -3442,7 +7459,7 @@
       <w:pPr>
         <w:numPr>
           <w:ilvl w:val="0"/>
-          <w:numId w:val="3"/>
+          <w:numId w:val="8"/>
         </w:numPr>
         <w:spacing w:lineRule="auto"/>
       </w:pPr>
@@ -3454,14 +7471,24 @@
       </w:r>
       <w:r>
         <w:rPr/>
-        <w:t xml:space="preserve"> KYC y vehículo (manual en piloto).</w:t>
+        <w:t xml:space="preserve"> KYC manual en piloto; </w:t>
+      </w:r>
+      <w:r>
+        <w:rPr>
+          <w:b/>
+        </w:rPr>
+        <w:t xml:space="preserve">reputación ★</w:t>
+      </w:r>
+      <w:r>
+        <w:rPr/>
+        <w:t xml:space="preserve"> ya visible tras cada viaje completado.</w:t>
       </w:r>
     </w:p>
     <w:p>
       <w:pPr>
         <w:numPr>
           <w:ilvl w:val="0"/>
-          <w:numId w:val="3"/>
+          <w:numId w:val="8"/>
         </w:numPr>
         <w:spacing w:lineRule="auto"/>
       </w:pPr>
@@ -3473,14 +7500,14 @@
       </w:r>
       <w:r>
         <w:rPr/>
-        <w:t xml:space="preserve"> política en app + acuerdo mutuo.</w:t>
+        <w:t xml:space="preserve"> política en app + acuerdo mutuo + multa con plazo y confirmación de pago.</w:t>
       </w:r>
     </w:p>
     <w:p>
       <w:pPr>
         <w:numPr>
           <w:ilvl w:val="0"/>
-          <w:numId w:val="3"/>
+          <w:numId w:val="8"/>
         </w:numPr>
         <w:spacing w:lineRule="auto"/>
       </w:pPr>
@@ -3488,28 +7515,104 @@
         <w:rPr>
           <w:b/>
         </w:rPr>
-        <w:t xml:space="preserve">Espera en planta:</w:t>
-      </w:r>
-      <w:r>
-        <w:rPr/>
-        <w:t xml:space="preserve"> rating futuro por tiempos de bahía.</w:t>
-      </w:r>
-    </w:p>
-    <w:p>
-      <w:pPr>
-        <w:pStyle w:val="Heading2"/>
-        <w:spacing w:lineRule="auto"/>
-      </w:pPr>
-      <w:r>
-        <w:rPr/>
-        <w:t xml:space="preserve">10. Corredor y liquidez (piloto M2)</w:t>
+        <w:t xml:space="preserve">«¿La app cobra sola?»:</w:t>
+      </w:r>
+      <w:r>
+        <w:rPr/>
+        <w:t xml:space="preserve"> próxima semana con Cubik Saldo; retención al en ruta; hoy multas siguen transferencia manual.</w:t>
       </w:r>
     </w:p>
     <w:p>
       <w:pPr>
         <w:numPr>
           <w:ilvl w:val="0"/>
-          <w:numId w:val="4"/>
+          <w:numId w:val="8"/>
+        </w:numPr>
+        <w:spacing w:lineRule="auto"/>
+      </w:pPr>
+      <w:r>
+        <w:rPr>
+          <w:b/>
+        </w:rPr>
+        <w:t xml:space="preserve">«¿Por qué 20% al publicar?»:</w:t>
+      </w:r>
+      <w:r>
+        <w:rPr/>
+        <w:t xml:space="preserve"> garantía de seriedad; el flete se retiene solo al salir en ruta.</w:t>
+      </w:r>
+    </w:p>
+    <w:p>
+      <w:pPr>
+        <w:numPr>
+          <w:ilvl w:val="0"/>
+          <w:numId w:val="8"/>
+        </w:numPr>
+        <w:spacing w:lineRule="auto"/>
+      </w:pPr>
+      <w:r>
+        <w:rPr>
+          <w:b/>
+        </w:rPr>
+        <w:t xml:space="preserve">«¿Veo la comisión del otro?»:</w:t>
+      </w:r>
+      <w:r>
+        <w:rPr/>
+        <w:t xml:space="preserve"> no; cada rol ve solo su % en checkout.</w:t>
+      </w:r>
+    </w:p>
+    <w:p>
+      <w:pPr>
+        <w:numPr>
+          <w:ilvl w:val="0"/>
+          <w:numId w:val="8"/>
+        </w:numPr>
+        <w:spacing w:lineRule="auto"/>
+      </w:pPr>
+      <w:r>
+        <w:rPr>
+          <w:b/>
+        </w:rPr>
+        <w:t xml:space="preserve">Espera en planta / comunicación:</w:t>
+      </w:r>
+      <w:r>
+        <w:rPr/>
+        <w:t xml:space="preserve"> chips de calificación (ej. «Esperas largas», «Buena comunicación»).</w:t>
+      </w:r>
+    </w:p>
+    <w:p>
+      <w:pPr>
+        <w:numPr>
+          <w:ilvl w:val="0"/>
+          <w:numId w:val="8"/>
+        </w:numPr>
+        <w:spacing w:lineRule="auto"/>
+      </w:pPr>
+      <w:r>
+        <w:rPr>
+          <w:b/>
+        </w:rPr>
+        <w:t xml:space="preserve">«Califiqué pero el otro no puede»:</w:t>
+      </w:r>
+      <w:r>
+        <w:rPr/>
+        <w:t xml:space="preserve"> usar cuenta distinta por rol; no reutilizar la misma sesión de embarcador para calificar como transportista sin cerrar sesión.</w:t>
+      </w:r>
+    </w:p>
+    <w:p>
+      <w:pPr>
+        <w:pStyle w:val="Heading2"/>
+        <w:spacing w:lineRule="auto"/>
+      </w:pPr>
+      <w:r>
+        <w:rPr/>
+        <w:t xml:space="preserve">12. Corredor y liquidez (piloto M2)</w:t>
+      </w:r>
+    </w:p>
+    <w:p>
+      <w:pPr>
+        <w:numPr>
+          <w:ilvl w:val="0"/>
+          <w:numId w:val="9"/>
         </w:numPr>
         <w:spacing w:lineRule="auto"/>
       </w:pPr>
@@ -3528,7 +7631,7 @@
       <w:pPr>
         <w:numPr>
           <w:ilvl w:val="0"/>
-          <w:numId w:val="4"/>
+          <w:numId w:val="9"/>
         </w:numPr>
         <w:spacing w:lineRule="auto"/>
       </w:pPr>
@@ -3547,7 +7650,7 @@
       <w:pPr>
         <w:numPr>
           <w:ilvl w:val="0"/>
-          <w:numId w:val="4"/>
+          <w:numId w:val="9"/>
         </w:numPr>
         <w:spacing w:lineRule="auto"/>
       </w:pPr>
@@ -3577,7 +7680,7 @@
       </w:pPr>
       <w:r>
         <w:rPr/>
-        <w:t xml:space="preserve">11. KPIs marketplace (20 viajes)</w:t>
+        <w:t xml:space="preserve">13. KPIs marketplace (20 viajes)</w:t>
       </w:r>
     </w:p>
     <w:tbl>
@@ -3842,7 +7945,7 @@
             </w:pPr>
             <w:r>
               <w:rPr/>
-              <w:t xml:space="preserve">12–15% sobre precio acordado</w:t>
+              <w:t xml:space="preserve">15% efectivo (10% embarcador + 5% transportista)</w:t>
             </w:r>
           </w:p>
         </w:tc>
@@ -3987,7 +8090,7 @@
         <w:rPr/>
         <w:t xml:space="preserve">Definiciones y fuente de datos: </w:t>
       </w:r>
-      <w:hyperlink r:id="rId14">
+      <w:hyperlink r:id="rId29">
         <w:r>
           <w:rPr>
             <w:rStyle w:val="Hyperlink"/>
@@ -4007,7 +8110,7 @@
       </w:pPr>
       <w:r>
         <w:rPr/>
-        <w:t xml:space="preserve">12. Riesgos y quién responde (resumen)</w:t>
+        <w:t xml:space="preserve">14. Riesgos y quién responde (resumen)</w:t>
       </w:r>
     </w:p>
     <w:p>
@@ -4037,7 +8140,7 @@
         <w:rPr/>
         <w:t xml:space="preserve">Matriz completa y tabla de cobertura: </w:t>
       </w:r>
-      <w:hyperlink r:id="rId15">
+      <w:hyperlink r:id="rId30">
         <w:r>
           <w:rPr>
             <w:rStyle w:val="Hyperlink"/>
@@ -4049,7 +8152,7 @@
         <w:rPr/>
         <w:t xml:space="preserve"> · </w:t>
       </w:r>
-      <w:hyperlink r:id="rId16">
+      <w:hyperlink r:id="rId31">
         <w:r>
           <w:rPr>
             <w:rStyle w:val="Hyperlink"/>
@@ -4070,7 +8173,7 @@
         <w:rPr/>
         <w:t xml:space="preserve">Modelo de negocio: </w:t>
       </w:r>
-      <w:hyperlink r:id="rId17">
+      <w:hyperlink r:id="rId32">
         <w:r>
           <w:rPr>
             <w:rStyle w:val="Hyperlink"/>
@@ -4082,22 +8185,58 @@
         <w:rPr/>
         <w:t xml:space="preserve"> · Gantt y backlog: </w:t>
       </w:r>
-      <w:hyperlink r:id="rId18">
+      <w:hyperlink r:id="rId33">
         <w:r>
           <w:rPr>
             <w:rStyle w:val="Hyperlink"/>
           </w:rPr>
-          <w:t xml:space="preserve">Memoria técnica v3.4</w:t>
+          <w:t xml:space="preserve">Memoria técnica v3.6</w:t>
         </w:r>
       </w:hyperlink>
-    </w:p>
-    <w:p>
-      <w:pPr>
-        <w:spacing w:lineRule="auto"/>
-      </w:pPr>
-      <w:r>
-        <w:rPr/>
-        <w:t xml:space="preserve">Fin del documento — v2.3 · corredor M2 + KPIs marketplace + riesgos · confianza/carga · patrón Uber.</w:t>
+      <w:r>
+        <w:rPr/>
+        <w:t xml:space="preserve"> · Multas: </w:t>
+      </w:r>
+      <w:hyperlink r:id="rId34">
+        <w:r>
+          <w:rPr>
+            <w:rStyle w:val="Hyperlink"/>
+          </w:rPr>
+          <w:t xml:space="preserve">PENALTY-AND-SUPPORT.md</w:t>
+        </w:r>
+      </w:hyperlink>
+      <w:r>
+        <w:rPr/>
+        <w:t xml:space="preserve"> · Auth/correo: </w:t>
+      </w:r>
+      <w:hyperlink r:id="rId35">
+        <w:r>
+          <w:rPr>
+            <w:rStyle w:val="Hyperlink"/>
+          </w:rPr>
+          <w:t xml:space="preserve">AUTH-AND-EMAIL-ROADMAP.md</w:t>
+        </w:r>
+      </w:hyperlink>
+      <w:r>
+        <w:rPr/>
+        <w:t xml:space="preserve"> · Probar: </w:t>
+      </w:r>
+      <w:hyperlink r:id="rId36">
+        <w:r>
+          <w:rPr>
+            <w:rStyle w:val="Hyperlink"/>
+          </w:rPr>
+          <w:t xml:space="preserve">Probar-Uber-Truck.html</w:t>
+        </w:r>
+      </w:hyperlink>
+    </w:p>
+    <w:p>
+      <w:pPr>
+        <w:spacing w:lineRule="auto"/>
+      </w:pPr>
+      <w:r>
+        <w:rPr/>
+        <w:t xml:space="preserve">Fin del documento — v2.8 (25 may 2026): v0.0.98 paridad Uber; diseño Cubik Saldo 10%+5%, retención en ruta, tier $1M, checkout tipo Uber Eats; implementación pagos próxima semana.</w:t>
       </w:r>
     </w:p>
   </w:body>
@@ -4305,6 +8444,104 @@
   <w:abstractNum w:abstractNumId="3">
     <w:lvl w:ilvl="0">
       <w:start w:val="1"/>
+      <w:numFmt w:val="decimal"/>
+      <w:lvlText w:val="%1."/>
+      <w:lvlJc w:val="left"/>
+      <w:pPr>
+        <w:tabs>
+          <w:tab w:val="num" w:pos="720"/>
+        </w:tabs>
+        <w:ind w:left="720" w:hanging="360"/>
+      </w:pPr>
+    </w:lvl>
+    <w:lvl w:ilvl="1">
+      <w:start w:val="1"/>
+      <w:numFmt w:val="decimal"/>
+      <w:lvlText w:val="%2."/>
+      <w:lvlJc w:val="left"/>
+      <w:pPr>
+        <w:tabs>
+          <w:tab w:val="num" w:pos="1440"/>
+        </w:tabs>
+        <w:ind w:left="1440" w:hanging="360"/>
+      </w:pPr>
+    </w:lvl>
+    <w:lvl w:ilvl="2">
+      <w:start w:val="1"/>
+      <w:numFmt w:val="decimal"/>
+      <w:lvlText w:val="%3."/>
+      <w:lvlJc w:val="left"/>
+      <w:pPr>
+        <w:tabs>
+          <w:tab w:val="num" w:pos="2160"/>
+        </w:tabs>
+        <w:ind w:left="2160" w:hanging="360"/>
+      </w:pPr>
+    </w:lvl>
+    <w:lvl w:ilvl="3">
+      <w:start w:val="1"/>
+      <w:numFmt w:val="decimal"/>
+      <w:lvlText w:val="%4."/>
+      <w:lvlJc w:val="left"/>
+      <w:pPr>
+        <w:tabs>
+          <w:tab w:val="num" w:pos="2880"/>
+        </w:tabs>
+        <w:ind w:left="2880" w:hanging="360"/>
+      </w:pPr>
+    </w:lvl>
+    <w:lvl w:ilvl="4">
+      <w:start w:val="1"/>
+      <w:numFmt w:val="decimal"/>
+      <w:lvlText w:val="%5."/>
+      <w:lvlJc w:val="left"/>
+      <w:pPr>
+        <w:tabs>
+          <w:tab w:val="num" w:pos="3600"/>
+        </w:tabs>
+        <w:ind w:left="3600" w:hanging="360"/>
+      </w:pPr>
+    </w:lvl>
+    <w:lvl w:ilvl="5">
+      <w:start w:val="1"/>
+      <w:numFmt w:val="decimal"/>
+      <w:lvlText w:val="%6."/>
+      <w:lvlJc w:val="left"/>
+      <w:pPr>
+        <w:tabs>
+          <w:tab w:val="num" w:pos="4320"/>
+        </w:tabs>
+        <w:ind w:left="4320" w:hanging="360"/>
+      </w:pPr>
+    </w:lvl>
+    <w:lvl w:ilvl="6">
+      <w:start w:val="1"/>
+      <w:numFmt w:val="decimal"/>
+      <w:lvlText w:val="%7."/>
+      <w:lvlJc w:val="left"/>
+      <w:pPr>
+        <w:tabs>
+          <w:tab w:val="num" w:pos="5040"/>
+        </w:tabs>
+        <w:ind w:left="5040" w:hanging="360"/>
+      </w:pPr>
+    </w:lvl>
+    <w:lvl w:ilvl="7">
+      <w:start w:val="1"/>
+      <w:numFmt w:val="decimal"/>
+      <w:lvlText w:val="%8."/>
+      <w:lvlJc w:val="left"/>
+      <w:pPr>
+        <w:tabs>
+          <w:tab w:val="num" w:pos="5760"/>
+        </w:tabs>
+        <w:ind w:left="5760" w:hanging="360"/>
+      </w:pPr>
+    </w:lvl>
+  </w:abstractNum>
+  <w:abstractNum w:abstractNumId="4">
+    <w:lvl w:ilvl="0">
+      <w:start w:val="1"/>
       <w:numFmt w:val="bullet"/>
       <w:lvlText w:val=""/>
       <w:lvlJc w:val="left"/>
@@ -4424,7 +8661,447 @@
       </w:rPr>
     </w:lvl>
   </w:abstractNum>
-  <w:abstractNum w:abstractNumId="4">
+  <w:abstractNum w:abstractNumId="5">
+    <w:lvl w:ilvl="0">
+      <w:start w:val="1"/>
+      <w:numFmt w:val="decimal"/>
+      <w:lvlText w:val="%1."/>
+      <w:lvlJc w:val="left"/>
+      <w:pPr>
+        <w:tabs>
+          <w:tab w:val="num" w:pos="720"/>
+        </w:tabs>
+        <w:ind w:left="720" w:hanging="360"/>
+      </w:pPr>
+    </w:lvl>
+    <w:lvl w:ilvl="1">
+      <w:start w:val="1"/>
+      <w:numFmt w:val="decimal"/>
+      <w:lvlText w:val="%2."/>
+      <w:lvlJc w:val="left"/>
+      <w:pPr>
+        <w:tabs>
+          <w:tab w:val="num" w:pos="1440"/>
+        </w:tabs>
+        <w:ind w:left="1440" w:hanging="360"/>
+      </w:pPr>
+    </w:lvl>
+    <w:lvl w:ilvl="2">
+      <w:start w:val="1"/>
+      <w:numFmt w:val="decimal"/>
+      <w:lvlText w:val="%3."/>
+      <w:lvlJc w:val="left"/>
+      <w:pPr>
+        <w:tabs>
+          <w:tab w:val="num" w:pos="2160"/>
+        </w:tabs>
+        <w:ind w:left="2160" w:hanging="360"/>
+      </w:pPr>
+    </w:lvl>
+    <w:lvl w:ilvl="3">
+      <w:start w:val="1"/>
+      <w:numFmt w:val="decimal"/>
+      <w:lvlText w:val="%4."/>
+      <w:lvlJc w:val="left"/>
+      <w:pPr>
+        <w:tabs>
+          <w:tab w:val="num" w:pos="2880"/>
+        </w:tabs>
+        <w:ind w:left="2880" w:hanging="360"/>
+      </w:pPr>
+    </w:lvl>
+    <w:lvl w:ilvl="4">
+      <w:start w:val="1"/>
+      <w:numFmt w:val="decimal"/>
+      <w:lvlText w:val="%5."/>
+      <w:lvlJc w:val="left"/>
+      <w:pPr>
+        <w:tabs>
+          <w:tab w:val="num" w:pos="3600"/>
+        </w:tabs>
+        <w:ind w:left="3600" w:hanging="360"/>
+      </w:pPr>
+    </w:lvl>
+    <w:lvl w:ilvl="5">
+      <w:start w:val="1"/>
+      <w:numFmt w:val="decimal"/>
+      <w:lvlText w:val="%6."/>
+      <w:lvlJc w:val="left"/>
+      <w:pPr>
+        <w:tabs>
+          <w:tab w:val="num" w:pos="4320"/>
+        </w:tabs>
+        <w:ind w:left="4320" w:hanging="360"/>
+      </w:pPr>
+    </w:lvl>
+    <w:lvl w:ilvl="6">
+      <w:start w:val="1"/>
+      <w:numFmt w:val="decimal"/>
+      <w:lvlText w:val="%7."/>
+      <w:lvlJc w:val="left"/>
+      <w:pPr>
+        <w:tabs>
+          <w:tab w:val="num" w:pos="5040"/>
+        </w:tabs>
+        <w:ind w:left="5040" w:hanging="360"/>
+      </w:pPr>
+    </w:lvl>
+    <w:lvl w:ilvl="7">
+      <w:start w:val="1"/>
+      <w:numFmt w:val="decimal"/>
+      <w:lvlText w:val="%8."/>
+      <w:lvlJc w:val="left"/>
+      <w:pPr>
+        <w:tabs>
+          <w:tab w:val="num" w:pos="5760"/>
+        </w:tabs>
+        <w:ind w:left="5760" w:hanging="360"/>
+      </w:pPr>
+    </w:lvl>
+  </w:abstractNum>
+  <w:abstractNum w:abstractNumId="6">
+    <w:lvl w:ilvl="0">
+      <w:start w:val="1"/>
+      <w:numFmt w:val="bullet"/>
+      <w:lvlText w:val=""/>
+      <w:lvlJc w:val="left"/>
+      <w:pPr>
+        <w:tabs>
+          <w:tab w:val="num" w:pos="720"/>
+        </w:tabs>
+        <w:ind w:left="720" w:hanging="360"/>
+      </w:pPr>
+      <w:rPr>
+        <w:rFonts w:ascii="Symbol" w:hAnsi="Symbol" w:hint="default"/>
+      </w:rPr>
+    </w:lvl>
+    <w:lvl w:ilvl="1">
+      <w:start w:val="1"/>
+      <w:numFmt w:val="bullet"/>
+      <w:lvlText w:val=""/>
+      <w:lvlJc w:val="left"/>
+      <w:pPr>
+        <w:tabs>
+          <w:tab w:val="num" w:pos="1440"/>
+        </w:tabs>
+        <w:ind w:left="1440" w:hanging="360"/>
+      </w:pPr>
+      <w:rPr>
+        <w:rFonts w:ascii="Symbol" w:hAnsi="Symbol" w:hint="default"/>
+      </w:rPr>
+    </w:lvl>
+    <w:lvl w:ilvl="2">
+      <w:start w:val="1"/>
+      <w:numFmt w:val="bullet"/>
+      <w:lvlText w:val=""/>
+      <w:lvlJc w:val="left"/>
+      <w:pPr>
+        <w:tabs>
+          <w:tab w:val="num" w:pos="2160"/>
+        </w:tabs>
+        <w:ind w:left="2160" w:hanging="360"/>
+      </w:pPr>
+      <w:rPr>
+        <w:rFonts w:ascii="Symbol" w:hAnsi="Symbol" w:hint="default"/>
+      </w:rPr>
+    </w:lvl>
+    <w:lvl w:ilvl="3">
+      <w:start w:val="1"/>
+      <w:numFmt w:val="bullet"/>
+      <w:lvlText w:val=""/>
+      <w:lvlJc w:val="left"/>
+      <w:pPr>
+        <w:tabs>
+          <w:tab w:val="num" w:pos="2880"/>
+        </w:tabs>
+        <w:ind w:left="2880" w:hanging="360"/>
+      </w:pPr>
+      <w:rPr>
+        <w:rFonts w:ascii="Symbol" w:hAnsi="Symbol" w:hint="default"/>
+      </w:rPr>
+    </w:lvl>
+    <w:lvl w:ilvl="4">
+      <w:start w:val="1"/>
+      <w:numFmt w:val="bullet"/>
+      <w:lvlText w:val=""/>
+      <w:lvlJc w:val="left"/>
+      <w:pPr>
+        <w:tabs>
+          <w:tab w:val="num" w:pos="3600"/>
+        </w:tabs>
+        <w:ind w:left="3600" w:hanging="360"/>
+      </w:pPr>
+      <w:rPr>
+        <w:rFonts w:ascii="Symbol" w:hAnsi="Symbol" w:hint="default"/>
+      </w:rPr>
+    </w:lvl>
+    <w:lvl w:ilvl="5">
+      <w:start w:val="1"/>
+      <w:numFmt w:val="bullet"/>
+      <w:lvlText w:val=""/>
+      <w:lvlJc w:val="left"/>
+      <w:pPr>
+        <w:tabs>
+          <w:tab w:val="num" w:pos="4320"/>
+        </w:tabs>
+        <w:ind w:left="4320" w:hanging="360"/>
+      </w:pPr>
+      <w:rPr>
+        <w:rFonts w:ascii="Symbol" w:hAnsi="Symbol" w:hint="default"/>
+      </w:rPr>
+    </w:lvl>
+    <w:lvl w:ilvl="6">
+      <w:start w:val="1"/>
+      <w:numFmt w:val="bullet"/>
+      <w:lvlText w:val=""/>
+      <w:lvlJc w:val="left"/>
+      <w:pPr>
+        <w:tabs>
+          <w:tab w:val="num" w:pos="5040"/>
+        </w:tabs>
+        <w:ind w:left="5040" w:hanging="360"/>
+      </w:pPr>
+      <w:rPr>
+        <w:rFonts w:ascii="Symbol" w:hAnsi="Symbol" w:hint="default"/>
+      </w:rPr>
+    </w:lvl>
+    <w:lvl w:ilvl="7">
+      <w:start w:val="1"/>
+      <w:numFmt w:val="bullet"/>
+      <w:lvlText w:val=""/>
+      <w:lvlJc w:val="left"/>
+      <w:pPr>
+        <w:tabs>
+          <w:tab w:val="num" w:pos="5760"/>
+        </w:tabs>
+        <w:ind w:left="5760" w:hanging="360"/>
+      </w:pPr>
+      <w:rPr>
+        <w:rFonts w:ascii="Symbol" w:hAnsi="Symbol" w:hint="default"/>
+      </w:rPr>
+    </w:lvl>
+  </w:abstractNum>
+  <w:abstractNum w:abstractNumId="7">
+    <w:lvl w:ilvl="0">
+      <w:start w:val="1"/>
+      <w:numFmt w:val="decimal"/>
+      <w:lvlText w:val="%1."/>
+      <w:lvlJc w:val="left"/>
+      <w:pPr>
+        <w:tabs>
+          <w:tab w:val="num" w:pos="720"/>
+        </w:tabs>
+        <w:ind w:left="720" w:hanging="360"/>
+      </w:pPr>
+    </w:lvl>
+    <w:lvl w:ilvl="1">
+      <w:start w:val="1"/>
+      <w:numFmt w:val="decimal"/>
+      <w:lvlText w:val="%2."/>
+      <w:lvlJc w:val="left"/>
+      <w:pPr>
+        <w:tabs>
+          <w:tab w:val="num" w:pos="1440"/>
+        </w:tabs>
+        <w:ind w:left="1440" w:hanging="360"/>
+      </w:pPr>
+    </w:lvl>
+    <w:lvl w:ilvl="2">
+      <w:start w:val="1"/>
+      <w:numFmt w:val="decimal"/>
+      <w:lvlText w:val="%3."/>
+      <w:lvlJc w:val="left"/>
+      <w:pPr>
+        <w:tabs>
+          <w:tab w:val="num" w:pos="2160"/>
+        </w:tabs>
+        <w:ind w:left="2160" w:hanging="360"/>
+      </w:pPr>
+    </w:lvl>
+    <w:lvl w:ilvl="3">
+      <w:start w:val="1"/>
+      <w:numFmt w:val="decimal"/>
+      <w:lvlText w:val="%4."/>
+      <w:lvlJc w:val="left"/>
+      <w:pPr>
+        <w:tabs>
+          <w:tab w:val="num" w:pos="2880"/>
+        </w:tabs>
+        <w:ind w:left="2880" w:hanging="360"/>
+      </w:pPr>
+    </w:lvl>
+    <w:lvl w:ilvl="4">
+      <w:start w:val="1"/>
+      <w:numFmt w:val="decimal"/>
+      <w:lvlText w:val="%5."/>
+      <w:lvlJc w:val="left"/>
+      <w:pPr>
+        <w:tabs>
+          <w:tab w:val="num" w:pos="3600"/>
+        </w:tabs>
+        <w:ind w:left="3600" w:hanging="360"/>
+      </w:pPr>
+    </w:lvl>
+    <w:lvl w:ilvl="5">
+      <w:start w:val="1"/>
+      <w:numFmt w:val="decimal"/>
+      <w:lvlText w:val="%6."/>
+      <w:lvlJc w:val="left"/>
+      <w:pPr>
+        <w:tabs>
+          <w:tab w:val="num" w:pos="4320"/>
+        </w:tabs>
+        <w:ind w:left="4320" w:hanging="360"/>
+      </w:pPr>
+    </w:lvl>
+    <w:lvl w:ilvl="6">
+      <w:start w:val="1"/>
+      <w:numFmt w:val="decimal"/>
+      <w:lvlText w:val="%7."/>
+      <w:lvlJc w:val="left"/>
+      <w:pPr>
+        <w:tabs>
+          <w:tab w:val="num" w:pos="5040"/>
+        </w:tabs>
+        <w:ind w:left="5040" w:hanging="360"/>
+      </w:pPr>
+    </w:lvl>
+    <w:lvl w:ilvl="7">
+      <w:start w:val="1"/>
+      <w:numFmt w:val="decimal"/>
+      <w:lvlText w:val="%8."/>
+      <w:lvlJc w:val="left"/>
+      <w:pPr>
+        <w:tabs>
+          <w:tab w:val="num" w:pos="5760"/>
+        </w:tabs>
+        <w:ind w:left="5760" w:hanging="360"/>
+      </w:pPr>
+    </w:lvl>
+  </w:abstractNum>
+  <w:abstractNum w:abstractNumId="8">
+    <w:lvl w:ilvl="0">
+      <w:start w:val="1"/>
+      <w:numFmt w:val="bullet"/>
+      <w:lvlText w:val=""/>
+      <w:lvlJc w:val="left"/>
+      <w:pPr>
+        <w:tabs>
+          <w:tab w:val="num" w:pos="720"/>
+        </w:tabs>
+        <w:ind w:left="720" w:hanging="360"/>
+      </w:pPr>
+      <w:rPr>
+        <w:rFonts w:ascii="Symbol" w:hAnsi="Symbol" w:hint="default"/>
+      </w:rPr>
+    </w:lvl>
+    <w:lvl w:ilvl="1">
+      <w:start w:val="1"/>
+      <w:numFmt w:val="bullet"/>
+      <w:lvlText w:val=""/>
+      <w:lvlJc w:val="left"/>
+      <w:pPr>
+        <w:tabs>
+          <w:tab w:val="num" w:pos="1440"/>
+        </w:tabs>
+        <w:ind w:left="1440" w:hanging="360"/>
+      </w:pPr>
+      <w:rPr>
+        <w:rFonts w:ascii="Symbol" w:hAnsi="Symbol" w:hint="default"/>
+      </w:rPr>
+    </w:lvl>
+    <w:lvl w:ilvl="2">
+      <w:start w:val="1"/>
+      <w:numFmt w:val="bullet"/>
+      <w:lvlText w:val=""/>
+      <w:lvlJc w:val="left"/>
+      <w:pPr>
+        <w:tabs>
+          <w:tab w:val="num" w:pos="2160"/>
+        </w:tabs>
+        <w:ind w:left="2160" w:hanging="360"/>
+      </w:pPr>
+      <w:rPr>
+        <w:rFonts w:ascii="Symbol" w:hAnsi="Symbol" w:hint="default"/>
+      </w:rPr>
+    </w:lvl>
+    <w:lvl w:ilvl="3">
+      <w:start w:val="1"/>
+      <w:numFmt w:val="bullet"/>
+      <w:lvlText w:val=""/>
+      <w:lvlJc w:val="left"/>
+      <w:pPr>
+        <w:tabs>
+          <w:tab w:val="num" w:pos="2880"/>
+        </w:tabs>
+        <w:ind w:left="2880" w:hanging="360"/>
+      </w:pPr>
+      <w:rPr>
+        <w:rFonts w:ascii="Symbol" w:hAnsi="Symbol" w:hint="default"/>
+      </w:rPr>
+    </w:lvl>
+    <w:lvl w:ilvl="4">
+      <w:start w:val="1"/>
+      <w:numFmt w:val="bullet"/>
+      <w:lvlText w:val=""/>
+      <w:lvlJc w:val="left"/>
+      <w:pPr>
+        <w:tabs>
+          <w:tab w:val="num" w:pos="3600"/>
+        </w:tabs>
+        <w:ind w:left="3600" w:hanging="360"/>
+      </w:pPr>
+      <w:rPr>
+        <w:rFonts w:ascii="Symbol" w:hAnsi="Symbol" w:hint="default"/>
+      </w:rPr>
+    </w:lvl>
+    <w:lvl w:ilvl="5">
+      <w:start w:val="1"/>
+      <w:numFmt w:val="bullet"/>
+      <w:lvlText w:val=""/>
+      <w:lvlJc w:val="left"/>
+      <w:pPr>
+        <w:tabs>
+          <w:tab w:val="num" w:pos="4320"/>
+        </w:tabs>
+        <w:ind w:left="4320" w:hanging="360"/>
+      </w:pPr>
+      <w:rPr>
+        <w:rFonts w:ascii="Symbol" w:hAnsi="Symbol" w:hint="default"/>
+      </w:rPr>
+    </w:lvl>
+    <w:lvl w:ilvl="6">
+      <w:start w:val="1"/>
+      <w:numFmt w:val="bullet"/>
+      <w:lvlText w:val=""/>
+      <w:lvlJc w:val="left"/>
+      <w:pPr>
+        <w:tabs>
+          <w:tab w:val="num" w:pos="5040"/>
+        </w:tabs>
+        <w:ind w:left="5040" w:hanging="360"/>
+      </w:pPr>
+      <w:rPr>
+        <w:rFonts w:ascii="Symbol" w:hAnsi="Symbol" w:hint="default"/>
+      </w:rPr>
+    </w:lvl>
+    <w:lvl w:ilvl="7">
+      <w:start w:val="1"/>
+      <w:numFmt w:val="bullet"/>
+      <w:lvlText w:val=""/>
+      <w:lvlJc w:val="left"/>
+      <w:pPr>
+        <w:tabs>
+          <w:tab w:val="num" w:pos="5760"/>
+        </w:tabs>
+        <w:ind w:left="5760" w:hanging="360"/>
+      </w:pPr>
+      <w:rPr>
+        <w:rFonts w:ascii="Symbol" w:hAnsi="Symbol" w:hint="default"/>
+      </w:rPr>
+    </w:lvl>
+  </w:abstractNum>
+  <w:abstractNum w:abstractNumId="9">
     <w:lvl w:ilvl="0">
       <w:start w:val="1"/>
       <w:numFmt w:val="bullet"/>
@@ -4557,6 +9234,21 @@
   </w:num>
   <w:num w:numId="4">
     <w:abstractNumId w:val="4"/>
+  </w:num>
+  <w:num w:numId="5">
+    <w:abstractNumId w:val="5"/>
+  </w:num>
+  <w:num w:numId="6">
+    <w:abstractNumId w:val="6"/>
+  </w:num>
+  <w:num w:numId="7">
+    <w:abstractNumId w:val="7"/>
+  </w:num>
+  <w:num w:numId="8">
+    <w:abstractNumId w:val="8"/>
+  </w:num>
+  <w:num w:numId="9">
+    <w:abstractNumId w:val="9"/>
   </w:num>
 </w:numbering>
 </file>

--- a/docs/Journey-Usuario-Uber-Truck.docx
+++ b/docs/Journey-Usuario-Uber-Truck.docx
@@ -51,13 +51,13 @@
       </w:r>
       <w:r>
         <w:rPr/>
-        <w:t xml:space="preserve"> 2.9 · 25 may 2026 · Software app </w:t>
+        <w:t xml:space="preserve"> 3.0 · 10 jun 2026 · Software app </w:t>
       </w:r>
       <w:r>
         <w:rPr>
           <w:b/>
         </w:rPr>
-        <w:t xml:space="preserve">0.0.105</w:t>
+        <w:t xml:space="preserve">0.0.125</w:t>
       </w:r>
       <w:r>
         <w:rPr/>
@@ -71,7 +71,7 @@
       </w:r>
       <w:r>
         <w:rPr/>
-        <w:t xml:space="preserve"> (web PWA + APK Android)</w:t>
+        <w:t xml:space="preserve"> (web PWA + APK Android Capacitor)</w:t>
       </w:r>
     </w:p>
     <w:p>
@@ -265,7 +265,7 @@
             </w:pPr>
             <w:r>
               <w:rPr/>
-              <w:t xml:space="preserve">APK instalado o PWA desde navegador</w:t>
+              <w:t xml:space="preserve">APK remoto (siempre prod) o bundle firmado para piloto</w:t>
             </w:r>
           </w:p>
         </w:tc>
@@ -286,16 +286,36 @@
               <w:rPr>
                 <w:highlight w:val="lightGray"/>
               </w:rPr>
-              <w:t xml:space="preserve">%USERPROFILE%\Downloads\cubik-android.apk</w:t>
-            </w:r>
-          </w:p>
-          <w:p>
-            <w:pPr>
-              <w:spacing w:lineRule="auto"/>
-            </w:pPr>
-            <w:r>
-              <w:rPr/>
-              <w:t xml:space="preserve"> o </w:t>
+              <w:t xml:space="preserve">npm run android:install:remote</w:t>
+            </w:r>
+          </w:p>
+          <w:p>
+            <w:pPr>
+              <w:spacing w:lineRule="auto"/>
+            </w:pPr>
+            <w:r>
+              <w:rPr/>
+              <w:t xml:space="preserve"> · </w:t>
+            </w:r>
+          </w:p>
+          <w:p>
+            <w:pPr>
+              <w:spacing w:lineRule="auto"/>
+            </w:pPr>
+            <w:r>
+              <w:rPr>
+                <w:highlight w:val="lightGray"/>
+              </w:rPr>
+              <w:t xml:space="preserve">cubik-android.apk</w:t>
+            </w:r>
+          </w:p>
+          <w:p>
+            <w:pPr>
+              <w:spacing w:lineRule="auto"/>
+            </w:pPr>
+            <w:r>
+              <w:rPr/>
+              <w:t xml:space="preserve"> · </w:t>
             </w:r>
           </w:p>
           <w:p>
@@ -7605,7 +7625,7 @@
       </w:pPr>
       <w:r>
         <w:rPr/>
-        <w:t xml:space="preserve">12. Corredor y liquidez (piloto M2)</w:t>
+        <w:t xml:space="preserve">14. Notificaciones (v0.0.125)</w:t>
       </w:r>
     </w:p>
     <w:p>
@@ -7620,11 +7640,11 @@
         <w:rPr>
           <w:b/>
         </w:rPr>
-        <w:t xml:space="preserve">Enfoque:</w:t>
-      </w:r>
-      <w:r>
-        <w:rPr/>
-        <w:t xml:space="preserve"> RM (origen) ↔ Valparaíso / San Antonio — no dispersar el piloto en rutas sin densidad.</w:t>
+        <w:t xml:space="preserve">Activas:</w:t>
+      </w:r>
+      <w:r>
+        <w:rPr/>
+        <w:t xml:space="preserve"> campana muestra solo notificaciones de viajes abiertos o accionables.</w:t>
       </w:r>
     </w:p>
     <w:p>
@@ -7639,11 +7659,11 @@
         <w:rPr>
           <w:b/>
         </w:rPr>
-        <w:t xml:space="preserve">Semanal:</w:t>
-      </w:r>
-      <w:r>
-        <w:rPr/>
-        <w:t xml:space="preserve"> al menos 3 cargas y 2 ofertas activas en el mismo corredor.</w:t>
+        <w:t xml:space="preserve">Historial:</w:t>
+      </w:r>
+      <w:r>
+        <w:rPr/>
+        <w:t xml:space="preserve"> al completar o cancelar un match, las notificaciones pasan a historial (no molestan en activos).</w:t>
       </w:r>
     </w:p>
     <w:p>
@@ -7658,6 +7678,104 @@
         <w:rPr>
           <w:b/>
         </w:rPr>
+        <w:t xml:space="preserve">Chat:</w:t>
+      </w:r>
+      <w:r>
+        <w:rPr/>
+        <w:t xml:space="preserve"> bloqueado si el emparejamiento está cerrado.</w:t>
+      </w:r>
+    </w:p>
+    <w:p>
+      <w:pPr>
+        <w:pStyle w:val="Heading2"/>
+        <w:spacing w:lineRule="auto"/>
+      </w:pPr>
+      <w:r>
+        <w:rPr/>
+        <w:t xml:space="preserve">15. Piloto comercial (25 empresas + 50 transportistas)</w:t>
+      </w:r>
+    </w:p>
+    <w:p>
+      <w:pPr>
+        <w:spacing w:lineRule="auto"/>
+      </w:pPr>
+      <w:r>
+        <w:rPr/>
+        <w:t xml:space="preserve">Fase posterior a la demo comercial jun 2026. Mismo stack Capacitor híbrido; onboarding curado; corredor RM ↔ Valparaíso/San Antonio. Detalle: </w:t>
+      </w:r>
+      <w:hyperlink r:id="rId29">
+        <w:r>
+          <w:rPr>
+            <w:rStyle w:val="Hyperlink"/>
+          </w:rPr>
+          <w:t xml:space="preserve">PLAN-COMERCIAL-PILOTO.md</w:t>
+        </w:r>
+      </w:hyperlink>
+      <w:r>
+        <w:rPr/>
+        <w:t xml:space="preserve">.</w:t>
+      </w:r>
+    </w:p>
+    <w:p>
+      <w:pPr>
+        <w:pStyle w:val="Heading2"/>
+        <w:spacing w:lineRule="auto"/>
+      </w:pPr>
+      <w:r>
+        <w:rPr/>
+        <w:t xml:space="preserve">16. Corredor y liquidez (piloto M2)</w:t>
+      </w:r>
+    </w:p>
+    <w:p>
+      <w:pPr>
+        <w:numPr>
+          <w:ilvl w:val="0"/>
+          <w:numId w:val="10"/>
+        </w:numPr>
+        <w:spacing w:lineRule="auto"/>
+      </w:pPr>
+      <w:r>
+        <w:rPr>
+          <w:b/>
+        </w:rPr>
+        <w:t xml:space="preserve">Enfoque:</w:t>
+      </w:r>
+      <w:r>
+        <w:rPr/>
+        <w:t xml:space="preserve"> RM (origen) ↔ Valparaíso / San Antonio — no dispersar el piloto en rutas sin densidad.</w:t>
+      </w:r>
+    </w:p>
+    <w:p>
+      <w:pPr>
+        <w:numPr>
+          <w:ilvl w:val="0"/>
+          <w:numId w:val="10"/>
+        </w:numPr>
+        <w:spacing w:lineRule="auto"/>
+      </w:pPr>
+      <w:r>
+        <w:rPr>
+          <w:b/>
+        </w:rPr>
+        <w:t xml:space="preserve">Semanal:</w:t>
+      </w:r>
+      <w:r>
+        <w:rPr/>
+        <w:t xml:space="preserve"> al menos 3 cargas y 2 ofertas activas en el mismo corredor.</w:t>
+      </w:r>
+    </w:p>
+    <w:p>
+      <w:pPr>
+        <w:numPr>
+          <w:ilvl w:val="0"/>
+          <w:numId w:val="10"/>
+        </w:numPr>
+        <w:spacing w:lineRule="auto"/>
+      </w:pPr>
+      <w:r>
+        <w:rPr>
+          <w:b/>
+        </w:rPr>
         <w:t xml:space="preserve">Éxito M2:</w:t>
       </w:r>
       <w:r>
@@ -7680,7 +7798,7 @@
       </w:pPr>
       <w:r>
         <w:rPr/>
-        <w:t xml:space="preserve">13. KPIs marketplace (20 viajes)</w:t>
+        <w:t xml:space="preserve">17. KPIs marketplace (20 viajes)</w:t>
       </w:r>
     </w:p>
     <w:tbl>
@@ -8090,7 +8208,7 @@
         <w:rPr/>
         <w:t xml:space="preserve">Definiciones y fuente de datos: </w:t>
       </w:r>
-      <w:hyperlink r:id="rId29">
+      <w:hyperlink r:id="rId30">
         <w:r>
           <w:rPr>
             <w:rStyle w:val="Hyperlink"/>
@@ -8110,7 +8228,7 @@
       </w:pPr>
       <w:r>
         <w:rPr/>
-        <w:t xml:space="preserve">14. Riesgos y quién responde (resumen)</w:t>
+        <w:t xml:space="preserve">18. Riesgos y quién responde (resumen)</w:t>
       </w:r>
     </w:p>
     <w:p>
@@ -8140,7 +8258,7 @@
         <w:rPr/>
         <w:t xml:space="preserve">Matriz completa y tabla de cobertura: </w:t>
       </w:r>
-      <w:hyperlink r:id="rId30">
+      <w:hyperlink r:id="rId31">
         <w:r>
           <w:rPr>
             <w:rStyle w:val="Hyperlink"/>
@@ -8152,7 +8270,7 @@
         <w:rPr/>
         <w:t xml:space="preserve"> · </w:t>
       </w:r>
-      <w:hyperlink r:id="rId31">
+      <w:hyperlink r:id="rId32">
         <w:r>
           <w:rPr>
             <w:rStyle w:val="Hyperlink"/>
@@ -8173,7 +8291,7 @@
         <w:rPr/>
         <w:t xml:space="preserve">Modelo de negocio: </w:t>
       </w:r>
-      <w:hyperlink r:id="rId32">
+      <w:hyperlink r:id="rId33">
         <w:r>
           <w:rPr>
             <w:rStyle w:val="Hyperlink"/>
@@ -8185,36 +8303,24 @@
         <w:rPr/>
         <w:t xml:space="preserve"> · Gantt y backlog: </w:t>
       </w:r>
-      <w:hyperlink r:id="rId33">
-        <w:r>
-          <w:rPr>
-            <w:rStyle w:val="Hyperlink"/>
-          </w:rPr>
-          <w:t xml:space="preserve">Memoria técnica v3.6</w:t>
-        </w:r>
-      </w:hyperlink>
-      <w:r>
-        <w:rPr/>
-        <w:t xml:space="preserve"> · Multas: </w:t>
-      </w:r>
       <w:hyperlink r:id="rId34">
         <w:r>
           <w:rPr>
             <w:rStyle w:val="Hyperlink"/>
           </w:rPr>
-          <w:t xml:space="preserve">PENALTY-AND-SUPPORT.md</w:t>
+          <w:t xml:space="preserve">Memoria técnica v4.2</w:t>
         </w:r>
       </w:hyperlink>
       <w:r>
         <w:rPr/>
-        <w:t xml:space="preserve"> · Auth/correo: </w:t>
+        <w:t xml:space="preserve"> · QA: </w:t>
       </w:r>
       <w:hyperlink r:id="rId35">
         <w:r>
           <w:rPr>
             <w:rStyle w:val="Hyperlink"/>
           </w:rPr>
-          <w:t xml:space="preserve">AUTH-AND-EMAIL-ROADMAP.md</w:t>
+          <w:t xml:space="preserve">QA-AUTOMATIZADO.md</w:t>
         </w:r>
       </w:hyperlink>
       <w:r>
@@ -8236,7 +8342,7 @@
       </w:pPr>
       <w:r>
         <w:rPr/>
-        <w:t xml:space="preserve">Fin del documento — v2.8 (25 may 2026): v0.0.98 paridad Uber; diseño Cubik Saldo 10%+5%, retención en ruta, tier $1M, checkout tipo Uber Eats; implementación pagos próxima semana.</w:t>
+        <w:t xml:space="preserve">Fin del documento — v3.0 (10 jun 2026): v0.0.125 notificaciones archivadas; QA Laboratorio /qa-lab; APK remoto; plan comercial piloto 25/50; Cubik Saldo piloto 10/5 operativo.</w:t>
       </w:r>
     </w:p>
   </w:body>
@@ -9102,6 +9208,128 @@
     </w:lvl>
   </w:abstractNum>
   <w:abstractNum w:abstractNumId="9">
+    <w:lvl w:ilvl="0">
+      <w:start w:val="1"/>
+      <w:numFmt w:val="bullet"/>
+      <w:lvlText w:val=""/>
+      <w:lvlJc w:val="left"/>
+      <w:pPr>
+        <w:tabs>
+          <w:tab w:val="num" w:pos="720"/>
+        </w:tabs>
+        <w:ind w:left="720" w:hanging="360"/>
+      </w:pPr>
+      <w:rPr>
+        <w:rFonts w:ascii="Symbol" w:hAnsi="Symbol" w:hint="default"/>
+      </w:rPr>
+    </w:lvl>
+    <w:lvl w:ilvl="1">
+      <w:start w:val="1"/>
+      <w:numFmt w:val="bullet"/>
+      <w:lvlText w:val=""/>
+      <w:lvlJc w:val="left"/>
+      <w:pPr>
+        <w:tabs>
+          <w:tab w:val="num" w:pos="1440"/>
+        </w:tabs>
+        <w:ind w:left="1440" w:hanging="360"/>
+      </w:pPr>
+      <w:rPr>
+        <w:rFonts w:ascii="Symbol" w:hAnsi="Symbol" w:hint="default"/>
+      </w:rPr>
+    </w:lvl>
+    <w:lvl w:ilvl="2">
+      <w:start w:val="1"/>
+      <w:numFmt w:val="bullet"/>
+      <w:lvlText w:val=""/>
+      <w:lvlJc w:val="left"/>
+      <w:pPr>
+        <w:tabs>
+          <w:tab w:val="num" w:pos="2160"/>
+        </w:tabs>
+        <w:ind w:left="2160" w:hanging="360"/>
+      </w:pPr>
+      <w:rPr>
+        <w:rFonts w:ascii="Symbol" w:hAnsi="Symbol" w:hint="default"/>
+      </w:rPr>
+    </w:lvl>
+    <w:lvl w:ilvl="3">
+      <w:start w:val="1"/>
+      <w:numFmt w:val="bullet"/>
+      <w:lvlText w:val=""/>
+      <w:lvlJc w:val="left"/>
+      <w:pPr>
+        <w:tabs>
+          <w:tab w:val="num" w:pos="2880"/>
+        </w:tabs>
+        <w:ind w:left="2880" w:hanging="360"/>
+      </w:pPr>
+      <w:rPr>
+        <w:rFonts w:ascii="Symbol" w:hAnsi="Symbol" w:hint="default"/>
+      </w:rPr>
+    </w:lvl>
+    <w:lvl w:ilvl="4">
+      <w:start w:val="1"/>
+      <w:numFmt w:val="bullet"/>
+      <w:lvlText w:val=""/>
+      <w:lvlJc w:val="left"/>
+      <w:pPr>
+        <w:tabs>
+          <w:tab w:val="num" w:pos="3600"/>
+        </w:tabs>
+        <w:ind w:left="3600" w:hanging="360"/>
+      </w:pPr>
+      <w:rPr>
+        <w:rFonts w:ascii="Symbol" w:hAnsi="Symbol" w:hint="default"/>
+      </w:rPr>
+    </w:lvl>
+    <w:lvl w:ilvl="5">
+      <w:start w:val="1"/>
+      <w:numFmt w:val="bullet"/>
+      <w:lvlText w:val=""/>
+      <w:lvlJc w:val="left"/>
+      <w:pPr>
+        <w:tabs>
+          <w:tab w:val="num" w:pos="4320"/>
+        </w:tabs>
+        <w:ind w:left="4320" w:hanging="360"/>
+      </w:pPr>
+      <w:rPr>
+        <w:rFonts w:ascii="Symbol" w:hAnsi="Symbol" w:hint="default"/>
+      </w:rPr>
+    </w:lvl>
+    <w:lvl w:ilvl="6">
+      <w:start w:val="1"/>
+      <w:numFmt w:val="bullet"/>
+      <w:lvlText w:val=""/>
+      <w:lvlJc w:val="left"/>
+      <w:pPr>
+        <w:tabs>
+          <w:tab w:val="num" w:pos="5040"/>
+        </w:tabs>
+        <w:ind w:left="5040" w:hanging="360"/>
+      </w:pPr>
+      <w:rPr>
+        <w:rFonts w:ascii="Symbol" w:hAnsi="Symbol" w:hint="default"/>
+      </w:rPr>
+    </w:lvl>
+    <w:lvl w:ilvl="7">
+      <w:start w:val="1"/>
+      <w:numFmt w:val="bullet"/>
+      <w:lvlText w:val=""/>
+      <w:lvlJc w:val="left"/>
+      <w:pPr>
+        <w:tabs>
+          <w:tab w:val="num" w:pos="5760"/>
+        </w:tabs>
+        <w:ind w:left="5760" w:hanging="360"/>
+      </w:pPr>
+      <w:rPr>
+        <w:rFonts w:ascii="Symbol" w:hAnsi="Symbol" w:hint="default"/>
+      </w:rPr>
+    </w:lvl>
+  </w:abstractNum>
+  <w:abstractNum w:abstractNumId="10">
     <w:lvl w:ilvl="0">
       <w:start w:val="1"/>
       <w:numFmt w:val="bullet"/>
@@ -9249,6 +9477,9 @@
   </w:num>
   <w:num w:numId="9">
     <w:abstractNumId w:val="9"/>
+  </w:num>
+  <w:num w:numId="10">
+    <w:abstractNumId w:val="10"/>
   </w:num>
 </w:numbering>
 </file>
